--- a/specs/002-patch-api/design.docx
+++ b/specs/002-patch-api/design.docx
@@ -2,7 +2,7 @@
 <file path=word/document.xml><?xml version="1.0" encoding="utf-8"?>
 <w:document xmlns:w="http://schemas.openxmlformats.org/wordprocessingml/2006/main" xmlns:m="http://schemas.openxmlformats.org/officeDocument/2006/math" xmlns:r="http://schemas.openxmlformats.org/officeDocument/2006/relationships" xmlns:o="urn:schemas-microsoft-com:office:office" xmlns:v="urn:schemas-microsoft-com:vml" xmlns:w10="urn:schemas-microsoft-com:office:word" xmlns:a="http://schemas.openxmlformats.org/drawingml/2006/main" xmlns:pic="http://schemas.openxmlformats.org/drawingml/2006/picture" xmlns:wp="http://schemas.openxmlformats.org/drawingml/2006/wordprocessingDrawing">
   <w:body>
-    <w:bookmarkStart w:id="24" w:name="portable-patch-api-design"/>
+    <w:bookmarkStart w:id="30" w:name="portable-patch-api-design"/>
     <w:p>
       <w:pPr>
         <w:pStyle w:val="Heading1"/>
@@ -160,7 +160,7 @@
         </w:tc>
       </w:tr>
     </w:tbl>
-    <w:bookmarkStart w:id="9" w:name="X2a0996b215cf614e9d115f6e6d52f107825a72b"/>
+    <w:bookmarkStart w:id="12" w:name="X2a0996b215cf614e9d115f6e6d52f107825a72b"/>
     <w:p>
       <w:pPr>
         <w:pStyle w:val="Heading2"/>
@@ -525,8 +525,81 @@
         </w:tc>
       </w:tr>
     </w:tbl>
-    <w:bookmarkEnd w:id="9"/>
-    <w:bookmarkStart w:id="10" w:name="Xcb976472555cccc627bca1aa0158f5e71e07379"/>
+    <w:p>
+      <w:pPr>
+        <w:pStyle w:val="BodyText"/>
+      </w:pPr>
+      <w:r>
+        <w:drawing>
+          <wp:inline>
+            <wp:extent cx="5334000" cy="3040380"/>
+            <wp:effectExtent b="0" l="0" r="0" t="0"/>
+            <wp:docPr descr="Portable PATCH request workflow" title="" id="10" name="Picture"/>
+            <a:graphic>
+              <a:graphicData uri="http://schemas.openxmlformats.org/drawingml/2006/picture">
+                <pic:pic>
+                  <pic:nvPicPr>
+                    <pic:cNvPr descr="images/patch-request-workflow.png" id="11" name="Picture"/>
+                    <pic:cNvPicPr>
+                      <a:picLocks noChangeArrowheads="1" noChangeAspect="1"/>
+                    </pic:cNvPicPr>
+                  </pic:nvPicPr>
+                  <pic:blipFill>
+                    <a:blip r:embed="rId9"/>
+                    <a:stretch>
+                      <a:fillRect/>
+                    </a:stretch>
+                  </pic:blipFill>
+                  <pic:spPr bwMode="auto">
+                    <a:xfrm>
+                      <a:off x="0" y="0"/>
+                      <a:ext cx="5334000" cy="3040380"/>
+                    </a:xfrm>
+                    <a:prstGeom prst="rect">
+                      <a:avLst/>
+                    </a:prstGeom>
+                    <a:noFill/>
+                    <a:ln w="9525">
+                      <a:noFill/>
+                      <a:headEnd/>
+                      <a:tailEnd/>
+                    </a:ln>
+                  </pic:spPr>
+                </pic:pic>
+              </a:graphicData>
+            </a:graphic>
+          </wp:inline>
+        </w:drawing>
+      </w:r>
+    </w:p>
+    <w:p>
+      <w:pPr>
+        <w:pStyle w:val="BodyText"/>
+      </w:pPr>
+      <w:r>
+        <w:rPr>
+          <w:i/>
+          <w:iCs/>
+        </w:rPr>
+        <w:t xml:space="preserve">Figure 1. Shared validation routes the request to one native write or rejects</w:t>
+      </w:r>
+      <w:r>
+        <w:rPr>
+          <w:i/>
+          <w:iCs/>
+        </w:rPr>
+        <w:t xml:space="preserve"> </w:t>
+      </w:r>
+      <w:r>
+        <w:rPr>
+          <w:i/>
+          <w:iCs/>
+        </w:rPr>
+        <w:t xml:space="preserve">an unsupported provider before I/O.</w:t>
+      </w:r>
+    </w:p>
+    <w:bookmarkEnd w:id="12"/>
+    <w:bookmarkStart w:id="13" w:name="Xcb976472555cccc627bca1aa0158f5e71e07379"/>
     <w:p>
       <w:pPr>
         <w:pStyle w:val="Heading2"/>
@@ -906,8 +979,8 @@
         <w:t xml:space="preserve">expiry.</w:t>
       </w:r>
     </w:p>
-    <w:bookmarkEnd w:id="10"/>
-    <w:bookmarkStart w:id="14" w:name="Xeaab99806607a97d642bde240371a0769f49f2b"/>
+    <w:bookmarkEnd w:id="13"/>
+    <w:bookmarkStart w:id="17" w:name="Xeaab99806607a97d642bde240371a0769f49f2b"/>
     <w:p>
       <w:pPr>
         <w:pStyle w:val="Heading2"/>
@@ -916,7 +989,7 @@
         <w:t xml:space="preserve">3. Cosmos DB</w:t>
       </w:r>
     </w:p>
-    <w:bookmarkStart w:id="11" w:name="request-flow"/>
+    <w:bookmarkStart w:id="14" w:name="request-flow"/>
     <w:p>
       <w:pPr>
         <w:pStyle w:val="Heading3"/>
@@ -1094,8 +1167,8 @@
         <w:t xml:space="preserve">predicate allows concurrent updates to unrelated fields.</w:t>
       </w:r>
     </w:p>
-    <w:bookmarkEnd w:id="11"/>
-    <w:bookmarkStart w:id="12" w:name="failure-classification"/>
+    <w:bookmarkEnd w:id="14"/>
+    <w:bookmarkStart w:id="15" w:name="failure-classification"/>
     <w:p>
       <w:pPr>
         <w:pStyle w:val="Heading3"/>
@@ -1285,8 +1358,8 @@
         </w:tc>
       </w:tr>
     </w:tbl>
-    <w:bookmarkEnd w:id="12"/>
-    <w:bookmarkStart w:id="13" w:name="provider-differences"/>
+    <w:bookmarkEnd w:id="15"/>
+    <w:bookmarkStart w:id="16" w:name="provider-differences"/>
     <w:p>
       <w:pPr>
         <w:pStyle w:val="Heading3"/>
@@ -1367,9 +1440,9 @@
         <w:t xml:space="preserve">rejected because its expiry cannot be preserved.</w:t>
       </w:r>
     </w:p>
-    <w:bookmarkEnd w:id="13"/>
-    <w:bookmarkEnd w:id="14"/>
-    <w:bookmarkStart w:id="18" w:name="X7d156430085ff97f949c5e680a14873a24536fe"/>
+    <w:bookmarkEnd w:id="16"/>
+    <w:bookmarkEnd w:id="17"/>
+    <w:bookmarkStart w:id="24" w:name="X7d156430085ff97f949c5e680a14873a24536fe"/>
     <w:p>
       <w:pPr>
         <w:pStyle w:val="Heading2"/>
@@ -1378,7 +1451,7 @@
         <w:t xml:space="preserve">4. DynamoDB</w:t>
       </w:r>
     </w:p>
-    <w:bookmarkStart w:id="15" w:name="request-flow-1"/>
+    <w:bookmarkStart w:id="18" w:name="request-flow-1"/>
     <w:p>
       <w:pPr>
         <w:pStyle w:val="Heading3"/>
@@ -1529,8 +1602,8 @@
         <w:t xml:space="preserve">special characters remain safe.</w:t>
       </w:r>
     </w:p>
-    <w:bookmarkEnd w:id="15"/>
-    <w:bookmarkStart w:id="16" w:name="failure-classification-1"/>
+    <w:bookmarkEnd w:id="18"/>
+    <w:bookmarkStart w:id="19" w:name="failure-classification-1"/>
     <w:p>
       <w:pPr>
         <w:pStyle w:val="Heading3"/>
@@ -1710,8 +1783,8 @@
         <w:t xml:space="preserve">is absent, the adapter uses one strongly consistent point read.</w:t>
       </w:r>
     </w:p>
-    <w:bookmarkEnd w:id="16"/>
-    <w:bookmarkStart w:id="17" w:name="provider-differences-1"/>
+    <w:bookmarkEnd w:id="19"/>
+    <w:bookmarkStart w:id="23" w:name="provider-differences-1"/>
     <w:p>
       <w:pPr>
         <w:pStyle w:val="Heading3"/>
@@ -1792,9 +1865,82 @@
         <w:t xml:space="preserve">preserved.</w:t>
       </w:r>
     </w:p>
-    <w:bookmarkEnd w:id="17"/>
-    <w:bookmarkEnd w:id="18"/>
-    <w:bookmarkStart w:id="19" w:name="Xf0edd262fb3c9fa90096829ed7a722f066d5cdd"/>
+    <w:p>
+      <w:pPr>
+        <w:pStyle w:val="FirstParagraph"/>
+      </w:pPr>
+      <w:r>
+        <w:drawing>
+          <wp:inline>
+            <wp:extent cx="5334000" cy="3547110"/>
+            <wp:effectExtent b="0" l="0" r="0" t="0"/>
+            <wp:docPr descr="Rejected PATCH classification workflow" title="" id="21" name="Picture"/>
+            <a:graphic>
+              <a:graphicData uri="http://schemas.openxmlformats.org/drawingml/2006/picture">
+                <pic:pic>
+                  <pic:nvPicPr>
+                    <pic:cNvPr descr="images/patch-rejection-workflow.png" id="22" name="Picture"/>
+                    <pic:cNvPicPr>
+                      <a:picLocks noChangeArrowheads="1" noChangeAspect="1"/>
+                    </pic:cNvPicPr>
+                  </pic:nvPicPr>
+                  <pic:blipFill>
+                    <a:blip r:embed="rId20"/>
+                    <a:stretch>
+                      <a:fillRect/>
+                    </a:stretch>
+                  </pic:blipFill>
+                  <pic:spPr bwMode="auto">
+                    <a:xfrm>
+                      <a:off x="0" y="0"/>
+                      <a:ext cx="5334000" cy="3547110"/>
+                    </a:xfrm>
+                    <a:prstGeom prst="rect">
+                      <a:avLst/>
+                    </a:prstGeom>
+                    <a:noFill/>
+                    <a:ln w="9525">
+                      <a:noFill/>
+                      <a:headEnd/>
+                      <a:tailEnd/>
+                    </a:ln>
+                  </pic:spPr>
+                </pic:pic>
+              </a:graphicData>
+            </a:graphic>
+          </wp:inline>
+        </w:drawing>
+      </w:r>
+    </w:p>
+    <w:p>
+      <w:pPr>
+        <w:pStyle w:val="BodyText"/>
+      </w:pPr>
+      <w:r>
+        <w:rPr>
+          <w:i/>
+          <w:iCs/>
+        </w:rPr>
+        <w:t xml:space="preserve">Figure 2. Cosmos and DynamoDB use different provider evidence but normalize</w:t>
+      </w:r>
+      <w:r>
+        <w:rPr>
+          <w:i/>
+          <w:iCs/>
+        </w:rPr>
+        <w:t xml:space="preserve"> </w:t>
+      </w:r>
+      <w:r>
+        <w:rPr>
+          <w:i/>
+          <w:iCs/>
+        </w:rPr>
+        <w:t xml:space="preserve">the rejection to the same portable error categories.</w:t>
+      </w:r>
+    </w:p>
+    <w:bookmarkEnd w:id="23"/>
+    <w:bookmarkEnd w:id="24"/>
+    <w:bookmarkStart w:id="25" w:name="Xf0edd262fb3c9fa90096829ed7a722f066d5cdd"/>
     <w:p>
       <w:pPr>
         <w:pStyle w:val="Heading2"/>
@@ -2081,8 +2227,8 @@
         <w:t xml:space="preserve">Applications requiring identical totals should use integral minor units.</w:t>
       </w:r>
     </w:p>
-    <w:bookmarkEnd w:id="19"/>
-    <w:bookmarkStart w:id="20" w:name="X7fa60c0b7a0a2443da1753ade75710691be70b4"/>
+    <w:bookmarkEnd w:id="25"/>
+    <w:bookmarkStart w:id="26" w:name="X7fa60c0b7a0a2443da1753ade75710691be70b4"/>
     <w:p>
       <w:pPr>
         <w:pStyle w:val="Heading2"/>
@@ -2169,8 +2315,8 @@
         <w:t xml:space="preserve">request may already have committed.</w:t>
       </w:r>
     </w:p>
-    <w:bookmarkEnd w:id="20"/>
-    <w:bookmarkStart w:id="21" w:name="X1896927e7b0964513706709279d4ccdd404dd70"/>
+    <w:bookmarkEnd w:id="26"/>
+    <w:bookmarkStart w:id="27" w:name="X1896927e7b0964513706709279d4ccdd404dd70"/>
     <w:p>
       <w:pPr>
         <w:pStyle w:val="Heading2"/>
@@ -2389,8 +2535,8 @@
         <w:t xml:space="preserve">and pricing.</w:t>
       </w:r>
     </w:p>
-    <w:bookmarkEnd w:id="21"/>
-    <w:bookmarkStart w:id="22" w:name="X0eee2407343aa6ccf244b2e08470f59cec59b7f"/>
+    <w:bookmarkEnd w:id="27"/>
+    <w:bookmarkStart w:id="28" w:name="X0eee2407343aa6ccf244b2e08470f59cec59b7f"/>
     <w:p>
       <w:pPr>
         <w:pStyle w:val="Heading2"/>
@@ -2496,8 +2642,8 @@
         <w:t xml:space="preserve">.</w:t>
       </w:r>
     </w:p>
-    <w:bookmarkEnd w:id="22"/>
-    <w:bookmarkStart w:id="23" w:name="X44053ebe33c720621d75098c1084c63186c80a6"/>
+    <w:bookmarkEnd w:id="28"/>
+    <w:bookmarkStart w:id="29" w:name="X44053ebe33c720621d75098c1084c63186c80a6"/>
     <w:p>
       <w:pPr>
         <w:pStyle w:val="Heading2"/>
@@ -2656,8 +2802,8 @@
         <w:t xml:space="preserve">multiclouddb-provider-dynamo/.../DynamoProviderClient.java</w:t>
       </w:r>
     </w:p>
-    <w:bookmarkEnd w:id="23"/>
-    <w:bookmarkEnd w:id="24"/>
+    <w:bookmarkEnd w:id="29"/>
+    <w:bookmarkEnd w:id="30"/>
     <w:sectPr>
       <w:footnotePr>
         <w:numRestart w:val="eachSect"/>

--- a/specs/002-patch-api/design.docx
+++ b/specs/002-patch-api/design.docx
@@ -2,7 +2,7 @@
 <file path=word/document.xml><?xml version="1.0" encoding="utf-8"?>
 <w:document xmlns:w="http://schemas.openxmlformats.org/wordprocessingml/2006/main" xmlns:m="http://schemas.openxmlformats.org/officeDocument/2006/math" xmlns:r="http://schemas.openxmlformats.org/officeDocument/2006/relationships" xmlns:o="urn:schemas-microsoft-com:office:office" xmlns:v="urn:schemas-microsoft-com:vml" xmlns:w10="urn:schemas-microsoft-com:office:word" xmlns:a="http://schemas.openxmlformats.org/drawingml/2006/main" xmlns:pic="http://schemas.openxmlformats.org/drawingml/2006/picture" xmlns:wp="http://schemas.openxmlformats.org/drawingml/2006/wordprocessingDrawing">
   <w:body>
-    <w:bookmarkStart w:id="30" w:name="portable-patch-api-design"/>
+    <w:bookmarkStart w:id="31" w:name="portable-patch-api-design"/>
     <w:p>
       <w:pPr>
         <w:pStyle w:val="Heading1"/>
@@ -599,7 +599,7 @@
       </w:r>
     </w:p>
     <w:bookmarkEnd w:id="12"/>
-    <w:bookmarkStart w:id="13" w:name="Xcb976472555cccc627bca1aa0158f5e71e07379"/>
+    <w:bookmarkStart w:id="14" w:name="Xcb976472555cccc627bca1aa0158f5e71e07379"/>
     <w:p>
       <w:pPr>
         <w:pStyle w:val="Heading2"/>
@@ -920,28 +920,7 @@
         </w:numPr>
       </w:pPr>
       <w:r>
-        <w:t xml:space="preserve">portable fractional deltas from</w:t>
-      </w:r>
-      <w:r>
-        <w:t xml:space="preserve"> </w:t>
-      </w:r>
-      <w:r>
-        <w:rPr>
-          <w:rStyle w:val="VerbatimChar"/>
-        </w:rPr>
-        <w:t xml:space="preserve">1E-130</w:t>
-      </w:r>
-      <w:r>
-        <w:t xml:space="preserve"> </w:t>
-      </w:r>
-      <w:r>
-        <w:t xml:space="preserve">through</w:t>
-      </w:r>
-      <w:r>
-        <w:t xml:space="preserve"> </w:t>
-      </w:r>
-      <w:r>
-        <w:t xml:space="preserve">9,007,199,254,740,991 in magnitude;</w:t>
+        <w:t xml:space="preserve">portable fractional deltas within the range described below;</w:t>
       </w:r>
     </w:p>
     <w:p>
@@ -953,17 +932,294 @@
         </w:numPr>
       </w:pPr>
       <w:r>
-        <w:t xml:space="preserve">maximum 399 KB serialized request envelope.</w:t>
-      </w:r>
-    </w:p>
-    <w:p>
-      <w:pPr>
-        <w:pStyle w:val="FirstParagraph"/>
-      </w:pPr>
+        <w:t xml:space="preserve">maximum 399 KB (408,576-byte) serialized request envelope.</w:t>
+      </w:r>
+    </w:p>
+    <w:bookmarkStart w:id="13" w:name="why-these-limits"/>
+    <w:p>
+      <w:pPr>
+        <w:pStyle w:val="Heading3"/>
+      </w:pPr>
+      <w:r>
+        <w:t xml:space="preserve">Why these limits?</w:t>
+      </w:r>
+    </w:p>
+    <w:tbl>
+      <w:tblPr>
+        <w:tblStyle w:val="Table"/>
+        <w:tblW w:type="auto" w:w="0"/>
+        <w:tblLook w:firstRow="1" w:lastRow="0" w:firstColumn="0" w:lastColumn="0" w:noHBand="0" w:noVBand="0" w:val="0020"/>
+      </w:tblPr>
+      <w:tblGrid>
+        <w:gridCol w:w="2640"/>
+        <w:gridCol w:w="2640"/>
+        <w:gridCol w:w="2640"/>
+      </w:tblGrid>
+      <w:tr>
+        <w:trPr>
+          <w:tblHeader w:val="on"/>
+        </w:trPr>
+        <w:tc>
+          <w:tcPr/>
+          <w:p>
+            <w:pPr>
+              <w:pStyle w:val="Compact"/>
+            </w:pPr>
+            <w:r>
+              <w:t xml:space="preserve">Limit</w:t>
+            </w:r>
+          </w:p>
+        </w:tc>
+        <w:tc>
+          <w:tcPr/>
+          <w:p>
+            <w:pPr>
+              <w:pStyle w:val="Compact"/>
+            </w:pPr>
+            <w:r>
+              <w:t xml:space="preserve">Readable rule</w:t>
+            </w:r>
+          </w:p>
+        </w:tc>
+        <w:tc>
+          <w:tcPr/>
+          <w:p>
+            <w:pPr>
+              <w:pStyle w:val="Compact"/>
+            </w:pPr>
+            <w:r>
+              <w:t xml:space="preserve">Reason</w:t>
+            </w:r>
+          </w:p>
+        </w:tc>
+      </w:tr>
+      <w:tr>
+        <w:tc>
+          <w:tcPr/>
+          <w:p>
+            <w:pPr>
+              <w:pStyle w:val="Compact"/>
+            </w:pPr>
+            <w:r>
+              <w:t xml:space="preserve">Fractional</w:t>
+            </w:r>
+            <w:r>
+              <w:t xml:space="preserve"> </w:t>
+            </w:r>
+            <w:r>
+              <w:rPr>
+                <w:rStyle w:val="VerbatimChar"/>
+              </w:rPr>
+              <w:t xml:space="preserve">INCREMENT</w:t>
+            </w:r>
+          </w:p>
+        </w:tc>
+        <w:tc>
+          <w:tcPr/>
+          <w:p>
+            <w:pPr>
+              <w:pStyle w:val="Compact"/>
+            </w:pPr>
+            <w:r>
+              <w:rPr>
+                <w:rStyle w:val="VerbatimChar"/>
+              </w:rPr>
+              <w:t xml:space="preserve">delta = 0</w:t>
+            </w:r>
+            <w:r>
+              <w:t xml:space="preserve">, or a non-zero magnitude from</w:t>
+            </w:r>
+            <w:r>
+              <w:t xml:space="preserve"> </w:t>
+            </w:r>
+            <w:r>
+              <w:rPr>
+                <w:rStyle w:val="VerbatimChar"/>
+              </w:rPr>
+              <w:t xml:space="preserve">1E-130</w:t>
+            </w:r>
+            <w:r>
+              <w:t xml:space="preserve"> </w:t>
+            </w:r>
+            <w:r>
+              <w:t xml:space="preserve">to about</w:t>
+            </w:r>
+            <w:r>
+              <w:t xml:space="preserve"> </w:t>
+            </w:r>
+            <w:r>
+              <w:rPr>
+                <w:rStyle w:val="VerbatimChar"/>
+              </w:rPr>
+              <w:t xml:space="preserve">9.007E15</w:t>
+            </w:r>
+          </w:p>
+        </w:tc>
+        <w:tc>
+          <w:tcPr/>
+          <w:p>
+            <w:pPr>
+              <w:pStyle w:val="Compact"/>
+            </w:pPr>
+            <w:r>
+              <w:rPr>
+                <w:rStyle w:val="VerbatimChar"/>
+              </w:rPr>
+              <w:t xml:space="preserve">1E-130</w:t>
+            </w:r>
+            <w:r>
+              <w:t xml:space="preserve"> </w:t>
+            </w:r>
+            <w:r>
+              <w:t xml:space="preserve">is DynamoDB's minimum non-zero numeric magnitude. The exact upper value is</w:t>
+            </w:r>
+            <w:r>
+              <w:t xml:space="preserve"> </w:t>
+            </w:r>
+            <w:r>
+              <w:rPr>
+                <w:rStyle w:val="VerbatimChar"/>
+              </w:rPr>
+              <w:t xml:space="preserve">2^53 - 1</w:t>
+            </w:r>
+            <w:r>
+              <w:t xml:space="preserve">, or</w:t>
+            </w:r>
+            <w:r>
+              <w:t xml:space="preserve"> </w:t>
+            </w:r>
+            <w:r>
+              <w:rPr>
+                <w:rStyle w:val="VerbatimChar"/>
+              </w:rPr>
+              <w:t xml:space="preserve">9.007199254740991E15</w:t>
+            </w:r>
+            <w:r>
+              <w:t xml:space="preserve">. It is the largest safe integer: every integer through that magnitude is exactly representable in IEEE-754 binary64. This lets Cosmos DB and DynamoDB receive the same normalized delta.</w:t>
+            </w:r>
+          </w:p>
+        </w:tc>
+      </w:tr>
+      <w:tr>
+        <w:tc>
+          <w:tcPr/>
+          <w:p>
+            <w:pPr>
+              <w:pStyle w:val="Compact"/>
+            </w:pPr>
+            <w:r>
+              <w:t xml:space="preserve">PATCH request envelope</w:t>
+            </w:r>
+          </w:p>
+        </w:tc>
+        <w:tc>
+          <w:tcPr/>
+          <w:p>
+            <w:pPr>
+              <w:pStyle w:val="Compact"/>
+            </w:pPr>
+            <w:r>
+              <w:t xml:space="preserve">At most 399 KB (</w:t>
+            </w:r>
+            <w:r>
+              <w:rPr>
+                <w:rStyle w:val="VerbatimChar"/>
+              </w:rPr>
+              <w:t xml:space="preserve">408,576</w:t>
+            </w:r>
+            <w:r>
+              <w:t xml:space="preserve"> </w:t>
+            </w:r>
+            <w:r>
+              <w:t xml:space="preserve">bytes)</w:t>
+            </w:r>
+          </w:p>
+        </w:tc>
+        <w:tc>
+          <w:tcPr/>
+          <w:p>
+            <w:pPr>
+              <w:pStyle w:val="Compact"/>
+            </w:pPr>
+            <w:r>
+              <w:t xml:space="preserve">DynamoDB's 400 KB item limit is the lowest provider limit. The SDK subtracts 1 KB for provider-injected fields and representation overhead, then reuses that portable ceiling for the serialized PATCH operation list.</w:t>
+            </w:r>
+          </w:p>
+        </w:tc>
+      </w:tr>
+    </w:tbl>
+    <w:p>
+      <w:pPr>
+        <w:pStyle w:val="BodyText"/>
+      </w:pPr>
+      <w:r>
+        <w:t xml:space="preserve">The size calculation is</w:t>
+      </w:r>
+      <w:r>
+        <w:t xml:space="preserve"> </w:t>
+      </w:r>
       <w:r>
         <w:rPr>
           <w:rStyle w:val="VerbatimChar"/>
         </w:rPr>
+        <w:t xml:space="preserve">400 * 1024 - 1 * 1024 = 408,576</w:t>
+      </w:r>
+      <w:r>
+        <w:t xml:space="preserve"> </w:t>
+      </w:r>
+      <w:r>
+        <w:t xml:space="preserve">bytes.</w:t>
+      </w:r>
+    </w:p>
+    <w:p>
+      <w:pPr>
+        <w:pStyle w:val="BodyText"/>
+      </w:pPr>
+      <w:r>
+        <w:t xml:space="preserve">For PATCH, the 399 KB check measures each operation's type, path, and optional</w:t>
+      </w:r>
+      <w:r>
+        <w:t xml:space="preserve"> </w:t>
+      </w:r>
+      <w:r>
+        <w:t xml:space="preserve">value; a</w:t>
+      </w:r>
+      <w:r>
+        <w:t xml:space="preserve"> </w:t>
+      </w:r>
+      <w:r>
+        <w:rPr>
+          <w:rStyle w:val="VerbatimChar"/>
+        </w:rPr>
+        <w:t xml:space="preserve">REMOVE</w:t>
+      </w:r>
+      <w:r>
+        <w:t xml:space="preserve"> </w:t>
+      </w:r>
+      <w:r>
+        <w:t xml:space="preserve">still contributes its type and path. It bounds the request,</w:t>
+      </w:r>
+      <w:r>
+        <w:t xml:space="preserve"> </w:t>
+      </w:r>
+      <w:r>
+        <w:t xml:space="preserve">not the resulting document. A patch can still be rejected if its post-image</w:t>
+      </w:r>
+      <w:r>
+        <w:t xml:space="preserve"> </w:t>
+      </w:r>
+      <w:r>
+        <w:t xml:space="preserve">exceeds a provider's native item limit.</w:t>
+      </w:r>
+    </w:p>
+    <w:p>
+      <w:pPr>
+        <w:pStyle w:val="BodyText"/>
+      </w:pPr>
+      <w:r>
+        <w:rPr>
+          <w:rStyle w:val="VerbatimChar"/>
+        </w:rPr>
         <w:t xml:space="preserve">OperationOptions.ttlSeconds()</w:t>
       </w:r>
       <w:r>
@@ -980,7 +1236,8 @@
       </w:r>
     </w:p>
     <w:bookmarkEnd w:id="13"/>
-    <w:bookmarkStart w:id="17" w:name="Xeaab99806607a97d642bde240371a0769f49f2b"/>
+    <w:bookmarkEnd w:id="14"/>
+    <w:bookmarkStart w:id="18" w:name="Xeaab99806607a97d642bde240371a0769f49f2b"/>
     <w:p>
       <w:pPr>
         <w:pStyle w:val="Heading2"/>
@@ -989,7 +1246,7 @@
         <w:t xml:space="preserve">3. Cosmos DB</w:t>
       </w:r>
     </w:p>
-    <w:bookmarkStart w:id="14" w:name="request-flow"/>
+    <w:bookmarkStart w:id="15" w:name="request-flow"/>
     <w:p>
       <w:pPr>
         <w:pStyle w:val="Heading3"/>
@@ -1167,8 +1424,8 @@
         <w:t xml:space="preserve">predicate allows concurrent updates to unrelated fields.</w:t>
       </w:r>
     </w:p>
-    <w:bookmarkEnd w:id="14"/>
-    <w:bookmarkStart w:id="15" w:name="failure-classification"/>
+    <w:bookmarkEnd w:id="15"/>
+    <w:bookmarkStart w:id="16" w:name="failure-classification"/>
     <w:p>
       <w:pPr>
         <w:pStyle w:val="Heading3"/>
@@ -1358,8 +1615,8 @@
         </w:tc>
       </w:tr>
     </w:tbl>
-    <w:bookmarkEnd w:id="15"/>
-    <w:bookmarkStart w:id="16" w:name="provider-differences"/>
+    <w:bookmarkEnd w:id="16"/>
+    <w:bookmarkStart w:id="17" w:name="provider-differences"/>
     <w:p>
       <w:pPr>
         <w:pStyle w:val="Heading3"/>
@@ -1440,9 +1697,9 @@
         <w:t xml:space="preserve">rejected because its expiry cannot be preserved.</w:t>
       </w:r>
     </w:p>
-    <w:bookmarkEnd w:id="16"/>
     <w:bookmarkEnd w:id="17"/>
-    <w:bookmarkStart w:id="24" w:name="X7d156430085ff97f949c5e680a14873a24536fe"/>
+    <w:bookmarkEnd w:id="18"/>
+    <w:bookmarkStart w:id="25" w:name="X7d156430085ff97f949c5e680a14873a24536fe"/>
     <w:p>
       <w:pPr>
         <w:pStyle w:val="Heading2"/>
@@ -1451,7 +1708,7 @@
         <w:t xml:space="preserve">4. DynamoDB</w:t>
       </w:r>
     </w:p>
-    <w:bookmarkStart w:id="18" w:name="request-flow-1"/>
+    <w:bookmarkStart w:id="19" w:name="request-flow-1"/>
     <w:p>
       <w:pPr>
         <w:pStyle w:val="Heading3"/>
@@ -1602,8 +1859,8 @@
         <w:t xml:space="preserve">special characters remain safe.</w:t>
       </w:r>
     </w:p>
-    <w:bookmarkEnd w:id="18"/>
-    <w:bookmarkStart w:id="19" w:name="failure-classification-1"/>
+    <w:bookmarkEnd w:id="19"/>
+    <w:bookmarkStart w:id="20" w:name="failure-classification-1"/>
     <w:p>
       <w:pPr>
         <w:pStyle w:val="Heading3"/>
@@ -1783,8 +2040,8 @@
         <w:t xml:space="preserve">is absent, the adapter uses one strongly consistent point read.</w:t>
       </w:r>
     </w:p>
-    <w:bookmarkEnd w:id="19"/>
-    <w:bookmarkStart w:id="23" w:name="provider-differences-1"/>
+    <w:bookmarkEnd w:id="20"/>
+    <w:bookmarkStart w:id="24" w:name="provider-differences-1"/>
     <w:p>
       <w:pPr>
         <w:pStyle w:val="Heading3"/>
@@ -1874,18 +2131,18 @@
           <wp:inline>
             <wp:extent cx="5334000" cy="3547110"/>
             <wp:effectExtent b="0" l="0" r="0" t="0"/>
-            <wp:docPr descr="Rejected PATCH classification workflow" title="" id="21" name="Picture"/>
+            <wp:docPr descr="Rejected PATCH classification workflow" title="" id="22" name="Picture"/>
             <a:graphic>
               <a:graphicData uri="http://schemas.openxmlformats.org/drawingml/2006/picture">
                 <pic:pic>
                   <pic:nvPicPr>
-                    <pic:cNvPr descr="images/patch-rejection-workflow.png" id="22" name="Picture"/>
+                    <pic:cNvPr descr="images/patch-rejection-workflow.png" id="23" name="Picture"/>
                     <pic:cNvPicPr>
                       <a:picLocks noChangeArrowheads="1" noChangeAspect="1"/>
                     </pic:cNvPicPr>
                   </pic:nvPicPr>
                   <pic:blipFill>
-                    <a:blip r:embed="rId20"/>
+                    <a:blip r:embed="rId21"/>
                     <a:stretch>
                       <a:fillRect/>
                     </a:stretch>
@@ -1938,9 +2195,9 @@
         <w:t xml:space="preserve">the rejection to the same portable error categories.</w:t>
       </w:r>
     </w:p>
-    <w:bookmarkEnd w:id="23"/>
     <w:bookmarkEnd w:id="24"/>
-    <w:bookmarkStart w:id="25" w:name="Xf0edd262fb3c9fa90096829ed7a722f066d5cdd"/>
+    <w:bookmarkEnd w:id="25"/>
+    <w:bookmarkStart w:id="26" w:name="Xf0edd262fb3c9fa90096829ed7a722f066d5cdd"/>
     <w:p>
       <w:pPr>
         <w:pStyle w:val="Heading2"/>
@@ -2227,8 +2484,8 @@
         <w:t xml:space="preserve">Applications requiring identical totals should use integral minor units.</w:t>
       </w:r>
     </w:p>
-    <w:bookmarkEnd w:id="25"/>
-    <w:bookmarkStart w:id="26" w:name="X7fa60c0b7a0a2443da1753ade75710691be70b4"/>
+    <w:bookmarkEnd w:id="26"/>
+    <w:bookmarkStart w:id="27" w:name="X7fa60c0b7a0a2443da1753ade75710691be70b4"/>
     <w:p>
       <w:pPr>
         <w:pStyle w:val="Heading2"/>
@@ -2315,8 +2572,8 @@
         <w:t xml:space="preserve">request may already have committed.</w:t>
       </w:r>
     </w:p>
-    <w:bookmarkEnd w:id="26"/>
-    <w:bookmarkStart w:id="27" w:name="X1896927e7b0964513706709279d4ccdd404dd70"/>
+    <w:bookmarkEnd w:id="27"/>
+    <w:bookmarkStart w:id="28" w:name="X1896927e7b0964513706709279d4ccdd404dd70"/>
     <w:p>
       <w:pPr>
         <w:pStyle w:val="Heading2"/>
@@ -2535,8 +2792,8 @@
         <w:t xml:space="preserve">and pricing.</w:t>
       </w:r>
     </w:p>
-    <w:bookmarkEnd w:id="27"/>
-    <w:bookmarkStart w:id="28" w:name="X0eee2407343aa6ccf244b2e08470f59cec59b7f"/>
+    <w:bookmarkEnd w:id="28"/>
+    <w:bookmarkStart w:id="29" w:name="X0eee2407343aa6ccf244b2e08470f59cec59b7f"/>
     <w:p>
       <w:pPr>
         <w:pStyle w:val="Heading2"/>
@@ -2642,8 +2899,8 @@
         <w:t xml:space="preserve">.</w:t>
       </w:r>
     </w:p>
-    <w:bookmarkEnd w:id="28"/>
-    <w:bookmarkStart w:id="29" w:name="X44053ebe33c720621d75098c1084c63186c80a6"/>
+    <w:bookmarkEnd w:id="29"/>
+    <w:bookmarkStart w:id="30" w:name="X44053ebe33c720621d75098c1084c63186c80a6"/>
     <w:p>
       <w:pPr>
         <w:pStyle w:val="Heading2"/>
@@ -2802,8 +3059,8 @@
         <w:t xml:space="preserve">multiclouddb-provider-dynamo/.../DynamoProviderClient.java</w:t>
       </w:r>
     </w:p>
-    <w:bookmarkEnd w:id="29"/>
     <w:bookmarkEnd w:id="30"/>
+    <w:bookmarkEnd w:id="31"/>
     <w:sectPr>
       <w:footnotePr>
         <w:numRestart w:val="eachSect"/>

--- a/specs/002-patch-api/design.docx
+++ b/specs/002-patch-api/design.docx
@@ -1874,7 +1874,7 @@
         <w:pStyle w:val="FirstParagraph"/>
       </w:pPr>
       <w:r>
-        <w:t xml:space="preserve">The request asks for</w:t>
+        <w:t xml:space="preserve">The request sets</w:t>
       </w:r>
       <w:r>
         <w:t xml:space="preserve"> </w:t>
@@ -1883,19 +1883,116 @@
         <w:rPr>
           <w:rStyle w:val="VerbatimChar"/>
         </w:rPr>
+        <w:t xml:space="preserve">ReturnValuesOnConditionCheckFailure.ALL_OLD</w:t>
+      </w:r>
+      <w:r>
+        <w:t xml:space="preserve">. When the condition rejects the</w:t>
+      </w:r>
+      <w:r>
+        <w:t xml:space="preserve"> </w:t>
+      </w:r>
+      <w:r>
+        <w:t xml:space="preserve">update, DynamoDB attaches the item as it existed immediately before the</w:t>
+      </w:r>
+      <w:r>
+        <w:t xml:space="preserve"> </w:t>
+      </w:r>
+      <w:r>
+        <w:t xml:space="preserve">attempted write to the</w:t>
+      </w:r>
+      <w:r>
+        <w:t xml:space="preserve"> </w:t>
+      </w:r>
+      <w:r>
+        <w:rPr>
+          <w:rStyle w:val="VerbatimChar"/>
+        </w:rPr>
+        <w:t xml:space="preserve">ConditionalCheckFailedException</w:t>
+      </w:r>
+      <w:r>
+        <w:t xml:space="preserve">.</w:t>
+      </w:r>
+    </w:p>
+    <w:p>
+      <w:pPr>
+        <w:pStyle w:val="BodyText"/>
+      </w:pPr>
+      <w:r>
+        <w:rPr>
+          <w:rStyle w:val="VerbatimChar"/>
+        </w:rPr>
         <w:t xml:space="preserve">ALL_OLD</w:t>
       </w:r>
       <w:r>
         <w:t xml:space="preserve"> </w:t>
       </w:r>
       <w:r>
-        <w:t xml:space="preserve">on condition failure. The returned old image</w:t>
-      </w:r>
-      <w:r>
-        <w:t xml:space="preserve"> </w:t>
-      </w:r>
-      <w:r>
-        <w:t xml:space="preserve">normally identifies the portable error:</w:t>
+        <w:t xml:space="preserve">is failure evidence, not a successful-update response or a history</w:t>
+      </w:r>
+      <w:r>
+        <w:t xml:space="preserve"> </w:t>
+      </w:r>
+      <w:r>
+        <w:t xml:space="preserve">lookup. Because the condition failed, no mutation occurred, so this image is</w:t>
+      </w:r>
+      <w:r>
+        <w:t xml:space="preserve"> </w:t>
+      </w:r>
+      <w:r>
+        <w:t xml:space="preserve">also the current unchanged item at the time of rejection. It normally avoids a</w:t>
+      </w:r>
+      <w:r>
+        <w:t xml:space="preserve"> </w:t>
+      </w:r>
+      <w:r>
+        <w:t xml:space="preserve">separate</w:t>
+      </w:r>
+      <w:r>
+        <w:t xml:space="preserve"> </w:t>
+      </w:r>
+      <w:r>
+        <w:rPr>
+          <w:rStyle w:val="VerbatimChar"/>
+        </w:rPr>
+        <w:t xml:space="preserve">GetItem</w:t>
+      </w:r>
+      <w:r>
+        <w:t xml:space="preserve">.</w:t>
+      </w:r>
+    </w:p>
+    <w:p>
+      <w:pPr>
+        <w:pStyle w:val="BodyText"/>
+      </w:pPr>
+      <w:r>
+        <w:t xml:space="preserve">This matters because one</w:t>
+      </w:r>
+      <w:r>
+        <w:t xml:space="preserve"> </w:t>
+      </w:r>
+      <w:r>
+        <w:rPr>
+          <w:rStyle w:val="VerbatimChar"/>
+        </w:rPr>
+        <w:t xml:space="preserve">ConditionExpression</w:t>
+      </w:r>
+      <w:r>
+        <w:t xml:space="preserve"> </w:t>
+      </w:r>
+      <w:r>
+        <w:t xml:space="preserve">checks several rules, while the</w:t>
+      </w:r>
+      <w:r>
+        <w:t xml:space="preserve"> </w:t>
+      </w:r>
+      <w:r>
+        <w:t xml:space="preserve">native exception only reports that the overall condition failed. The SDK</w:t>
+      </w:r>
+      <w:r>
+        <w:t xml:space="preserve"> </w:t>
+      </w:r>
+      <w:r>
+        <w:t xml:space="preserve">inspects the returned image to identify the portable error:</w:t>
       </w:r>
     </w:p>
     <w:tbl>
@@ -2022,7 +2119,7 @@
         <w:pStyle w:val="BodyText"/>
       </w:pPr>
       <w:r>
-        <w:t xml:space="preserve">If</w:t>
+        <w:t xml:space="preserve">If the service, emulator, or exception does not include the</w:t>
       </w:r>
       <w:r>
         <w:t xml:space="preserve"> </w:t>
@@ -2037,7 +2134,34 @@
         <w:t xml:space="preserve"> </w:t>
       </w:r>
       <w:r>
-        <w:t xml:space="preserve">is absent, the adapter uses one strongly consistent point read.</w:t>
+        <w:t xml:space="preserve">image,</w:t>
+      </w:r>
+      <w:r>
+        <w:t xml:space="preserve"> </w:t>
+      </w:r>
+      <w:r>
+        <w:t xml:space="preserve">the adapter uses one strongly consistent</w:t>
+      </w:r>
+      <w:r>
+        <w:t xml:space="preserve"> </w:t>
+      </w:r>
+      <w:r>
+        <w:rPr>
+          <w:rStyle w:val="VerbatimChar"/>
+        </w:rPr>
+        <w:t xml:space="preserve">GetItem</w:t>
+      </w:r>
+      <w:r>
+        <w:t xml:space="preserve"> </w:t>
+      </w:r>
+      <w:r>
+        <w:t xml:space="preserve">as a rejection-only</w:t>
+      </w:r>
+      <w:r>
+        <w:t xml:space="preserve"> </w:t>
+      </w:r>
+      <w:r>
+        <w:t xml:space="preserve">fallback. A successful PATCH never performs this read.</w:t>
       </w:r>
     </w:p>
     <w:bookmarkEnd w:id="20"/>
@@ -2192,7 +2316,50 @@
           <w:i/>
           <w:iCs/>
         </w:rPr>
-        <w:t xml:space="preserve">the rejection to the same portable error categories.</w:t>
+        <w:t xml:space="preserve">the rejection to the same portable error categories. DynamoDB's</w:t>
+      </w:r>
+      <w:r>
+        <w:rPr>
+          <w:i/>
+          <w:iCs/>
+        </w:rPr>
+        <w:t xml:space="preserve"> </w:t>
+      </w:r>
+      <w:r>
+        <w:rPr>
+          <w:rStyle w:val="VerbatimChar"/>
+          <w:i/>
+          <w:iCs/>
+        </w:rPr>
+        <w:t xml:space="preserve">ALL_OLD</w:t>
+      </w:r>
+      <w:r>
+        <w:rPr>
+          <w:i/>
+          <w:iCs/>
+        </w:rPr>
+        <w:t xml:space="preserve"> </w:t>
+      </w:r>
+      <w:r>
+        <w:rPr>
+          <w:i/>
+          <w:iCs/>
+        </w:rPr>
+        <w:t xml:space="preserve">is</w:t>
+      </w:r>
+      <w:r>
+        <w:rPr>
+          <w:i/>
+          <w:iCs/>
+        </w:rPr>
+        <w:t xml:space="preserve"> </w:t>
+      </w:r>
+      <w:r>
+        <w:rPr>
+          <w:i/>
+          <w:iCs/>
+        </w:rPr>
+        <w:t xml:space="preserve">the pre-write item attached to the failed conditional request.</w:t>
       </w:r>
     </w:p>
     <w:bookmarkEnd w:id="24"/>

--- a/specs/002-patch-api/design.docx
+++ b/specs/002-patch-api/design.docx
@@ -2,7 +2,7 @@
 <file path=word/document.xml><?xml version="1.0" encoding="utf-8"?>
 <w:document xmlns:w="http://schemas.openxmlformats.org/wordprocessingml/2006/main" xmlns:m="http://schemas.openxmlformats.org/officeDocument/2006/math" xmlns:r="http://schemas.openxmlformats.org/officeDocument/2006/relationships" xmlns:o="urn:schemas-microsoft-com:office:office" xmlns:v="urn:schemas-microsoft-com:vml" xmlns:w10="urn:schemas-microsoft-com:office:word" xmlns:a="http://schemas.openxmlformats.org/drawingml/2006/main" xmlns:pic="http://schemas.openxmlformats.org/drawingml/2006/picture" xmlns:wp="http://schemas.openxmlformats.org/drawingml/2006/wordprocessingDrawing">
   <w:body>
-    <w:bookmarkStart w:id="31" w:name="portable-patch-api-design"/>
+    <w:bookmarkStart w:id="40" w:name="portable-patch-api-design"/>
     <w:p>
       <w:pPr>
         <w:pStyle w:val="Heading1"/>
@@ -599,7 +599,7 @@
       </w:r>
     </w:p>
     <w:bookmarkEnd w:id="12"/>
-    <w:bookmarkStart w:id="14" w:name="Xcb976472555cccc627bca1aa0158f5e71e07379"/>
+    <w:bookmarkStart w:id="23" w:name="Xcb976472555cccc627bca1aa0158f5e71e07379"/>
     <w:p>
       <w:pPr>
         <w:pStyle w:val="Heading2"/>
@@ -833,22 +833,7 @@
         </w:numPr>
       </w:pPr>
       <w:r>
-        <w:t xml:space="preserve">no array indexes or</w:t>
-      </w:r>
-      <w:r>
-        <w:t xml:space="preserve"> </w:t>
-      </w:r>
-      <w:r>
-        <w:rPr>
-          <w:rStyle w:val="VerbatimChar"/>
-        </w:rPr>
-        <w:t xml:space="preserve">~</w:t>
-      </w:r>
-      <w:r>
-        <w:t xml:space="preserve"> </w:t>
-      </w:r>
-      <w:r>
-        <w:t xml:space="preserve">escapes;</w:t>
+        <w:t xml:space="preserve">no array indexes;</w:t>
       </w:r>
     </w:p>
     <w:p>
@@ -860,7 +845,22 @@
         </w:numPr>
       </w:pPr>
       <w:r>
-        <w:t xml:space="preserve">no duplicate, case-only alias, or overlapping paths;</w:t>
+        <w:t xml:space="preserve">no</w:t>
+      </w:r>
+      <w:r>
+        <w:t xml:space="preserve"> </w:t>
+      </w:r>
+      <w:r>
+        <w:rPr>
+          <w:rStyle w:val="VerbatimChar"/>
+        </w:rPr>
+        <w:t xml:space="preserve">~</w:t>
+      </w:r>
+      <w:r>
+        <w:t xml:space="preserve"> </w:t>
+      </w:r>
+      <w:r>
+        <w:t xml:space="preserve">escapes;</w:t>
       </w:r>
     </w:p>
     <w:p>
@@ -872,31 +872,7 @@
         </w:numPr>
       </w:pPr>
       <w:r>
-        <w:t xml:space="preserve">no key, TTL,</w:t>
-      </w:r>
-      <w:r>
-        <w:t xml:space="preserve"> </w:t>
-      </w:r>
-      <w:r>
-        <w:rPr>
-          <w:rStyle w:val="VerbatimChar"/>
-        </w:rPr>
-        <w:t xml:space="preserve">data</w:t>
-      </w:r>
-      <w:r>
-        <w:t xml:space="preserve">, or</w:t>
-      </w:r>
-      <w:r>
-        <w:t xml:space="preserve"> </w:t>
-      </w:r>
-      <w:r>
-        <w:rPr>
-          <w:rStyle w:val="VerbatimChar"/>
-        </w:rPr>
-        <w:t xml:space="preserve">_</w:t>
-      </w:r>
-      <w:r>
-        <w:t xml:space="preserve">-prefixed fields;</w:t>
+        <w:t xml:space="preserve">no duplicate, case-only alias, or overlapping paths;</w:t>
       </w:r>
     </w:p>
     <w:p>
@@ -908,7 +884,31 @@
         </w:numPr>
       </w:pPr>
       <w:r>
-        <w:t xml:space="preserve">signed 64-bit integral deltas and results;</w:t>
+        <w:t xml:space="preserve">no key, TTL,</w:t>
+      </w:r>
+      <w:r>
+        <w:t xml:space="preserve"> </w:t>
+      </w:r>
+      <w:r>
+        <w:rPr>
+          <w:rStyle w:val="VerbatimChar"/>
+        </w:rPr>
+        <w:t xml:space="preserve">data</w:t>
+      </w:r>
+      <w:r>
+        <w:t xml:space="preserve">, or</w:t>
+      </w:r>
+      <w:r>
+        <w:t xml:space="preserve"> </w:t>
+      </w:r>
+      <w:r>
+        <w:rPr>
+          <w:rStyle w:val="VerbatimChar"/>
+        </w:rPr>
+        <w:t xml:space="preserve">_</w:t>
+      </w:r>
+      <w:r>
+        <w:t xml:space="preserve">-prefixed fields;</w:t>
       </w:r>
     </w:p>
     <w:p>
@@ -920,7 +920,7 @@
         </w:numPr>
       </w:pPr>
       <w:r>
-        <w:t xml:space="preserve">portable fractional deltas within the range described below;</w:t>
+        <w:t xml:space="preserve">signed 64-bit integral values, deltas, and results;</w:t>
       </w:r>
     </w:p>
     <w:p>
@@ -932,16 +932,149 @@
         </w:numPr>
       </w:pPr>
       <w:r>
-        <w:t xml:space="preserve">maximum 399 KB (408,576-byte) serialized request envelope.</w:t>
-      </w:r>
-    </w:p>
-    <w:bookmarkStart w:id="13" w:name="why-these-limits"/>
+        <w:t xml:space="preserve">portable fractional values within the range described below;</w:t>
+      </w:r>
+    </w:p>
+    <w:p>
+      <w:pPr>
+        <w:pStyle w:val="Compact"/>
+        <w:numPr>
+          <w:ilvl w:val="0"/>
+          <w:numId w:val="1001"/>
+        </w:numPr>
+      </w:pPr>
+      <w:r>
+        <w:t xml:space="preserve">maximum 399 KB (408,576-byte) serialized request envelope;</w:t>
+      </w:r>
+    </w:p>
+    <w:p>
+      <w:pPr>
+        <w:pStyle w:val="Compact"/>
+        <w:numPr>
+          <w:ilvl w:val="0"/>
+          <w:numId w:val="1001"/>
+        </w:numPr>
+      </w:pPr>
+      <w:r>
+        <w:t xml:space="preserve">whole-number</w:t>
+      </w:r>
+      <w:r>
+        <w:t xml:space="preserve"> </w:t>
+      </w:r>
+      <w:r>
+        <w:rPr>
+          <w:rStyle w:val="VerbatimChar"/>
+        </w:rPr>
+        <w:t xml:space="preserve">INCREMENT</w:t>
+      </w:r>
+      <w:r>
+        <w:t xml:space="preserve"> </w:t>
+      </w:r>
+      <w:r>
+        <w:t xml:space="preserve">deltas only;</w:t>
+      </w:r>
+    </w:p>
+    <w:p>
+      <w:pPr>
+        <w:pStyle w:val="Compact"/>
+        <w:numPr>
+          <w:ilvl w:val="0"/>
+          <w:numId w:val="1001"/>
+        </w:numPr>
+      </w:pPr>
+      <w:r>
+        <w:t xml:space="preserve">no patch on a document carrying an SDK-managed expiry.</w:t>
+      </w:r>
+    </w:p>
+    <w:p>
+      <w:pPr>
+        <w:pStyle w:val="FirstParagraph"/>
+      </w:pPr>
+      <w:r>
+        <w:t xml:space="preserve">Rules 7 and 8 apply to the value written by</w:t>
+      </w:r>
+      <w:r>
+        <w:t xml:space="preserve"> </w:t>
+      </w:r>
+      <w:r>
+        <w:rPr>
+          <w:rStyle w:val="VerbatimChar"/>
+        </w:rPr>
+        <w:t xml:space="preserve">SET</w:t>
+      </w:r>
+      <w:r>
+        <w:t xml:space="preserve"> </w:t>
+      </w:r>
+      <w:r>
+        <w:t xml:space="preserve">and</w:t>
+      </w:r>
+      <w:r>
+        <w:t xml:space="preserve"> </w:t>
+      </w:r>
+      <w:r>
+        <w:rPr>
+          <w:rStyle w:val="VerbatimChar"/>
+        </w:rPr>
+        <w:t xml:space="preserve">REPLACE</w:t>
+      </w:r>
+      <w:r>
+        <w:t xml:space="preserve">, including</w:t>
+      </w:r>
+      <w:r>
+        <w:t xml:space="preserve"> </w:t>
+      </w:r>
+      <w:r>
+        <w:t xml:space="preserve">numbers nested inside an object or array operand. Rule 7 also bounds an</w:t>
+      </w:r>
+      <w:r>
+        <w:t xml:space="preserve"> </w:t>
+      </w:r>
+      <w:r>
+        <w:rPr>
+          <w:rStyle w:val="VerbatimChar"/>
+        </w:rPr>
+        <w:t xml:space="preserve">INCREMENT</w:t>
+      </w:r>
+      <w:r>
+        <w:t xml:space="preserve"> </w:t>
+      </w:r>
+      <w:r>
+        <w:t xml:space="preserve">delta and its result; rule 10 restricts that delta further.</w:t>
+      </w:r>
+    </w:p>
+    <w:bookmarkStart w:id="22" w:name="why-these-limits"/>
     <w:p>
       <w:pPr>
         <w:pStyle w:val="Heading3"/>
       </w:pPr>
       <w:r>
         <w:t xml:space="preserve">Why these limits?</w:t>
+      </w:r>
+    </w:p>
+    <w:p>
+      <w:pPr>
+        <w:pStyle w:val="FirstParagraph"/>
+      </w:pPr>
+      <w:r>
+        <w:t xml:space="preserve">Every rule exists to stop one portable call from behaving differently on</w:t>
+      </w:r>
+      <w:r>
+        <w:t xml:space="preserve"> </w:t>
+      </w:r>
+      <w:r>
+        <w:t xml:space="preserve">different providers. Most of them trace back to a handful of documented</w:t>
+      </w:r>
+      <w:r>
+        <w:t xml:space="preserve"> </w:t>
+      </w:r>
+      <w:r>
+        <w:t xml:space="preserve">provider facts, listed here so the rules below can refer to them without</w:t>
+      </w:r>
+      <w:r>
+        <w:t xml:space="preserve"> </w:t>
+      </w:r>
+      <w:r>
+        <w:t xml:space="preserve">assuming prior Cosmos DB or DynamoDB knowledge.</w:t>
       </w:r>
     </w:p>
     <w:tbl>
@@ -966,29 +1099,29 @@
               <w:pStyle w:val="Compact"/>
             </w:pPr>
             <w:r>
-              <w:t xml:space="preserve">Limit</w:t>
-            </w:r>
-          </w:p>
-        </w:tc>
-        <w:tc>
-          <w:tcPr/>
-          <w:p>
-            <w:pPr>
-              <w:pStyle w:val="Compact"/>
-            </w:pPr>
-            <w:r>
-              <w:t xml:space="preserve">Readable rule</w:t>
-            </w:r>
-          </w:p>
-        </w:tc>
-        <w:tc>
-          <w:tcPr/>
-          <w:p>
-            <w:pPr>
-              <w:pStyle w:val="Compact"/>
-            </w:pPr>
-            <w:r>
-              <w:t xml:space="preserve">Reason</w:t>
+              <w:t xml:space="preserve">Fact</w:t>
+            </w:r>
+          </w:p>
+        </w:tc>
+        <w:tc>
+          <w:tcPr/>
+          <w:p>
+            <w:pPr>
+              <w:pStyle w:val="Compact"/>
+            </w:pPr>
+            <w:r>
+              <w:t xml:space="preserve">What the provider does</w:t>
+            </w:r>
+          </w:p>
+        </w:tc>
+        <w:tc>
+          <w:tcPr/>
+          <w:p>
+            <w:pPr>
+              <w:pStyle w:val="Compact"/>
+            </w:pPr>
+            <w:r>
+              <w:t xml:space="preserve">Source</w:t>
             </w:r>
           </w:p>
         </w:tc>
@@ -1001,102 +1134,52 @@
               <w:pStyle w:val="Compact"/>
             </w:pPr>
             <w:r>
-              <w:t xml:space="preserve">Fractional</w:t>
-            </w:r>
-            <w:r>
-              <w:t xml:space="preserve"> </w:t>
-            </w:r>
-            <w:r>
-              <w:rPr>
-                <w:rStyle w:val="VerbatimChar"/>
-              </w:rPr>
-              <w:t xml:space="preserve">INCREMENT</w:t>
-            </w:r>
-          </w:p>
-        </w:tc>
-        <w:tc>
-          <w:tcPr/>
-          <w:p>
-            <w:pPr>
-              <w:pStyle w:val="Compact"/>
-            </w:pPr>
-            <w:r>
-              <w:rPr>
-                <w:rStyle w:val="VerbatimChar"/>
-              </w:rPr>
-              <w:t xml:space="preserve">delta = 0</w:t>
-            </w:r>
-            <w:r>
-              <w:t xml:space="preserve">, or a non-zero magnitude from</w:t>
-            </w:r>
-            <w:r>
-              <w:t xml:space="preserve"> </w:t>
-            </w:r>
-            <w:r>
-              <w:rPr>
-                <w:rStyle w:val="VerbatimChar"/>
-              </w:rPr>
-              <w:t xml:space="preserve">1E-130</w:t>
-            </w:r>
-            <w:r>
-              <w:t xml:space="preserve"> </w:t>
-            </w:r>
-            <w:r>
-              <w:t xml:space="preserve">to about</w:t>
-            </w:r>
-            <w:r>
-              <w:t xml:space="preserve"> </w:t>
-            </w:r>
-            <w:r>
-              <w:rPr>
-                <w:rStyle w:val="VerbatimChar"/>
-              </w:rPr>
-              <w:t xml:space="preserve">9.007E15</w:t>
-            </w:r>
-          </w:p>
-        </w:tc>
-        <w:tc>
-          <w:tcPr/>
-          <w:p>
-            <w:pPr>
-              <w:pStyle w:val="Compact"/>
-            </w:pPr>
-            <w:r>
-              <w:rPr>
-                <w:rStyle w:val="VerbatimChar"/>
-              </w:rPr>
-              <w:t xml:space="preserve">1E-130</w:t>
-            </w:r>
-            <w:r>
-              <w:t xml:space="preserve"> </w:t>
-            </w:r>
-            <w:r>
-              <w:t xml:space="preserve">is DynamoDB's minimum non-zero numeric magnitude. The exact upper value is</w:t>
-            </w:r>
-            <w:r>
-              <w:t xml:space="preserve"> </w:t>
-            </w:r>
-            <w:r>
-              <w:rPr>
-                <w:rStyle w:val="VerbatimChar"/>
-              </w:rPr>
-              <w:t xml:space="preserve">2^53 - 1</w:t>
-            </w:r>
-            <w:r>
-              <w:t xml:space="preserve">, or</w:t>
-            </w:r>
-            <w:r>
-              <w:t xml:space="preserve"> </w:t>
-            </w:r>
-            <w:r>
-              <w:rPr>
-                <w:rStyle w:val="VerbatimChar"/>
-              </w:rPr>
-              <w:t xml:space="preserve">9.007199254740991E15</w:t>
-            </w:r>
-            <w:r>
-              <w:t xml:space="preserve">. It is the largest safe integer: every integer through that magnitude is exactly representable in IEEE-754 binary64. This lets Cosmos DB and DynamoDB receive the same normalized delta.</w:t>
-            </w:r>
+              <w:rPr>
+                <w:b/>
+                <w:bCs/>
+              </w:rPr>
+              <w:t xml:space="preserve">F1</w:t>
+            </w:r>
+          </w:p>
+        </w:tc>
+        <w:tc>
+          <w:tcPr/>
+          <w:p>
+            <w:pPr>
+              <w:pStyle w:val="Compact"/>
+            </w:pPr>
+            <w:r>
+              <w:t xml:space="preserve">Cosmos DB caps a single-document patch at</w:t>
+            </w:r>
+            <w:r>
+              <w:t xml:space="preserve"> </w:t>
+            </w:r>
+            <w:r>
+              <w:rPr>
+                <w:b/>
+                <w:bCs/>
+              </w:rPr>
+              <w:t xml:space="preserve">10 operations</w:t>
+            </w:r>
+            <w:r>
+              <w:t xml:space="preserve">. DynamoDB has no operation-count cap.</w:t>
+            </w:r>
+          </w:p>
+        </w:tc>
+        <w:tc>
+          <w:tcPr/>
+          <w:p>
+            <w:pPr>
+              <w:pStyle w:val="Compact"/>
+            </w:pPr>
+            <w:hyperlink r:id="rId13">
+              <w:r>
+                <w:rPr>
+                  <w:rStyle w:val="Hyperlink"/>
+                </w:rPr>
+                <w:t xml:space="preserve">Partial document update</w:t>
+              </w:r>
+            </w:hyperlink>
           </w:p>
         </w:tc>
       </w:tr>
@@ -1108,42 +1191,615 @@
               <w:pStyle w:val="Compact"/>
             </w:pPr>
             <w:r>
-              <w:t xml:space="preserve">PATCH request envelope</w:t>
-            </w:r>
-          </w:p>
-        </w:tc>
-        <w:tc>
-          <w:tcPr/>
-          <w:p>
-            <w:pPr>
-              <w:pStyle w:val="Compact"/>
-            </w:pPr>
-            <w:r>
-              <w:t xml:space="preserve">At most 399 KB (</w:t>
-            </w:r>
-            <w:r>
-              <w:rPr>
-                <w:rStyle w:val="VerbatimChar"/>
-              </w:rPr>
-              <w:t xml:space="preserve">408,576</w:t>
-            </w:r>
-            <w:r>
-              <w:t xml:space="preserve"> </w:t>
-            </w:r>
-            <w:r>
-              <w:t xml:space="preserve">bytes)</w:t>
-            </w:r>
-          </w:p>
-        </w:tc>
-        <w:tc>
-          <w:tcPr/>
-          <w:p>
-            <w:pPr>
-              <w:pStyle w:val="Compact"/>
-            </w:pPr>
-            <w:r>
-              <w:t xml:space="preserve">DynamoDB's 400 KB item limit is the lowest provider limit. The SDK subtracts 1 KB for provider-injected fields and representation overhead, then reuses that portable ceiling for the serialized PATCH operation list.</w:t>
-            </w:r>
+              <w:rPr>
+                <w:b/>
+                <w:bCs/>
+              </w:rPr>
+              <w:t xml:space="preserve">F2</w:t>
+            </w:r>
+          </w:p>
+        </w:tc>
+        <w:tc>
+          <w:tcPr/>
+          <w:p>
+            <w:pPr>
+              <w:pStyle w:val="Compact"/>
+            </w:pPr>
+            <w:r>
+              <w:t xml:space="preserve">Cosmos DB stores documents as plain</w:t>
+            </w:r>
+            <w:r>
+              <w:t xml:space="preserve"> </w:t>
+            </w:r>
+            <w:r>
+              <w:rPr>
+                <w:b/>
+                <w:bCs/>
+              </w:rPr>
+              <w:t xml:space="preserve">JSON</w:t>
+            </w:r>
+            <w:r>
+              <w:t xml:space="preserve">, so every number is an IEEE-754 binary64</w:t>
+            </w:r>
+            <w:r>
+              <w:t xml:space="preserve"> </w:t>
+            </w:r>
+            <w:r>
+              <w:rPr>
+                <w:rStyle w:val="VerbatimChar"/>
+              </w:rPr>
+              <w:t xml:space="preserve">double</w:t>
+            </w:r>
+            <w:r>
+              <w:t xml:space="preserve">. Whole numbers are exact only up to</w:t>
+            </w:r>
+            <w:r>
+              <w:t xml:space="preserve"> </w:t>
+            </w:r>
+            <w:r>
+              <w:rPr>
+                <w:rStyle w:val="VerbatimChar"/>
+              </w:rPr>
+              <w:t xml:space="preserve">2^53 - 1</w:t>
+            </w:r>
+            <w:r>
+              <w:t xml:space="preserve">; beyond that a value is rounded to the nearest representable</w:t>
+            </w:r>
+            <w:r>
+              <w:t xml:space="preserve"> </w:t>
+            </w:r>
+            <w:r>
+              <w:rPr>
+                <w:rStyle w:val="VerbatimChar"/>
+              </w:rPr>
+              <w:t xml:space="preserve">double</w:t>
+            </w:r>
+            <w:r>
+              <w:t xml:space="preserve">.</w:t>
+            </w:r>
+          </w:p>
+        </w:tc>
+        <w:tc>
+          <w:tcPr/>
+          <w:p>
+            <w:pPr>
+              <w:pStyle w:val="Compact"/>
+            </w:pPr>
+            <w:hyperlink r:id="rId14">
+              <w:r>
+                <w:rPr>
+                  <w:rStyle w:val="Hyperlink"/>
+                </w:rPr>
+                <w:t xml:space="preserve">Resource model</w:t>
+              </w:r>
+            </w:hyperlink>
+          </w:p>
+        </w:tc>
+      </w:tr>
+      <w:tr>
+        <w:tc>
+          <w:tcPr/>
+          <w:p>
+            <w:pPr>
+              <w:pStyle w:val="Compact"/>
+            </w:pPr>
+            <w:r>
+              <w:rPr>
+                <w:b/>
+                <w:bCs/>
+              </w:rPr>
+              <w:t xml:space="preserve">F3</w:t>
+            </w:r>
+          </w:p>
+        </w:tc>
+        <w:tc>
+          <w:tcPr/>
+          <w:p>
+            <w:pPr>
+              <w:pStyle w:val="Compact"/>
+            </w:pPr>
+            <w:r>
+              <w:t xml:space="preserve">DynamoDB stores numbers as</w:t>
+            </w:r>
+            <w:r>
+              <w:t xml:space="preserve"> </w:t>
+            </w:r>
+            <w:r>
+              <w:rPr>
+                <w:b/>
+                <w:bCs/>
+              </w:rPr>
+              <w:t xml:space="preserve">exact decimals</w:t>
+            </w:r>
+            <w:r>
+              <w:t xml:space="preserve"> </w:t>
+            </w:r>
+            <w:r>
+              <w:t xml:space="preserve">with up to 38 digits of precision, and cannot represent a non-zero magnitude outside</w:t>
+            </w:r>
+            <w:r>
+              <w:t xml:space="preserve"> </w:t>
+            </w:r>
+            <w:r>
+              <w:rPr>
+                <w:rStyle w:val="VerbatimChar"/>
+              </w:rPr>
+              <w:t xml:space="preserve">1E-130</w:t>
+            </w:r>
+            <w:r>
+              <w:t xml:space="preserve"> </w:t>
+            </w:r>
+            <w:r>
+              <w:t xml:space="preserve">to</w:t>
+            </w:r>
+            <w:r>
+              <w:t xml:space="preserve"> </w:t>
+            </w:r>
+            <w:r>
+              <w:rPr>
+                <w:rStyle w:val="VerbatimChar"/>
+              </w:rPr>
+              <w:t xml:space="preserve">9.9999999999999999999999999999999999999E+125</w:t>
+            </w:r>
+            <w:r>
+              <w:t xml:space="preserve">.</w:t>
+            </w:r>
+          </w:p>
+        </w:tc>
+        <w:tc>
+          <w:tcPr/>
+          <w:p>
+            <w:pPr>
+              <w:pStyle w:val="Compact"/>
+            </w:pPr>
+            <w:hyperlink r:id="rId15">
+              <w:r>
+                <w:rPr>
+                  <w:rStyle w:val="Hyperlink"/>
+                </w:rPr>
+                <w:t xml:space="preserve">Data types</w:t>
+              </w:r>
+            </w:hyperlink>
+          </w:p>
+        </w:tc>
+      </w:tr>
+      <w:tr>
+        <w:tc>
+          <w:tcPr/>
+          <w:p>
+            <w:pPr>
+              <w:pStyle w:val="Compact"/>
+            </w:pPr>
+            <w:r>
+              <w:rPr>
+                <w:b/>
+                <w:bCs/>
+              </w:rPr>
+              <w:t xml:space="preserve">F4</w:t>
+            </w:r>
+          </w:p>
+        </w:tc>
+        <w:tc>
+          <w:tcPr/>
+          <w:p>
+            <w:pPr>
+              <w:pStyle w:val="Compact"/>
+            </w:pPr>
+            <w:r>
+              <w:t xml:space="preserve">A DynamoDB item may not exceed</w:t>
+            </w:r>
+            <w:r>
+              <w:t xml:space="preserve"> </w:t>
+            </w:r>
+            <w:r>
+              <w:rPr>
+                <w:b/>
+                <w:bCs/>
+              </w:rPr>
+              <w:t xml:space="preserve">400 KB</w:t>
+            </w:r>
+            <w:r>
+              <w:t xml:space="preserve">.</w:t>
+            </w:r>
+          </w:p>
+        </w:tc>
+        <w:tc>
+          <w:tcPr/>
+          <w:p>
+            <w:pPr>
+              <w:pStyle w:val="Compact"/>
+            </w:pPr>
+            <w:hyperlink r:id="rId15">
+              <w:r>
+                <w:rPr>
+                  <w:rStyle w:val="Hyperlink"/>
+                </w:rPr>
+                <w:t xml:space="preserve">Data types</w:t>
+              </w:r>
+            </w:hyperlink>
+          </w:p>
+        </w:tc>
+      </w:tr>
+      <w:tr>
+        <w:tc>
+          <w:tcPr/>
+          <w:p>
+            <w:pPr>
+              <w:pStyle w:val="Compact"/>
+            </w:pPr>
+            <w:r>
+              <w:rPr>
+                <w:b/>
+                <w:bCs/>
+              </w:rPr>
+              <w:t xml:space="preserve">F5</w:t>
+            </w:r>
+          </w:p>
+        </w:tc>
+        <w:tc>
+          <w:tcPr/>
+          <w:p>
+            <w:pPr>
+              <w:pStyle w:val="Compact"/>
+            </w:pPr>
+            <w:r>
+              <w:t xml:space="preserve">Cosmos DB owns property names beginning with</w:t>
+            </w:r>
+            <w:r>
+              <w:t xml:space="preserve"> </w:t>
+            </w:r>
+            <w:r>
+              <w:rPr>
+                <w:rStyle w:val="VerbatimChar"/>
+              </w:rPr>
+              <w:t xml:space="preserve">_</w:t>
+            </w:r>
+            <w:r>
+              <w:t xml:space="preserve"> </w:t>
+            </w:r>
+            <w:r>
+              <w:t xml:space="preserve">(</w:t>
+            </w:r>
+            <w:r>
+              <w:rPr>
+                <w:rStyle w:val="VerbatimChar"/>
+              </w:rPr>
+              <w:t xml:space="preserve">_rid</w:t>
+            </w:r>
+            <w:r>
+              <w:t xml:space="preserve">,</w:t>
+            </w:r>
+            <w:r>
+              <w:t xml:space="preserve"> </w:t>
+            </w:r>
+            <w:r>
+              <w:rPr>
+                <w:rStyle w:val="VerbatimChar"/>
+              </w:rPr>
+              <w:t xml:space="preserve">_etag</w:t>
+            </w:r>
+            <w:r>
+              <w:t xml:space="preserve">,</w:t>
+            </w:r>
+            <w:r>
+              <w:t xml:space="preserve"> </w:t>
+            </w:r>
+            <w:r>
+              <w:rPr>
+                <w:rStyle w:val="VerbatimChar"/>
+              </w:rPr>
+              <w:t xml:space="preserve">_ts</w:t>
+            </w:r>
+            <w:r>
+              <w:t xml:space="preserve">,</w:t>
+            </w:r>
+            <w:r>
+              <w:t xml:space="preserve"> </w:t>
+            </w:r>
+            <w:r>
+              <w:rPr>
+                <w:rStyle w:val="VerbatimChar"/>
+              </w:rPr>
+              <w:t xml:space="preserve">_self</w:t>
+            </w:r>
+            <w:r>
+              <w:t xml:space="preserve">); the service generates them.</w:t>
+            </w:r>
+          </w:p>
+        </w:tc>
+        <w:tc>
+          <w:tcPr/>
+          <w:p>
+            <w:pPr>
+              <w:pStyle w:val="Compact"/>
+            </w:pPr>
+            <w:hyperlink r:id="rId14">
+              <w:r>
+                <w:rPr>
+                  <w:rStyle w:val="Hyperlink"/>
+                </w:rPr>
+                <w:t xml:space="preserve">Resource model</w:t>
+              </w:r>
+            </w:hyperlink>
+          </w:p>
+        </w:tc>
+      </w:tr>
+      <w:tr>
+        <w:tc>
+          <w:tcPr/>
+          <w:p>
+            <w:pPr>
+              <w:pStyle w:val="Compact"/>
+            </w:pPr>
+            <w:r>
+              <w:rPr>
+                <w:b/>
+                <w:bCs/>
+              </w:rPr>
+              <w:t xml:space="preserve">F6</w:t>
+            </w:r>
+          </w:p>
+        </w:tc>
+        <w:tc>
+          <w:tcPr/>
+          <w:p>
+            <w:pPr>
+              <w:pStyle w:val="Compact"/>
+            </w:pPr>
+            <w:r>
+              <w:t xml:space="preserve">JSON Pointer requires decoding</w:t>
+            </w:r>
+            <w:r>
+              <w:t xml:space="preserve"> </w:t>
+            </w:r>
+            <w:r>
+              <w:rPr>
+                <w:rStyle w:val="VerbatimChar"/>
+              </w:rPr>
+              <w:t xml:space="preserve">~1</w:t>
+            </w:r>
+            <w:r>
+              <w:t xml:space="preserve"> </w:t>
+            </w:r>
+            <w:r>
+              <w:t xml:space="preserve">to</w:t>
+            </w:r>
+            <w:r>
+              <w:t xml:space="preserve"> </w:t>
+            </w:r>
+            <w:r>
+              <w:rPr>
+                <w:rStyle w:val="VerbatimChar"/>
+              </w:rPr>
+              <w:t xml:space="preserve">/</w:t>
+            </w:r>
+            <w:r>
+              <w:t xml:space="preserve"> </w:t>
+            </w:r>
+            <w:r>
+              <w:rPr>
+                <w:b/>
+                <w:bCs/>
+              </w:rPr>
+              <w:t xml:space="preserve">before</w:t>
+            </w:r>
+            <w:r>
+              <w:t xml:space="preserve"> </w:t>
+            </w:r>
+            <w:r>
+              <w:rPr>
+                <w:rStyle w:val="VerbatimChar"/>
+              </w:rPr>
+              <w:t xml:space="preserve">~0</w:t>
+            </w:r>
+            <w:r>
+              <w:t xml:space="preserve"> </w:t>
+            </w:r>
+            <w:r>
+              <w:t xml:space="preserve">to</w:t>
+            </w:r>
+            <w:r>
+              <w:t xml:space="preserve"> </w:t>
+            </w:r>
+            <w:r>
+              <w:rPr>
+                <w:rStyle w:val="VerbatimChar"/>
+              </w:rPr>
+              <w:t xml:space="preserve">~</w:t>
+            </w:r>
+            <w:r>
+              <w:t xml:space="preserve">. The spec calls the other order incorrect, and native path dialects do not all follow it.</w:t>
+            </w:r>
+          </w:p>
+        </w:tc>
+        <w:tc>
+          <w:tcPr/>
+          <w:p>
+            <w:pPr>
+              <w:pStyle w:val="Compact"/>
+            </w:pPr>
+            <w:hyperlink r:id="rId16">
+              <w:r>
+                <w:rPr>
+                  <w:rStyle w:val="Hyperlink"/>
+                </w:rPr>
+                <w:t xml:space="preserve">RFC 6901 §4</w:t>
+              </w:r>
+            </w:hyperlink>
+          </w:p>
+        </w:tc>
+      </w:tr>
+      <w:tr>
+        <w:tc>
+          <w:tcPr/>
+          <w:p>
+            <w:pPr>
+              <w:pStyle w:val="Compact"/>
+            </w:pPr>
+            <w:r>
+              <w:rPr>
+                <w:b/>
+                <w:bCs/>
+              </w:rPr>
+              <w:t xml:space="preserve">F7</w:t>
+            </w:r>
+          </w:p>
+        </w:tc>
+        <w:tc>
+          <w:tcPr/>
+          <w:p>
+            <w:pPr>
+              <w:pStyle w:val="Compact"/>
+            </w:pPr>
+            <w:r>
+              <w:t xml:space="preserve">Cosmos DB's item</w:t>
+            </w:r>
+            <w:r>
+              <w:t xml:space="preserve"> </w:t>
+            </w:r>
+            <w:r>
+              <w:rPr>
+                <w:rStyle w:val="VerbatimChar"/>
+              </w:rPr>
+              <w:t xml:space="preserve">ttl</w:t>
+            </w:r>
+            <w:r>
+              <w:t xml:space="preserve"> </w:t>
+            </w:r>
+            <w:r>
+              <w:t xml:space="preserve">is a</w:t>
+            </w:r>
+            <w:r>
+              <w:t xml:space="preserve"> </w:t>
+            </w:r>
+            <w:r>
+              <w:rPr>
+                <w:b/>
+                <w:bCs/>
+              </w:rPr>
+              <w:t xml:space="preserve">relative</w:t>
+            </w:r>
+            <w:r>
+              <w:t xml:space="preserve"> </w:t>
+            </w:r>
+            <w:r>
+              <w:t xml:space="preserve">countdown measured from</w:t>
+            </w:r>
+            <w:r>
+              <w:t xml:space="preserve"> </w:t>
+            </w:r>
+            <w:r>
+              <w:rPr>
+                <w:rStyle w:val="VerbatimChar"/>
+              </w:rPr>
+              <w:t xml:space="preserve">_ts</w:t>
+            </w:r>
+            <w:r>
+              <w:t xml:space="preserve">, the timestamp of the item's last write. A native patch advances</w:t>
+            </w:r>
+            <w:r>
+              <w:t xml:space="preserve"> </w:t>
+            </w:r>
+            <w:r>
+              <w:rPr>
+                <w:rStyle w:val="VerbatimChar"/>
+              </w:rPr>
+              <w:t xml:space="preserve">_ts</w:t>
+            </w:r>
+            <w:r>
+              <w:t xml:space="preserve">, which restarts the countdown.</w:t>
+            </w:r>
+          </w:p>
+        </w:tc>
+        <w:tc>
+          <w:tcPr/>
+          <w:p>
+            <w:pPr>
+              <w:pStyle w:val="Compact"/>
+            </w:pPr>
+            <w:hyperlink r:id="rId17">
+              <w:r>
+                <w:rPr>
+                  <w:rStyle w:val="Hyperlink"/>
+                </w:rPr>
+                <w:t xml:space="preserve">Time to Live</w:t>
+              </w:r>
+            </w:hyperlink>
+          </w:p>
+        </w:tc>
+      </w:tr>
+      <w:tr>
+        <w:tc>
+          <w:tcPr/>
+          <w:p>
+            <w:pPr>
+              <w:pStyle w:val="Compact"/>
+            </w:pPr>
+            <w:r>
+              <w:rPr>
+                <w:b/>
+                <w:bCs/>
+              </w:rPr>
+              <w:t xml:space="preserve">F8</w:t>
+            </w:r>
+          </w:p>
+        </w:tc>
+        <w:tc>
+          <w:tcPr/>
+          <w:p>
+            <w:pPr>
+              <w:pStyle w:val="Compact"/>
+            </w:pPr>
+            <w:r>
+              <w:t xml:space="preserve">DynamoDB's TTL attribute holds an</w:t>
+            </w:r>
+            <w:r>
+              <w:t xml:space="preserve"> </w:t>
+            </w:r>
+            <w:r>
+              <w:rPr>
+                <w:b/>
+                <w:bCs/>
+              </w:rPr>
+              <w:t xml:space="preserve">absolute</w:t>
+            </w:r>
+            <w:r>
+              <w:t xml:space="preserve"> </w:t>
+            </w:r>
+            <w:r>
+              <w:t xml:space="preserve">Unix epoch timestamp. An</w:t>
+            </w:r>
+            <w:r>
+              <w:t xml:space="preserve"> </w:t>
+            </w:r>
+            <w:r>
+              <w:rPr>
+                <w:rStyle w:val="VerbatimChar"/>
+              </w:rPr>
+              <w:t xml:space="preserve">UpdateItem</w:t>
+            </w:r>
+            <w:r>
+              <w:t xml:space="preserve"> </w:t>
+            </w:r>
+            <w:r>
+              <w:t xml:space="preserve">that does not name the attribute leaves it unchanged.</w:t>
+            </w:r>
+          </w:p>
+        </w:tc>
+        <w:tc>
+          <w:tcPr/>
+          <w:p>
+            <w:pPr>
+              <w:pStyle w:val="Compact"/>
+            </w:pPr>
+            <w:hyperlink r:id="rId18">
+              <w:r>
+                <w:rPr>
+                  <w:rStyle w:val="Hyperlink"/>
+                </w:rPr>
+                <w:t xml:space="preserve">Time to Live</w:t>
+              </w:r>
+            </w:hyperlink>
           </w:p>
         </w:tc>
       </w:tr>
@@ -1153,7 +1809,1639 @@
         <w:pStyle w:val="BodyText"/>
       </w:pPr>
       <w:r>
-        <w:t xml:space="preserve">The size calculation is</w:t>
+        <w:t xml:space="preserve">The key consequence of</w:t>
+      </w:r>
+      <w:r>
+        <w:t xml:space="preserve"> </w:t>
+      </w:r>
+      <w:r>
+        <w:rPr>
+          <w:b/>
+          <w:bCs/>
+        </w:rPr>
+        <w:t xml:space="preserve">F2</w:t>
+      </w:r>
+      <w:r>
+        <w:t xml:space="preserve"> </w:t>
+      </w:r>
+      <w:r>
+        <w:t xml:space="preserve">and</w:t>
+      </w:r>
+      <w:r>
+        <w:t xml:space="preserve"> </w:t>
+      </w:r>
+      <w:r>
+        <w:rPr>
+          <w:b/>
+          <w:bCs/>
+        </w:rPr>
+        <w:t xml:space="preserve">F3</w:t>
+      </w:r>
+      <w:r>
+        <w:t xml:space="preserve"> </w:t>
+      </w:r>
+      <w:r>
+        <w:t xml:space="preserve">together: DynamoDB keeps more numeric</w:t>
+      </w:r>
+      <w:r>
+        <w:t xml:space="preserve"> </w:t>
+      </w:r>
+      <w:r>
+        <w:t xml:space="preserve">precision than Cosmos DB. Any number the SDK accepts must therefore be one that</w:t>
+      </w:r>
+      <w:r>
+        <w:t xml:space="preserve"> </w:t>
+      </w:r>
+      <w:r>
+        <w:rPr>
+          <w:i/>
+          <w:iCs/>
+        </w:rPr>
+        <w:t xml:space="preserve">both</w:t>
+      </w:r>
+      <w:r>
+        <w:t xml:space="preserve"> </w:t>
+      </w:r>
+      <w:r>
+        <w:t xml:space="preserve">providers return unchanged, or the same call would store different data</w:t>
+      </w:r>
+      <w:r>
+        <w:t xml:space="preserve"> </w:t>
+      </w:r>
+      <w:r>
+        <w:t xml:space="preserve">depending on where it ran.</w:t>
+      </w:r>
+    </w:p>
+    <w:tbl>
+      <w:tblPr>
+        <w:tblStyle w:val="Table"/>
+        <w:tblW w:type="auto" w:w="0"/>
+        <w:tblLook w:firstRow="1" w:lastRow="0" w:firstColumn="0" w:lastColumn="0" w:noHBand="0" w:noVBand="0" w:val="0020"/>
+      </w:tblPr>
+      <w:tblGrid>
+        <w:gridCol w:w="2640"/>
+        <w:gridCol w:w="2640"/>
+        <w:gridCol w:w="2640"/>
+      </w:tblGrid>
+      <w:tr>
+        <w:trPr>
+          <w:tblHeader w:val="on"/>
+        </w:trPr>
+        <w:tc>
+          <w:tcPr/>
+          <w:p>
+            <w:pPr>
+              <w:pStyle w:val="Compact"/>
+            </w:pPr>
+            <w:r>
+              <w:t xml:space="preserve">#</w:t>
+            </w:r>
+          </w:p>
+        </w:tc>
+        <w:tc>
+          <w:tcPr/>
+          <w:p>
+            <w:pPr>
+              <w:pStyle w:val="Compact"/>
+            </w:pPr>
+            <w:r>
+              <w:t xml:space="preserve">Rule</w:t>
+            </w:r>
+          </w:p>
+        </w:tc>
+        <w:tc>
+          <w:tcPr/>
+          <w:p>
+            <w:pPr>
+              <w:pStyle w:val="Compact"/>
+            </w:pPr>
+            <w:r>
+              <w:t xml:space="preserve">Why it exists</w:t>
+            </w:r>
+          </w:p>
+        </w:tc>
+      </w:tr>
+      <w:tr>
+        <w:tc>
+          <w:tcPr/>
+          <w:p>
+            <w:pPr>
+              <w:pStyle w:val="Compact"/>
+            </w:pPr>
+            <w:r>
+              <w:t xml:space="preserve">1</w:t>
+            </w:r>
+          </w:p>
+        </w:tc>
+        <w:tc>
+          <w:tcPr/>
+          <w:p>
+            <w:pPr>
+              <w:pStyle w:val="Compact"/>
+            </w:pPr>
+            <w:r>
+              <w:rPr>
+                <w:b/>
+                <w:bCs/>
+              </w:rPr>
+              <w:t xml:space="preserve">Operation count</w:t>
+            </w:r>
+            <w:r>
+              <w:t xml:space="preserve"> </w:t>
+            </w:r>
+            <w:r>
+              <w:t xml:space="preserve">— at most 10 per call, exposed as</w:t>
+            </w:r>
+            <w:r>
+              <w:t xml:space="preserve"> </w:t>
+            </w:r>
+            <w:r>
+              <w:rPr>
+                <w:rStyle w:val="VerbatimChar"/>
+              </w:rPr>
+              <w:t xml:space="preserve">MulticloudDbClient.MAX_PATCH_OPERATIONS</w:t>
+            </w:r>
+            <w:r>
+              <w:t xml:space="preserve">.</w:t>
+            </w:r>
+          </w:p>
+        </w:tc>
+        <w:tc>
+          <w:tcPr/>
+          <w:p>
+            <w:pPr>
+              <w:pStyle w:val="Compact"/>
+            </w:pPr>
+            <w:r>
+              <w:t xml:space="preserve">By</w:t>
+            </w:r>
+            <w:r>
+              <w:t xml:space="preserve"> </w:t>
+            </w:r>
+            <w:r>
+              <w:rPr>
+                <w:b/>
+                <w:bCs/>
+              </w:rPr>
+              <w:t xml:space="preserve">F1</w:t>
+            </w:r>
+            <w:r>
+              <w:t xml:space="preserve"> </w:t>
+            </w:r>
+            <w:r>
+              <w:t xml:space="preserve">an 11th operation succeeds on DynamoDB and fails on Cosmos DB. Applying the lower cap everywhere means a patch that works on one provider always works on the other. Checking before dispatch also rejects an over-limit call without spending a provider request.</w:t>
+            </w:r>
+          </w:p>
+        </w:tc>
+      </w:tr>
+      <w:tr>
+        <w:tc>
+          <w:tcPr/>
+          <w:p>
+            <w:pPr>
+              <w:pStyle w:val="Compact"/>
+            </w:pPr>
+            <w:r>
+              <w:t xml:space="preserve">2</w:t>
+            </w:r>
+          </w:p>
+        </w:tc>
+        <w:tc>
+          <w:tcPr/>
+          <w:p>
+            <w:pPr>
+              <w:pStyle w:val="Compact"/>
+            </w:pPr>
+            <w:r>
+              <w:rPr>
+                <w:b/>
+                <w:bCs/>
+              </w:rPr>
+              <w:t xml:space="preserve">Absolute JSON Pointer paths</w:t>
+            </w:r>
+            <w:r>
+              <w:t xml:space="preserve"> </w:t>
+            </w:r>
+            <w:r>
+              <w:t xml:space="preserve">— every path starts with</w:t>
+            </w:r>
+            <w:r>
+              <w:t xml:space="preserve"> </w:t>
+            </w:r>
+            <w:r>
+              <w:rPr>
+                <w:rStyle w:val="VerbatimChar"/>
+              </w:rPr>
+              <w:t xml:space="preserve">/</w:t>
+            </w:r>
+            <w:r>
+              <w:t xml:space="preserve"> </w:t>
+            </w:r>
+            <w:r>
+              <w:t xml:space="preserve">and names a field from the document root.</w:t>
+            </w:r>
+          </w:p>
+        </w:tc>
+        <w:tc>
+          <w:tcPr/>
+          <w:p>
+            <w:pPr>
+              <w:pStyle w:val="Compact"/>
+            </w:pPr>
+            <w:r>
+              <w:t xml:space="preserve">There is no portable notion of a "current position" inside a document, so a relative path would have to be resolved against provider-specific state. Anchoring at the root makes one path string mean exactly one field on every provider.</w:t>
+            </w:r>
+          </w:p>
+        </w:tc>
+      </w:tr>
+      <w:tr>
+        <w:tc>
+          <w:tcPr/>
+          <w:p>
+            <w:pPr>
+              <w:pStyle w:val="Compact"/>
+            </w:pPr>
+            <w:r>
+              <w:t xml:space="preserve">3</w:t>
+            </w:r>
+          </w:p>
+        </w:tc>
+        <w:tc>
+          <w:tcPr/>
+          <w:p>
+            <w:pPr>
+              <w:pStyle w:val="Compact"/>
+            </w:pPr>
+            <w:r>
+              <w:rPr>
+                <w:b/>
+                <w:bCs/>
+              </w:rPr>
+              <w:t xml:space="preserve">No array indexes</w:t>
+            </w:r>
+            <w:r>
+              <w:t xml:space="preserve"> </w:t>
+            </w:r>
+            <w:r>
+              <w:t xml:space="preserve">— a purely numeric segment such as</w:t>
+            </w:r>
+            <w:r>
+              <w:t xml:space="preserve"> </w:t>
+            </w:r>
+            <w:r>
+              <w:rPr>
+                <w:rStyle w:val="VerbatimChar"/>
+              </w:rPr>
+              <w:t xml:space="preserve">/tags/0</w:t>
+            </w:r>
+            <w:r>
+              <w:t xml:space="preserve"> </w:t>
+            </w:r>
+            <w:r>
+              <w:t xml:space="preserve">is rejected.</w:t>
+            </w:r>
+          </w:p>
+        </w:tc>
+        <w:tc>
+          <w:tcPr/>
+          <w:p>
+            <w:pPr>
+              <w:pStyle w:val="Compact"/>
+            </w:pPr>
+            <w:r>
+              <w:t xml:space="preserve">Cosmos DB and DynamoDB expose different insert, replace, and append semantics for array elements, and a future provider may not address array elements at all. Rather than adopt one provider's behaviour and let the others diverge silently, the SDK rejects the whole class and asks you to</w:t>
+            </w:r>
+            <w:r>
+              <w:t xml:space="preserve"> </w:t>
+            </w:r>
+            <w:r>
+              <w:rPr>
+                <w:rStyle w:val="VerbatimChar"/>
+              </w:rPr>
+              <w:t xml:space="preserve">SET</w:t>
+            </w:r>
+            <w:r>
+              <w:t xml:space="preserve"> </w:t>
+            </w:r>
+            <w:r>
+              <w:t xml:space="preserve">the entire array.</w:t>
+            </w:r>
+          </w:p>
+        </w:tc>
+      </w:tr>
+      <w:tr>
+        <w:tc>
+          <w:tcPr/>
+          <w:p>
+            <w:pPr>
+              <w:pStyle w:val="Compact"/>
+            </w:pPr>
+            <w:r>
+              <w:t xml:space="preserve">4</w:t>
+            </w:r>
+          </w:p>
+        </w:tc>
+        <w:tc>
+          <w:tcPr/>
+          <w:p>
+            <w:pPr>
+              <w:pStyle w:val="Compact"/>
+            </w:pPr>
+            <w:r>
+              <w:rPr>
+                <w:b/>
+                <w:bCs/>
+              </w:rPr>
+              <w:t xml:space="preserve">No</w:t>
+            </w:r>
+            <w:r>
+              <w:rPr>
+                <w:b/>
+                <w:bCs/>
+              </w:rPr>
+              <w:t xml:space="preserve"> </w:t>
+            </w:r>
+            <w:r>
+              <w:rPr>
+                <w:rStyle w:val="VerbatimChar"/>
+                <w:b/>
+                <w:bCs/>
+              </w:rPr>
+              <w:t xml:space="preserve">~</w:t>
+            </w:r>
+            <w:r>
+              <w:rPr>
+                <w:b/>
+                <w:bCs/>
+              </w:rPr>
+              <w:t xml:space="preserve"> </w:t>
+            </w:r>
+            <w:r>
+              <w:rPr>
+                <w:b/>
+                <w:bCs/>
+              </w:rPr>
+              <w:t xml:space="preserve">escapes</w:t>
+            </w:r>
+            <w:r>
+              <w:t xml:space="preserve"> </w:t>
+            </w:r>
+            <w:r>
+              <w:t xml:space="preserve">— any path containing</w:t>
+            </w:r>
+            <w:r>
+              <w:t xml:space="preserve"> </w:t>
+            </w:r>
+            <w:r>
+              <w:rPr>
+                <w:rStyle w:val="VerbatimChar"/>
+              </w:rPr>
+              <w:t xml:space="preserve">~</w:t>
+            </w:r>
+            <w:r>
+              <w:t xml:space="preserve"> </w:t>
+            </w:r>
+            <w:r>
+              <w:t xml:space="preserve">is rejected.</w:t>
+            </w:r>
+          </w:p>
+        </w:tc>
+        <w:tc>
+          <w:tcPr/>
+          <w:p>
+            <w:pPr>
+              <w:pStyle w:val="Compact"/>
+            </w:pPr>
+            <w:r>
+              <w:t xml:space="preserve">By</w:t>
+            </w:r>
+            <w:r>
+              <w:t xml:space="preserve"> </w:t>
+            </w:r>
+            <w:r>
+              <w:rPr>
+                <w:b/>
+                <w:bCs/>
+              </w:rPr>
+              <w:t xml:space="preserve">F6</w:t>
+            </w:r>
+            <w:r>
+              <w:t xml:space="preserve"> </w:t>
+            </w:r>
+            <w:r>
+              <w:t xml:space="preserve">the decoding order matters: a path like</w:t>
+            </w:r>
+            <w:r>
+              <w:t xml:space="preserve"> </w:t>
+            </w:r>
+            <w:r>
+              <w:rPr>
+                <w:rStyle w:val="VerbatimChar"/>
+              </w:rPr>
+              <w:t xml:space="preserve">/a~01b</w:t>
+            </w:r>
+            <w:r>
+              <w:t xml:space="preserve"> </w:t>
+            </w:r>
+            <w:r>
+              <w:t xml:space="preserve">resolves to one field name under the correct order and a different one otherwise. Because native dialects disagree, the same portable path could address two different fields.</w:t>
+            </w:r>
+            <w:r>
+              <w:t xml:space="preserve"> </w:t>
+            </w:r>
+            <w:r>
+              <w:rPr>
+                <w:rStyle w:val="VerbatimChar"/>
+              </w:rPr>
+              <w:t xml:space="preserve">~</w:t>
+            </w:r>
+            <w:r>
+              <w:t xml:space="preserve"> </w:t>
+            </w:r>
+            <w:r>
+              <w:t xml:space="preserve">is rare in field names, so rejecting it outright is cheaper than guessing.</w:t>
+            </w:r>
+          </w:p>
+        </w:tc>
+      </w:tr>
+      <w:tr>
+        <w:tc>
+          <w:tcPr/>
+          <w:p>
+            <w:pPr>
+              <w:pStyle w:val="Compact"/>
+            </w:pPr>
+            <w:r>
+              <w:t xml:space="preserve">5</w:t>
+            </w:r>
+          </w:p>
+        </w:tc>
+        <w:tc>
+          <w:tcPr/>
+          <w:p>
+            <w:pPr>
+              <w:pStyle w:val="Compact"/>
+            </w:pPr>
+            <w:r>
+              <w:rPr>
+                <w:b/>
+                <w:bCs/>
+              </w:rPr>
+              <w:t xml:space="preserve">No duplicate, case-only alias, or overlapping paths</w:t>
+            </w:r>
+            <w:r>
+              <w:t xml:space="preserve"> </w:t>
+            </w:r>
+            <w:r>
+              <w:t xml:space="preserve">— two operations may not target the same field, names differing only by case, or a field and one of its own ancestors.</w:t>
+            </w:r>
+          </w:p>
+        </w:tc>
+        <w:tc>
+          <w:tcPr/>
+          <w:p>
+            <w:pPr>
+              <w:pStyle w:val="Compact"/>
+            </w:pPr>
+            <w:r>
+              <w:t xml:space="preserve">Native engines disagree on whether the second operation sees the first one's result, so an overlapping pair would produce a provider-dependent document. Case-only variants are folded together because some providers compare field names without regard to case, which would silently turn</w:t>
+            </w:r>
+            <w:r>
+              <w:t xml:space="preserve"> </w:t>
+            </w:r>
+            <w:r>
+              <w:rPr>
+                <w:rStyle w:val="VerbatimChar"/>
+              </w:rPr>
+              <w:t xml:space="preserve">/Total</w:t>
+            </w:r>
+            <w:r>
+              <w:t xml:space="preserve"> </w:t>
+            </w:r>
+            <w:r>
+              <w:t xml:space="preserve">and</w:t>
+            </w:r>
+            <w:r>
+              <w:t xml:space="preserve"> </w:t>
+            </w:r>
+            <w:r>
+              <w:rPr>
+                <w:rStyle w:val="VerbatimChar"/>
+              </w:rPr>
+              <w:t xml:space="preserve">/total</w:t>
+            </w:r>
+            <w:r>
+              <w:t xml:space="preserve"> </w:t>
+            </w:r>
+            <w:r>
+              <w:t xml:space="preserve">into exactly that conflicting pair. Siblings such as</w:t>
+            </w:r>
+            <w:r>
+              <w:t xml:space="preserve"> </w:t>
+            </w:r>
+            <w:r>
+              <w:rPr>
+                <w:rStyle w:val="VerbatimChar"/>
+              </w:rPr>
+              <w:t xml:space="preserve">/a/b</w:t>
+            </w:r>
+            <w:r>
+              <w:t xml:space="preserve"> </w:t>
+            </w:r>
+            <w:r>
+              <w:t xml:space="preserve">and</w:t>
+            </w:r>
+            <w:r>
+              <w:t xml:space="preserve"> </w:t>
+            </w:r>
+            <w:r>
+              <w:rPr>
+                <w:rStyle w:val="VerbatimChar"/>
+              </w:rPr>
+              <w:t xml:space="preserve">/a/c</w:t>
+            </w:r>
+            <w:r>
+              <w:t xml:space="preserve"> </w:t>
+            </w:r>
+            <w:r>
+              <w:t xml:space="preserve">do not overlap and are allowed.</w:t>
+            </w:r>
+          </w:p>
+        </w:tc>
+      </w:tr>
+      <w:tr>
+        <w:tc>
+          <w:tcPr/>
+          <w:p>
+            <w:pPr>
+              <w:pStyle w:val="Compact"/>
+            </w:pPr>
+            <w:r>
+              <w:t xml:space="preserve">6</w:t>
+            </w:r>
+          </w:p>
+        </w:tc>
+        <w:tc>
+          <w:tcPr/>
+          <w:p>
+            <w:pPr>
+              <w:pStyle w:val="Compact"/>
+            </w:pPr>
+            <w:r>
+              <w:rPr>
+                <w:b/>
+                <w:bCs/>
+              </w:rPr>
+              <w:t xml:space="preserve">No reserved fields</w:t>
+            </w:r>
+            <w:r>
+              <w:t xml:space="preserve"> </w:t>
+            </w:r>
+            <w:r>
+              <w:t xml:space="preserve">—</w:t>
+            </w:r>
+            <w:r>
+              <w:t xml:space="preserve"> </w:t>
+            </w:r>
+            <w:r>
+              <w:rPr>
+                <w:rStyle w:val="VerbatimChar"/>
+              </w:rPr>
+              <w:t xml:space="preserve">id</w:t>
+            </w:r>
+            <w:r>
+              <w:t xml:space="preserve">,</w:t>
+            </w:r>
+            <w:r>
+              <w:t xml:space="preserve"> </w:t>
+            </w:r>
+            <w:r>
+              <w:rPr>
+                <w:rStyle w:val="VerbatimChar"/>
+              </w:rPr>
+              <w:t xml:space="preserve">partitionKey</w:t>
+            </w:r>
+            <w:r>
+              <w:t xml:space="preserve">,</w:t>
+            </w:r>
+            <w:r>
+              <w:t xml:space="preserve"> </w:t>
+            </w:r>
+            <w:r>
+              <w:rPr>
+                <w:rStyle w:val="VerbatimChar"/>
+              </w:rPr>
+              <w:t xml:space="preserve">sortKey</w:t>
+            </w:r>
+            <w:r>
+              <w:t xml:space="preserve">,</w:t>
+            </w:r>
+            <w:r>
+              <w:t xml:space="preserve"> </w:t>
+            </w:r>
+            <w:r>
+              <w:rPr>
+                <w:rStyle w:val="VerbatimChar"/>
+              </w:rPr>
+              <w:t xml:space="preserve">ttl</w:t>
+            </w:r>
+            <w:r>
+              <w:t xml:space="preserve">,</w:t>
+            </w:r>
+            <w:r>
+              <w:t xml:space="preserve"> </w:t>
+            </w:r>
+            <w:r>
+              <w:rPr>
+                <w:rStyle w:val="VerbatimChar"/>
+              </w:rPr>
+              <w:t xml:space="preserve">ttlExpiry</w:t>
+            </w:r>
+            <w:r>
+              <w:t xml:space="preserve">,</w:t>
+            </w:r>
+            <w:r>
+              <w:t xml:space="preserve"> </w:t>
+            </w:r>
+            <w:r>
+              <w:rPr>
+                <w:rStyle w:val="VerbatimChar"/>
+              </w:rPr>
+              <w:t xml:space="preserve">data</w:t>
+            </w:r>
+            <w:r>
+              <w:t xml:space="preserve">, and any name starting with</w:t>
+            </w:r>
+            <w:r>
+              <w:t xml:space="preserve"> </w:t>
+            </w:r>
+            <w:r>
+              <w:rPr>
+                <w:rStyle w:val="VerbatimChar"/>
+              </w:rPr>
+              <w:t xml:space="preserve">_</w:t>
+            </w:r>
+            <w:r>
+              <w:t xml:space="preserve"> </w:t>
+            </w:r>
+            <w:r>
+              <w:t xml:space="preserve">(matched without regard to case).</w:t>
+            </w:r>
+          </w:p>
+        </w:tc>
+        <w:tc>
+          <w:tcPr/>
+          <w:p>
+            <w:pPr>
+              <w:pStyle w:val="Compact"/>
+            </w:pPr>
+            <w:r>
+              <w:t xml:space="preserve">The SDK injects</w:t>
+            </w:r>
+            <w:r>
+              <w:t xml:space="preserve"> </w:t>
+            </w:r>
+            <w:r>
+              <w:rPr>
+                <w:rStyle w:val="VerbatimChar"/>
+              </w:rPr>
+              <w:t xml:space="preserve">id</w:t>
+            </w:r>
+            <w:r>
+              <w:t xml:space="preserve"> </w:t>
+            </w:r>
+            <w:r>
+              <w:t xml:space="preserve">/</w:t>
+            </w:r>
+            <w:r>
+              <w:t xml:space="preserve"> </w:t>
+            </w:r>
+            <w:r>
+              <w:rPr>
+                <w:rStyle w:val="VerbatimChar"/>
+              </w:rPr>
+              <w:t xml:space="preserve">partitionKey</w:t>
+            </w:r>
+            <w:r>
+              <w:t xml:space="preserve"> </w:t>
+            </w:r>
+            <w:r>
+              <w:t xml:space="preserve">/</w:t>
+            </w:r>
+            <w:r>
+              <w:t xml:space="preserve"> </w:t>
+            </w:r>
+            <w:r>
+              <w:rPr>
+                <w:rStyle w:val="VerbatimChar"/>
+              </w:rPr>
+              <w:t xml:space="preserve">sortKey</w:t>
+            </w:r>
+            <w:r>
+              <w:t xml:space="preserve"> </w:t>
+            </w:r>
+            <w:r>
+              <w:t xml:space="preserve">from</w:t>
+            </w:r>
+            <w:r>
+              <w:t xml:space="preserve"> </w:t>
+            </w:r>
+            <w:r>
+              <w:rPr>
+                <w:rStyle w:val="VerbatimChar"/>
+              </w:rPr>
+              <w:t xml:space="preserve">MulticloudDbKey</w:t>
+            </w:r>
+            <w:r>
+              <w:t xml:space="preserve">, so patching them would desynchronise the document from the key used to find it.</w:t>
+            </w:r>
+            <w:r>
+              <w:t xml:space="preserve"> </w:t>
+            </w:r>
+            <w:r>
+              <w:rPr>
+                <w:rStyle w:val="VerbatimChar"/>
+              </w:rPr>
+              <w:t xml:space="preserve">ttl</w:t>
+            </w:r>
+            <w:r>
+              <w:t xml:space="preserve"> </w:t>
+            </w:r>
+            <w:r>
+              <w:t xml:space="preserve">and</w:t>
+            </w:r>
+            <w:r>
+              <w:t xml:space="preserve"> </w:t>
+            </w:r>
+            <w:r>
+              <w:rPr>
+                <w:rStyle w:val="VerbatimChar"/>
+              </w:rPr>
+              <w:t xml:space="preserve">ttlExpiry</w:t>
+            </w:r>
+            <w:r>
+              <w:t xml:space="preserve"> </w:t>
+            </w:r>
+            <w:r>
+              <w:t xml:space="preserve">back row-level expiry, which Cosmos DB and DynamoDB spell and interpret differently, and</w:t>
+            </w:r>
+            <w:r>
+              <w:t xml:space="preserve"> </w:t>
+            </w:r>
+            <w:r>
+              <w:rPr>
+                <w:rStyle w:val="VerbatimChar"/>
+              </w:rPr>
+              <w:t xml:space="preserve">data</w:t>
+            </w:r>
+            <w:r>
+              <w:t xml:space="preserve"> </w:t>
+            </w:r>
+            <w:r>
+              <w:t xml:space="preserve">is Spanner's internal document-metadata column. By</w:t>
+            </w:r>
+            <w:r>
+              <w:t xml:space="preserve"> </w:t>
+            </w:r>
+            <w:r>
+              <w:rPr>
+                <w:b/>
+                <w:bCs/>
+              </w:rPr>
+              <w:t xml:space="preserve">F5</w:t>
+            </w:r>
+            <w:r>
+              <w:t xml:space="preserve"> </w:t>
+            </w:r>
+            <w:r>
+              <w:t xml:space="preserve">the</w:t>
+            </w:r>
+            <w:r>
+              <w:t xml:space="preserve"> </w:t>
+            </w:r>
+            <w:r>
+              <w:rPr>
+                <w:rStyle w:val="VerbatimChar"/>
+              </w:rPr>
+              <w:t xml:space="preserve">_</w:t>
+            </w:r>
+            <w:r>
+              <w:t xml:space="preserve"> </w:t>
+            </w:r>
+            <w:r>
+              <w:t xml:space="preserve">prefix belongs to Cosmos DB. Patching any of these would corrupt SDK state or quietly mean something different per provider.</w:t>
+            </w:r>
+          </w:p>
+        </w:tc>
+      </w:tr>
+      <w:tr>
+        <w:tc>
+          <w:tcPr/>
+          <w:p>
+            <w:pPr>
+              <w:pStyle w:val="Compact"/>
+            </w:pPr>
+            <w:r>
+              <w:t xml:space="preserve">7</w:t>
+            </w:r>
+          </w:p>
+        </w:tc>
+        <w:tc>
+          <w:tcPr/>
+          <w:p>
+            <w:pPr>
+              <w:pStyle w:val="Compact"/>
+            </w:pPr>
+            <w:r>
+              <w:rPr>
+                <w:b/>
+                <w:bCs/>
+              </w:rPr>
+              <w:t xml:space="preserve">Signed 64-bit integral domain</w:t>
+            </w:r>
+            <w:r>
+              <w:t xml:space="preserve"> </w:t>
+            </w:r>
+            <w:r>
+              <w:t xml:space="preserve">— whole numbers, deltas, and</w:t>
+            </w:r>
+            <w:r>
+              <w:t xml:space="preserve"> </w:t>
+            </w:r>
+            <w:r>
+              <w:rPr>
+                <w:rStyle w:val="VerbatimChar"/>
+              </w:rPr>
+              <w:t xml:space="preserve">INCREMENT</w:t>
+            </w:r>
+            <w:r>
+              <w:t xml:space="preserve"> </w:t>
+            </w:r>
+            <w:r>
+              <w:t xml:space="preserve">results must fit</w:t>
+            </w:r>
+            <w:r>
+              <w:t xml:space="preserve"> </w:t>
+            </w:r>
+            <w:r>
+              <w:rPr>
+                <w:rStyle w:val="VerbatimChar"/>
+              </w:rPr>
+              <w:t xml:space="preserve">-2^63</w:t>
+            </w:r>
+            <w:r>
+              <w:t xml:space="preserve"> </w:t>
+            </w:r>
+            <w:r>
+              <w:t xml:space="preserve">to</w:t>
+            </w:r>
+            <w:r>
+              <w:t xml:space="preserve"> </w:t>
+            </w:r>
+            <w:r>
+              <w:rPr>
+                <w:rStyle w:val="VerbatimChar"/>
+              </w:rPr>
+              <w:t xml:space="preserve">2^63 - 1</w:t>
+            </w:r>
+            <w:r>
+              <w:t xml:space="preserve">.</w:t>
+            </w:r>
+          </w:p>
+        </w:tc>
+        <w:tc>
+          <w:tcPr/>
+          <w:p>
+            <w:pPr>
+              <w:pStyle w:val="Compact"/>
+            </w:pPr>
+            <w:r>
+              <w:t xml:space="preserve">This is the widest whole-number range every provider stores and returns unchanged. By</w:t>
+            </w:r>
+            <w:r>
+              <w:t xml:space="preserve"> </w:t>
+            </w:r>
+            <w:r>
+              <w:rPr>
+                <w:b/>
+                <w:bCs/>
+              </w:rPr>
+              <w:t xml:space="preserve">F3</w:t>
+            </w:r>
+            <w:r>
+              <w:t xml:space="preserve"> </w:t>
+            </w:r>
+            <w:r>
+              <w:t xml:space="preserve">DynamoDB could hold more digits, but by</w:t>
+            </w:r>
+            <w:r>
+              <w:t xml:space="preserve"> </w:t>
+            </w:r>
+            <w:r>
+              <w:rPr>
+                <w:b/>
+                <w:bCs/>
+              </w:rPr>
+              <w:t xml:space="preserve">F2</w:t>
+            </w:r>
+            <w:r>
+              <w:t xml:space="preserve"> </w:t>
+            </w:r>
+            <w:r>
+              <w:t xml:space="preserve">Cosmos DB rounds anything wider to the nearest</w:t>
+            </w:r>
+            <w:r>
+              <w:t xml:space="preserve"> </w:t>
+            </w:r>
+            <w:r>
+              <w:rPr>
+                <w:rStyle w:val="VerbatimChar"/>
+              </w:rPr>
+              <w:t xml:space="preserve">double</w:t>
+            </w:r>
+            <w:r>
+              <w:t xml:space="preserve">. Writing</w:t>
+            </w:r>
+            <w:r>
+              <w:t xml:space="preserve"> </w:t>
+            </w:r>
+            <w:r>
+              <w:rPr>
+                <w:rStyle w:val="VerbatimChar"/>
+              </w:rPr>
+              <w:t xml:space="preserve">2^63</w:t>
+            </w:r>
+            <w:r>
+              <w:t xml:space="preserve"> </w:t>
+            </w:r>
+            <w:r>
+              <w:t xml:space="preserve">would store</w:t>
+            </w:r>
+            <w:r>
+              <w:t xml:space="preserve"> </w:t>
+            </w:r>
+            <w:r>
+              <w:rPr>
+                <w:rStyle w:val="VerbatimChar"/>
+              </w:rPr>
+              <w:t xml:space="preserve">9223372036854775808</w:t>
+            </w:r>
+            <w:r>
+              <w:t xml:space="preserve"> </w:t>
+            </w:r>
+            <w:r>
+              <w:t xml:space="preserve">on DynamoDB and</w:t>
+            </w:r>
+            <w:r>
+              <w:t xml:space="preserve"> </w:t>
+            </w:r>
+            <w:r>
+              <w:rPr>
+                <w:rStyle w:val="VerbatimChar"/>
+              </w:rPr>
+              <w:t xml:space="preserve">9223372036854776000</w:t>
+            </w:r>
+            <w:r>
+              <w:t xml:space="preserve"> </w:t>
+            </w:r>
+            <w:r>
+              <w:t xml:space="preserve">on Cosmos DB — one call, two different documents. Rejecting it up front keeps the stored result identical everywhere.</w:t>
+            </w:r>
+          </w:p>
+        </w:tc>
+      </w:tr>
+      <w:tr>
+        <w:tc>
+          <w:tcPr/>
+          <w:p>
+            <w:pPr>
+              <w:pStyle w:val="Compact"/>
+            </w:pPr>
+            <w:r>
+              <w:t xml:space="preserve">8</w:t>
+            </w:r>
+          </w:p>
+        </w:tc>
+        <w:tc>
+          <w:tcPr/>
+          <w:p>
+            <w:pPr>
+              <w:pStyle w:val="Compact"/>
+            </w:pPr>
+            <w:r>
+              <w:rPr>
+                <w:b/>
+                <w:bCs/>
+              </w:rPr>
+              <w:t xml:space="preserve">Portable fractional domain</w:t>
+            </w:r>
+            <w:r>
+              <w:t xml:space="preserve"> </w:t>
+            </w:r>
+            <w:r>
+              <w:t xml:space="preserve">—</w:t>
+            </w:r>
+            <w:r>
+              <w:t xml:space="preserve"> </w:t>
+            </w:r>
+            <w:r>
+              <w:rPr>
+                <w:rStyle w:val="VerbatimChar"/>
+              </w:rPr>
+              <w:t xml:space="preserve">0</w:t>
+            </w:r>
+            <w:r>
+              <w:t xml:space="preserve">, or a magnitude from</w:t>
+            </w:r>
+            <w:r>
+              <w:t xml:space="preserve"> </w:t>
+            </w:r>
+            <w:r>
+              <w:rPr>
+                <w:rStyle w:val="VerbatimChar"/>
+              </w:rPr>
+              <w:t xml:space="preserve">1E-130</w:t>
+            </w:r>
+            <w:r>
+              <w:t xml:space="preserve"> </w:t>
+            </w:r>
+            <w:r>
+              <w:t xml:space="preserve">up to about</w:t>
+            </w:r>
+            <w:r>
+              <w:t xml:space="preserve"> </w:t>
+            </w:r>
+            <w:r>
+              <w:rPr>
+                <w:rStyle w:val="VerbatimChar"/>
+              </w:rPr>
+              <w:t xml:space="preserve">9.007E15</w:t>
+            </w:r>
+            <w:r>
+              <w:t xml:space="preserve"> </w:t>
+            </w:r>
+            <w:r>
+              <w:t xml:space="preserve">(</w:t>
+            </w:r>
+            <w:r>
+              <w:rPr>
+                <w:rStyle w:val="VerbatimChar"/>
+              </w:rPr>
+              <w:t xml:space="preserve">2^53 - 1</w:t>
+            </w:r>
+            <w:r>
+              <w:t xml:space="preserve">, exactly</w:t>
+            </w:r>
+            <w:r>
+              <w:t xml:space="preserve"> </w:t>
+            </w:r>
+            <w:r>
+              <w:rPr>
+                <w:rStyle w:val="VerbatimChar"/>
+              </w:rPr>
+              <w:t xml:space="preserve">9007199254740991</w:t>
+            </w:r>
+            <w:r>
+              <w:t xml:space="preserve">).</w:t>
+            </w:r>
+          </w:p>
+        </w:tc>
+        <w:tc>
+          <w:tcPr/>
+          <w:p>
+            <w:pPr>
+              <w:pStyle w:val="Compact"/>
+            </w:pPr>
+            <w:r>
+              <w:t xml:space="preserve">The floor is DynamoDB's smallest non-zero magnitude (</w:t>
+            </w:r>
+            <w:r>
+              <w:rPr>
+                <w:b/>
+                <w:bCs/>
+              </w:rPr>
+              <w:t xml:space="preserve">F3</w:t>
+            </w:r>
+            <w:r>
+              <w:t xml:space="preserve">); anything smaller cannot be stored there at all. The ceiling is the largest integer binary64 represents exactly (</w:t>
+            </w:r>
+            <w:r>
+              <w:rPr>
+                <w:b/>
+                <w:bCs/>
+              </w:rPr>
+              <w:t xml:space="preserve">F2</w:t>
+            </w:r>
+            <w:r>
+              <w:t xml:space="preserve">), so within it Cosmos DB and DynamoDB agree on the value they received and the SDK can hand both providers the same normalized number.</w:t>
+            </w:r>
+          </w:p>
+        </w:tc>
+      </w:tr>
+      <w:tr>
+        <w:tc>
+          <w:tcPr/>
+          <w:p>
+            <w:pPr>
+              <w:pStyle w:val="Compact"/>
+            </w:pPr>
+            <w:r>
+              <w:t xml:space="preserve">9</w:t>
+            </w:r>
+          </w:p>
+        </w:tc>
+        <w:tc>
+          <w:tcPr/>
+          <w:p>
+            <w:pPr>
+              <w:pStyle w:val="Compact"/>
+            </w:pPr>
+            <w:r>
+              <w:rPr>
+                <w:b/>
+                <w:bCs/>
+              </w:rPr>
+              <w:t xml:space="preserve">Request envelope</w:t>
+            </w:r>
+            <w:r>
+              <w:t xml:space="preserve"> </w:t>
+            </w:r>
+            <w:r>
+              <w:t xml:space="preserve">— at most 399 KB (</w:t>
+            </w:r>
+            <w:r>
+              <w:rPr>
+                <w:rStyle w:val="VerbatimChar"/>
+              </w:rPr>
+              <w:t xml:space="preserve">408,576</w:t>
+            </w:r>
+            <w:r>
+              <w:t xml:space="preserve"> </w:t>
+            </w:r>
+            <w:r>
+              <w:t xml:space="preserve">bytes) serialized.</w:t>
+            </w:r>
+          </w:p>
+        </w:tc>
+        <w:tc>
+          <w:tcPr/>
+          <w:p>
+            <w:pPr>
+              <w:pStyle w:val="Compact"/>
+            </w:pPr>
+            <w:r>
+              <w:t xml:space="preserve">By</w:t>
+            </w:r>
+            <w:r>
+              <w:t xml:space="preserve"> </w:t>
+            </w:r>
+            <w:r>
+              <w:rPr>
+                <w:b/>
+                <w:bCs/>
+              </w:rPr>
+              <w:t xml:space="preserve">F4</w:t>
+            </w:r>
+            <w:r>
+              <w:t xml:space="preserve"> </w:t>
+            </w:r>
+            <w:r>
+              <w:t xml:space="preserve">DynamoDB's 400 KB item limit is the lowest provider ceiling. The SDK reserves 1 KB for provider-injected fields and representation overhead, then applies the remainder uniformly so an oversized patch fails the same way on every provider instead of only on DynamoDB.</w:t>
+            </w:r>
+          </w:p>
+        </w:tc>
+      </w:tr>
+      <w:tr>
+        <w:tc>
+          <w:tcPr/>
+          <w:p>
+            <w:pPr>
+              <w:pStyle w:val="Compact"/>
+            </w:pPr>
+            <w:r>
+              <w:t xml:space="preserve">10</w:t>
+            </w:r>
+          </w:p>
+        </w:tc>
+        <w:tc>
+          <w:tcPr/>
+          <w:p>
+            <w:pPr>
+              <w:pStyle w:val="Compact"/>
+            </w:pPr>
+            <w:r>
+              <w:rPr>
+                <w:b/>
+                <w:bCs/>
+              </w:rPr>
+              <w:t xml:space="preserve">Whole-number</w:t>
+            </w:r>
+            <w:r>
+              <w:rPr>
+                <w:b/>
+                <w:bCs/>
+              </w:rPr>
+              <w:t xml:space="preserve"> </w:t>
+            </w:r>
+            <w:r>
+              <w:rPr>
+                <w:rStyle w:val="VerbatimChar"/>
+                <w:b/>
+                <w:bCs/>
+              </w:rPr>
+              <w:t xml:space="preserve">INCREMENT</w:t>
+            </w:r>
+            <w:r>
+              <w:rPr>
+                <w:b/>
+                <w:bCs/>
+              </w:rPr>
+              <w:t xml:space="preserve"> </w:t>
+            </w:r>
+            <w:r>
+              <w:rPr>
+                <w:b/>
+                <w:bCs/>
+              </w:rPr>
+              <w:t xml:space="preserve">deltas</w:t>
+            </w:r>
+            <w:r>
+              <w:t xml:space="preserve"> </w:t>
+            </w:r>
+            <w:r>
+              <w:t xml:space="preserve">— a fractional delta is</w:t>
+            </w:r>
+            <w:r>
+              <w:t xml:space="preserve"> </w:t>
+            </w:r>
+            <w:r>
+              <w:rPr>
+                <w:rStyle w:val="VerbatimChar"/>
+              </w:rPr>
+              <w:t xml:space="preserve">INVALID_REQUEST</w:t>
+            </w:r>
+            <w:r>
+              <w:t xml:space="preserve">.</w:t>
+            </w:r>
+          </w:p>
+        </w:tc>
+        <w:tc>
+          <w:tcPr/>
+          <w:p>
+            <w:pPr>
+              <w:pStyle w:val="Compact"/>
+            </w:pPr>
+            <w:r>
+              <w:t xml:space="preserve">Rules 7 and 8 bound the numbers the SDK</w:t>
+            </w:r>
+            <w:r>
+              <w:t xml:space="preserve"> </w:t>
+            </w:r>
+            <w:r>
+              <w:rPr>
+                <w:i/>
+                <w:iCs/>
+              </w:rPr>
+              <w:t xml:space="preserve">sends</w:t>
+            </w:r>
+            <w:r>
+              <w:t xml:space="preserve">; this one bounds the arithmetic the</w:t>
+            </w:r>
+            <w:r>
+              <w:t xml:space="preserve"> </w:t>
+            </w:r>
+            <w:r>
+              <w:rPr>
+                <w:i/>
+                <w:iCs/>
+              </w:rPr>
+              <w:t xml:space="preserve">provider</w:t>
+            </w:r>
+            <w:r>
+              <w:t xml:space="preserve"> </w:t>
+            </w:r>
+            <w:r>
+              <w:t xml:space="preserve">performs. By</w:t>
+            </w:r>
+            <w:r>
+              <w:t xml:space="preserve"> </w:t>
+            </w:r>
+            <w:r>
+              <w:rPr>
+                <w:b/>
+                <w:bCs/>
+              </w:rPr>
+              <w:t xml:space="preserve">F3</w:t>
+            </w:r>
+            <w:r>
+              <w:t xml:space="preserve"> </w:t>
+            </w:r>
+            <w:r>
+              <w:t xml:space="preserve">DynamoDB adds in exact decimal, and by</w:t>
+            </w:r>
+            <w:r>
+              <w:t xml:space="preserve"> </w:t>
+            </w:r>
+            <w:r>
+              <w:rPr>
+                <w:b/>
+                <w:bCs/>
+              </w:rPr>
+              <w:t xml:space="preserve">F2</w:t>
+            </w:r>
+            <w:r>
+              <w:t xml:space="preserve"> </w:t>
+            </w:r>
+            <w:r>
+              <w:t xml:space="preserve">Cosmos DB adds in binary64, so</w:t>
+            </w:r>
+            <w:r>
+              <w:t xml:space="preserve"> </w:t>
+            </w:r>
+            <w:r>
+              <w:rPr>
+                <w:rStyle w:val="VerbatimChar"/>
+              </w:rPr>
+              <w:t xml:space="preserve">0.1</w:t>
+            </w:r>
+            <w:r>
+              <w:t xml:space="preserve"> </w:t>
+            </w:r>
+            <w:r>
+              <w:t xml:space="preserve">incremented by</w:t>
+            </w:r>
+            <w:r>
+              <w:t xml:space="preserve"> </w:t>
+            </w:r>
+            <w:r>
+              <w:rPr>
+                <w:rStyle w:val="VerbatimChar"/>
+              </w:rPr>
+              <w:t xml:space="preserve">0.2</w:t>
+            </w:r>
+            <w:r>
+              <w:t xml:space="preserve"> </w:t>
+            </w:r>
+            <w:r>
+              <w:t xml:space="preserve">stores</w:t>
+            </w:r>
+            <w:r>
+              <w:t xml:space="preserve"> </w:t>
+            </w:r>
+            <w:r>
+              <w:rPr>
+                <w:rStyle w:val="VerbatimChar"/>
+              </w:rPr>
+              <w:t xml:space="preserve">0.3</w:t>
+            </w:r>
+            <w:r>
+              <w:t xml:space="preserve"> </w:t>
+            </w:r>
+            <w:r>
+              <w:t xml:space="preserve">on one and</w:t>
+            </w:r>
+            <w:r>
+              <w:t xml:space="preserve"> </w:t>
+            </w:r>
+            <w:r>
+              <w:rPr>
+                <w:rStyle w:val="VerbatimChar"/>
+              </w:rPr>
+              <w:t xml:space="preserve">0.30000000000000004</w:t>
+            </w:r>
+            <w:r>
+              <w:t xml:space="preserve"> </w:t>
+            </w:r>
+            <w:r>
+              <w:t xml:space="preserve">on the other. The SDK cannot reconcile that without reading the current value first, which would forfeit the atomicity</w:t>
+            </w:r>
+            <w:r>
+              <w:t xml:space="preserve"> </w:t>
+            </w:r>
+            <w:r>
+              <w:rPr>
+                <w:rStyle w:val="VerbatimChar"/>
+              </w:rPr>
+              <w:t xml:space="preserve">INCREMENT</w:t>
+            </w:r>
+            <w:r>
+              <w:t xml:space="preserve"> </w:t>
+            </w:r>
+            <w:r>
+              <w:t xml:space="preserve">exists for. Fractional</w:t>
+            </w:r>
+            <w:r>
+              <w:t xml:space="preserve"> </w:t>
+            </w:r>
+            <w:r>
+              <w:rPr>
+                <w:i/>
+                <w:iCs/>
+              </w:rPr>
+              <w:t xml:space="preserve">values</w:t>
+            </w:r>
+            <w:r>
+              <w:t xml:space="preserve"> </w:t>
+            </w:r>
+            <w:r>
+              <w:t xml:space="preserve">stay legal —</w:t>
+            </w:r>
+            <w:r>
+              <w:t xml:space="preserve"> </w:t>
+            </w:r>
+            <w:r>
+              <w:rPr>
+                <w:rStyle w:val="VerbatimChar"/>
+              </w:rPr>
+              <w:t xml:space="preserve">SET</w:t>
+            </w:r>
+            <w:r>
+              <w:t xml:space="preserve"> </w:t>
+            </w:r>
+            <w:r>
+              <w:t xml:space="preserve">and</w:t>
+            </w:r>
+            <w:r>
+              <w:t xml:space="preserve"> </w:t>
+            </w:r>
+            <w:r>
+              <w:rPr>
+                <w:rStyle w:val="VerbatimChar"/>
+              </w:rPr>
+              <w:t xml:space="preserve">REPLACE</w:t>
+            </w:r>
+            <w:r>
+              <w:t xml:space="preserve"> </w:t>
+            </w:r>
+            <w:r>
+              <w:t xml:space="preserve">store the operand verbatim and perform no arithmetic. Whole-valued floating deltas normalize to integers, so</w:t>
+            </w:r>
+            <w:r>
+              <w:t xml:space="preserve"> </w:t>
+            </w:r>
+            <w:r>
+              <w:rPr>
+                <w:rStyle w:val="VerbatimChar"/>
+              </w:rPr>
+              <w:t xml:space="preserve">increment(path, 1.0)</w:t>
+            </w:r>
+            <w:r>
+              <w:t xml:space="preserve"> </w:t>
+            </w:r>
+            <w:r>
+              <w:t xml:space="preserve">is accepted and behaves exactly like</w:t>
+            </w:r>
+            <w:r>
+              <w:t xml:space="preserve"> </w:t>
+            </w:r>
+            <w:r>
+              <w:rPr>
+                <w:rStyle w:val="VerbatimChar"/>
+              </w:rPr>
+              <w:t xml:space="preserve">increment(path, 1)</w:t>
+            </w:r>
+            <w:r>
+              <w:t xml:space="preserve">.</w:t>
+            </w:r>
+          </w:p>
+        </w:tc>
+      </w:tr>
+      <w:tr>
+        <w:tc>
+          <w:tcPr/>
+          <w:p>
+            <w:pPr>
+              <w:pStyle w:val="Compact"/>
+            </w:pPr>
+            <w:r>
+              <w:t xml:space="preserve">11</w:t>
+            </w:r>
+          </w:p>
+        </w:tc>
+        <w:tc>
+          <w:tcPr/>
+          <w:p>
+            <w:pPr>
+              <w:pStyle w:val="Compact"/>
+            </w:pPr>
+            <w:r>
+              <w:rPr>
+                <w:b/>
+                <w:bCs/>
+              </w:rPr>
+              <w:t xml:space="preserve">No patch on a TTL-bearing document</w:t>
+            </w:r>
+            <w:r>
+              <w:t xml:space="preserve"> </w:t>
+            </w:r>
+            <w:r>
+              <w:t xml:space="preserve">—</w:t>
+            </w:r>
+            <w:r>
+              <w:t xml:space="preserve"> </w:t>
+            </w:r>
+            <w:r>
+              <w:rPr>
+                <w:rStyle w:val="VerbatimChar"/>
+              </w:rPr>
+              <w:t xml:space="preserve">UNSUPPORTED_CAPABILITY</w:t>
+            </w:r>
+            <w:r>
+              <w:t xml:space="preserve">, raised before any mutation.</w:t>
+            </w:r>
+          </w:p>
+        </w:tc>
+        <w:tc>
+          <w:tcPr/>
+          <w:p>
+            <w:pPr>
+              <w:pStyle w:val="Compact"/>
+            </w:pPr>
+            <w:r>
+              <w:t xml:space="preserve">By</w:t>
+            </w:r>
+            <w:r>
+              <w:t xml:space="preserve"> </w:t>
+            </w:r>
+            <w:r>
+              <w:rPr>
+                <w:b/>
+                <w:bCs/>
+              </w:rPr>
+              <w:t xml:space="preserve">F7</w:t>
+            </w:r>
+            <w:r>
+              <w:t xml:space="preserve"> </w:t>
+            </w:r>
+            <w:r>
+              <w:t xml:space="preserve">Cosmos DB cannot patch such an item without restarting its expiry countdown, so it must reject. By</w:t>
+            </w:r>
+            <w:r>
+              <w:t xml:space="preserve"> </w:t>
+            </w:r>
+            <w:r>
+              <w:rPr>
+                <w:b/>
+                <w:bCs/>
+              </w:rPr>
+              <w:t xml:space="preserve">F8</w:t>
+            </w:r>
+            <w:r>
+              <w:t xml:space="preserve"> </w:t>
+            </w:r>
+            <w:r>
+              <w:t xml:space="preserve">DynamoDB</w:t>
+            </w:r>
+            <w:r>
+              <w:t xml:space="preserve"> </w:t>
+            </w:r>
+            <w:r>
+              <w:rPr>
+                <w:i/>
+                <w:iCs/>
+              </w:rPr>
+              <w:t xml:space="preserve">could</w:t>
+            </w:r>
+            <w:r>
+              <w:t xml:space="preserve"> </w:t>
+            </w:r>
+            <w:r>
+              <w:t xml:space="preserve">preserve the expiry — but then the same portable call would keep the original expiry on one provider and extend it on the other. DynamoDB is constrained up to reject as well. Rewrite the document with</w:t>
+            </w:r>
+            <w:r>
+              <w:t xml:space="preserve"> </w:t>
+            </w:r>
+            <w:r>
+              <w:rPr>
+                <w:rStyle w:val="VerbatimChar"/>
+              </w:rPr>
+              <w:t xml:space="preserve">upsert(...)</w:t>
+            </w:r>
+            <w:r>
+              <w:t xml:space="preserve"> </w:t>
+            </w:r>
+            <w:r>
+              <w:t xml:space="preserve">when you need to modify it.</w:t>
+            </w:r>
+          </w:p>
+        </w:tc>
+      </w:tr>
+    </w:tbl>
+    <w:bookmarkStart w:id="19" w:name="why-rules-7-and-8-are-separate"/>
+    <w:p>
+      <w:pPr>
+        <w:pStyle w:val="Heading4"/>
+      </w:pPr>
+      <w:r>
+        <w:t xml:space="preserve">Why rules 7 and 8 are separate</w:t>
+      </w:r>
+    </w:p>
+    <w:p>
+      <w:pPr>
+        <w:pStyle w:val="FirstParagraph"/>
+      </w:pPr>
+      <w:r>
+        <w:t xml:space="preserve">They look redundant — one caps at</w:t>
       </w:r>
       <w:r>
         <w:t xml:space="preserve"> </w:t>
@@ -1162,27 +3450,10 @@
         <w:rPr>
           <w:rStyle w:val="VerbatimChar"/>
         </w:rPr>
-        <w:t xml:space="preserve">400 * 1024 - 1 * 1024 = 408,576</w:t>
-      </w:r>
-      <w:r>
-        <w:t xml:space="preserve"> </w:t>
-      </w:r>
-      <w:r>
-        <w:t xml:space="preserve">bytes.</w:t>
-      </w:r>
-    </w:p>
-    <w:p>
-      <w:pPr>
-        <w:pStyle w:val="BodyText"/>
-      </w:pPr>
-      <w:r>
-        <w:t xml:space="preserve">For PATCH, the 399 KB check measures each operation's type, path, and optional</w:t>
-      </w:r>
-      <w:r>
-        <w:t xml:space="preserve"> </w:t>
-      </w:r>
-      <w:r>
-        <w:t xml:space="preserve">value; a</w:t>
+        <w:t xml:space="preserve">2^63 - 1</w:t>
+      </w:r>
+      <w:r>
+        <w:t xml:space="preserve">, the other at</w:t>
       </w:r>
       <w:r>
         <w:t xml:space="preserve"> </w:t>
@@ -1191,68 +3462,19 @@
         <w:rPr>
           <w:rStyle w:val="VerbatimChar"/>
         </w:rPr>
-        <w:t xml:space="preserve">REMOVE</w:t>
-      </w:r>
-      <w:r>
-        <w:t xml:space="preserve"> </w:t>
-      </w:r>
-      <w:r>
-        <w:t xml:space="preserve">still contributes its type and path. It bounds the request,</w:t>
-      </w:r>
-      <w:r>
-        <w:t xml:space="preserve"> </w:t>
-      </w:r>
-      <w:r>
-        <w:t xml:space="preserve">not the resulting document. A patch can still be rejected if its post-image</w:t>
-      </w:r>
-      <w:r>
-        <w:t xml:space="preserve"> </w:t>
-      </w:r>
-      <w:r>
-        <w:t xml:space="preserve">exceeds a provider's native item limit.</w:t>
-      </w:r>
-    </w:p>
-    <w:p>
-      <w:pPr>
-        <w:pStyle w:val="BodyText"/>
-      </w:pPr>
-      <w:r>
-        <w:rPr>
-          <w:rStyle w:val="VerbatimChar"/>
-        </w:rPr>
-        <w:t xml:space="preserve">OperationOptions.ttlSeconds()</w:t>
-      </w:r>
-      <w:r>
-        <w:t xml:space="preserve"> </w:t>
-      </w:r>
-      <w:r>
-        <w:t xml:space="preserve">is ignored. PATCH never creates or resets an</w:t>
-      </w:r>
-      <w:r>
-        <w:t xml:space="preserve"> </w:t>
-      </w:r>
-      <w:r>
-        <w:t xml:space="preserve">expiry.</w:t>
-      </w:r>
-    </w:p>
-    <w:bookmarkEnd w:id="13"/>
-    <w:bookmarkEnd w:id="14"/>
-    <w:bookmarkStart w:id="18" w:name="Xeaab99806607a97d642bde240371a0769f49f2b"/>
-    <w:p>
-      <w:pPr>
-        <w:pStyle w:val="Heading2"/>
-      </w:pPr>
-      <w:r>
-        <w:t xml:space="preserve">3. Cosmos DB</w:t>
-      </w:r>
-    </w:p>
-    <w:bookmarkStart w:id="15" w:name="request-flow"/>
-    <w:p>
-      <w:pPr>
-        <w:pStyle w:val="Heading3"/>
-      </w:pPr>
-      <w:r>
-        <w:t xml:space="preserve">Request flow</w:t>
+        <w:t xml:space="preserve">2^53 - 1</w:t>
+      </w:r>
+      <w:r>
+        <w:t xml:space="preserve"> </w:t>
+      </w:r>
+      <w:r>
+        <w:t xml:space="preserve">— but they</w:t>
+      </w:r>
+      <w:r>
+        <w:t xml:space="preserve"> </w:t>
+      </w:r>
+      <w:r>
+        <w:t xml:space="preserve">answer different questions:</w:t>
       </w:r>
     </w:p>
     <w:p>
@@ -1264,7 +3486,47 @@
         </w:numPr>
       </w:pPr>
       <w:r>
-        <w:t xml:space="preserve">Validate the portable request.</w:t>
+        <w:rPr>
+          <w:b/>
+          <w:bCs/>
+        </w:rPr>
+        <w:t xml:space="preserve">Rule 7</w:t>
+      </w:r>
+      <w:r>
+        <w:t xml:space="preserve"> </w:t>
+      </w:r>
+      <w:r>
+        <w:t xml:space="preserve">asks</w:t>
+      </w:r>
+      <w:r>
+        <w:t xml:space="preserve"> </w:t>
+      </w:r>
+      <w:r>
+        <w:rPr>
+          <w:i/>
+          <w:iCs/>
+        </w:rPr>
+        <w:t xml:space="preserve">what whole number can every provider store and return</w:t>
+      </w:r>
+      <w:r>
+        <w:rPr>
+          <w:i/>
+          <w:iCs/>
+        </w:rPr>
+        <w:t xml:space="preserve"> </w:t>
+      </w:r>
+      <w:r>
+        <w:rPr>
+          <w:i/>
+          <w:iCs/>
+        </w:rPr>
+        <w:t xml:space="preserve">unchanged?</w:t>
+      </w:r>
+      <w:r>
+        <w:t xml:space="preserve"> </w:t>
+      </w:r>
+      <w:r>
+        <w:t xml:space="preserve">The answer is the signed 64-bit range.</w:t>
       </w:r>
     </w:p>
     <w:p>
@@ -1276,16 +3538,85 @@
         </w:numPr>
       </w:pPr>
       <w:r>
-        <w:t xml:space="preserve">Translate operations into</w:t>
-      </w:r>
-      <w:r>
+        <w:rPr>
+          <w:b/>
+          <w:bCs/>
+        </w:rPr>
+        <w:t xml:space="preserve">Rule 8</w:t>
+      </w:r>
+      <w:r>
+        <w:t xml:space="preserve"> </w:t>
+      </w:r>
+      <w:r>
+        <w:t xml:space="preserve">asks</w:t>
+      </w:r>
+      <w:r>
+        <w:t xml:space="preserve"> </w:t>
+      </w:r>
+      <w:r>
+        <w:rPr>
+          <w:i/>
+          <w:iCs/>
+        </w:rPr>
+        <w:t xml:space="preserve">what decimal survives normalization to a</w:t>
+      </w:r>
+      <w:r>
+        <w:rPr>
+          <w:i/>
+          <w:iCs/>
+        </w:rPr>
         <w:t xml:space="preserve"> </w:t>
       </w:r>
       <w:r>
         <w:rPr>
           <w:rStyle w:val="VerbatimChar"/>
-        </w:rPr>
-        <w:t xml:space="preserve">CosmosPatchOperations</w:t>
+          <w:i/>
+          <w:iCs/>
+        </w:rPr>
+        <w:t xml:space="preserve">double</w:t>
+      </w:r>
+      <w:r>
+        <w:rPr>
+          <w:i/>
+          <w:iCs/>
+        </w:rPr>
+        <w:t xml:space="preserve"> </w:t>
+      </w:r>
+      <w:r>
+        <w:rPr>
+          <w:i/>
+          <w:iCs/>
+        </w:rPr>
+        <w:t xml:space="preserve">without</w:t>
+      </w:r>
+      <w:r>
+        <w:rPr>
+          <w:i/>
+          <w:iCs/>
+        </w:rPr>
+        <w:t xml:space="preserve"> </w:t>
+      </w:r>
+      <w:r>
+        <w:rPr>
+          <w:i/>
+          <w:iCs/>
+        </w:rPr>
+        <w:t xml:space="preserve">changing value?</w:t>
+      </w:r>
+      <w:r>
+        <w:t xml:space="preserve"> </w:t>
+      </w:r>
+      <w:r>
+        <w:t xml:space="preserve">The answer is</w:t>
+      </w:r>
+      <w:r>
+        <w:t xml:space="preserve"> </w:t>
+      </w:r>
+      <w:r>
+        <w:rPr>
+          <w:rStyle w:val="VerbatimChar"/>
+        </w:rPr>
+        <w:t xml:space="preserve">2^53 - 1</w:t>
       </w:r>
       <w:r>
         <w:t xml:space="preserve">.</w:t>
@@ -1293,26 +3624,10 @@
     </w:p>
     <w:p>
       <w:pPr>
-        <w:pStyle w:val="Compact"/>
-        <w:numPr>
-          <w:ilvl w:val="0"/>
-          <w:numId w:val="1002"/>
-        </w:numPr>
-      </w:pPr>
-      <w:r>
-        <w:t xml:space="preserve">Add one server-side filter predicate.</w:t>
-      </w:r>
-    </w:p>
-    <w:p>
-      <w:pPr>
-        <w:pStyle w:val="Compact"/>
-        <w:numPr>
-          <w:ilvl w:val="0"/>
-          <w:numId w:val="1002"/>
-        </w:numPr>
-      </w:pPr>
-      <w:r>
-        <w:t xml:space="preserve">Execute one</w:t>
+        <w:pStyle w:val="FirstParagraph"/>
+      </w:pPr>
+      <w:r>
+        <w:t xml:space="preserve">Merging them either way is worse. Widening rule 8 to</w:t>
       </w:r>
       <w:r>
         <w:t xml:space="preserve"> </w:t>
@@ -1321,18 +3636,964 @@
         <w:rPr>
           <w:rStyle w:val="VerbatimChar"/>
         </w:rPr>
-        <w:t xml:space="preserve">patchItem</w:t>
-      </w:r>
-      <w:r>
+        <w:t xml:space="preserve">2^63 - 1</w:t>
+      </w:r>
+      <w:r>
+        <w:t xml:space="preserve"> </w:t>
+      </w:r>
+      <w:r>
+        <w:t xml:space="preserve">would admit</w:t>
+      </w:r>
+      <w:r>
+        <w:t xml:space="preserve"> </w:t>
+      </w:r>
+      <w:r>
+        <w:t xml:space="preserve">fractional values that Cosmos DB and DynamoDB round differently. Narrowing rule</w:t>
+      </w:r>
+      <w:r>
+        <w:t xml:space="preserve"> </w:t>
+      </w:r>
+      <w:r>
+        <w:t xml:space="preserve">7 to</w:t>
+      </w:r>
+      <w:r>
+        <w:t xml:space="preserve"> </w:t>
+      </w:r>
+      <w:r>
+        <w:rPr>
+          <w:rStyle w:val="VerbatimChar"/>
+        </w:rPr>
+        <w:t xml:space="preserve">2^53 - 1</w:t>
+      </w:r>
+      <w:r>
+        <w:t xml:space="preserve"> </w:t>
+      </w:r>
+      <w:r>
+        <w:t xml:space="preserve">would reject</w:t>
+      </w:r>
+      <w:r>
+        <w:t xml:space="preserve"> </w:t>
+      </w:r>
+      <w:r>
+        <w:rPr>
+          <w:rStyle w:val="VerbatimChar"/>
+        </w:rPr>
+        <w:t xml:space="preserve">long</w:t>
+      </w:r>
+      <w:r>
+        <w:t xml:space="preserve"> </w:t>
+      </w:r>
+      <w:r>
+        <w:t xml:space="preserve">values that already round-trip perfectly on</w:t>
+      </w:r>
+      <w:r>
+        <w:t xml:space="preserve"> </w:t>
+      </w:r>
+      <w:r>
+        <w:t xml:space="preserve">both providers, for no portability gain.</w:t>
+      </w:r>
+    </w:p>
+    <w:p>
+      <w:pPr>
+        <w:pStyle w:val="BodyText"/>
+      </w:pPr>
+      <w:r>
+        <w:t xml:space="preserve">Rule 10 keeps the split simple for</w:t>
+      </w:r>
+      <w:r>
+        <w:t xml:space="preserve"> </w:t>
+      </w:r>
+      <w:r>
+        <w:rPr>
+          <w:rStyle w:val="VerbatimChar"/>
+        </w:rPr>
+        <w:t xml:space="preserve">INCREMENT</w:t>
+      </w:r>
+      <w:r>
+        <w:t xml:space="preserve">: because a delta must be a whole</w:t>
+      </w:r>
+      <w:r>
+        <w:t xml:space="preserve"> </w:t>
+      </w:r>
+      <w:r>
+        <w:t xml:space="preserve">number, only rule 7 governs it, bounding both the delta and the result. Rule 8</w:t>
+      </w:r>
+      <w:r>
+        <w:t xml:space="preserve"> </w:t>
+      </w:r>
+      <w:r>
+        <w:t xml:space="preserve">applies to values written by</w:t>
+      </w:r>
+      <w:r>
+        <w:t xml:space="preserve"> </w:t>
+      </w:r>
+      <w:r>
+        <w:rPr>
+          <w:rStyle w:val="VerbatimChar"/>
+        </w:rPr>
+        <w:t xml:space="preserve">SET</w:t>
+      </w:r>
+      <w:r>
+        <w:t xml:space="preserve"> </w:t>
+      </w:r>
+      <w:r>
+        <w:t xml:space="preserve">and</w:t>
+      </w:r>
+      <w:r>
+        <w:t xml:space="preserve"> </w:t>
+      </w:r>
+      <w:r>
+        <w:rPr>
+          <w:rStyle w:val="VerbatimChar"/>
+        </w:rPr>
+        <w:t xml:space="preserve">REPLACE</w:t>
+      </w:r>
+      <w:r>
+        <w:t xml:space="preserve">, where no provider arithmetic</w:t>
+      </w:r>
+      <w:r>
+        <w:t xml:space="preserve"> </w:t>
+      </w:r>
+      <w:r>
+        <w:t xml:space="preserve">is involved.</w:t>
+      </w:r>
+    </w:p>
+    <w:bookmarkEnd w:id="19"/>
+    <w:bookmarkStart w:id="20" w:name="how-the-399-kb-envelope-is-derived"/>
+    <w:p>
+      <w:pPr>
+        <w:pStyle w:val="Heading4"/>
+      </w:pPr>
+      <w:r>
+        <w:t xml:space="preserve">How the 399 KB envelope is derived</w:t>
+      </w:r>
+    </w:p>
+    <w:p>
+      <w:pPr>
+        <w:pStyle w:val="FirstParagraph"/>
+      </w:pPr>
+      <w:r>
+        <w:t xml:space="preserve">The size calculation is</w:t>
+      </w:r>
+      <w:r>
+        <w:t xml:space="preserve"> </w:t>
+      </w:r>
+      <w:r>
+        <w:rPr>
+          <w:rStyle w:val="VerbatimChar"/>
+        </w:rPr>
+        <w:t xml:space="preserve">400 * 1024 - 1 * 1024 = 408,576</w:t>
+      </w:r>
+      <w:r>
+        <w:t xml:space="preserve"> </w:t>
+      </w:r>
+      <w:r>
+        <w:t xml:space="preserve">bytes: DynamoDB's</w:t>
+      </w:r>
+      <w:r>
+        <w:t xml:space="preserve"> </w:t>
+      </w:r>
+      <w:r>
+        <w:t xml:space="preserve">400 KB item limit (</w:t>
+      </w:r>
+      <w:r>
+        <w:rPr>
+          <w:b/>
+          <w:bCs/>
+        </w:rPr>
+        <w:t xml:space="preserve">F4</w:t>
+      </w:r>
+      <w:r>
+        <w:t xml:space="preserve">), less 1 KB reserved for provider-injected fields and</w:t>
+      </w:r>
+      <w:r>
+        <w:t xml:space="preserve"> </w:t>
+      </w:r>
+      <w:r>
+        <w:t xml:space="preserve">representation overhead.</w:t>
+      </w:r>
+    </w:p>
+    <w:p>
+      <w:pPr>
+        <w:pStyle w:val="BodyText"/>
+      </w:pPr>
+      <w:r>
+        <w:t xml:space="preserve">For PATCH, the 399 KB check measures each operation's type, path, and optional</w:t>
+      </w:r>
+      <w:r>
+        <w:t xml:space="preserve"> </w:t>
+      </w:r>
+      <w:r>
+        <w:t xml:space="preserve">value; a</w:t>
+      </w:r>
+      <w:r>
+        <w:t xml:space="preserve"> </w:t>
+      </w:r>
+      <w:r>
+        <w:rPr>
+          <w:rStyle w:val="VerbatimChar"/>
+        </w:rPr>
+        <w:t xml:space="preserve">REMOVE</w:t>
+      </w:r>
+      <w:r>
+        <w:t xml:space="preserve"> </w:t>
+      </w:r>
+      <w:r>
+        <w:t xml:space="preserve">still contributes its type and path. It bounds the request,</w:t>
+      </w:r>
+      <w:r>
+        <w:t xml:space="preserve"> </w:t>
+      </w:r>
+      <w:r>
+        <w:t xml:space="preserve">not the resulting document. A patch can still be rejected if its post-image</w:t>
+      </w:r>
+      <w:r>
+        <w:t xml:space="preserve"> </w:t>
+      </w:r>
+      <w:r>
+        <w:t xml:space="preserve">exceeds a provider's native item limit.</w:t>
+      </w:r>
+    </w:p>
+    <w:bookmarkEnd w:id="20"/>
+    <w:bookmarkStart w:id="21" w:name="what-these-rules-do-not-cover"/>
+    <w:p>
+      <w:pPr>
+        <w:pStyle w:val="Heading4"/>
+      </w:pPr>
+      <w:r>
+        <w:t xml:space="preserve">What these rules do not cover</w:t>
+      </w:r>
+    </w:p>
+    <w:p>
+      <w:pPr>
+        <w:pStyle w:val="FirstParagraph"/>
+      </w:pPr>
+      <w:r>
+        <w:t xml:space="preserve">Rule 10 removes the divergence the SDK can see: it inspects the delta, and a</w:t>
+      </w:r>
+      <w:r>
+        <w:t xml:space="preserve"> </w:t>
+      </w:r>
+      <w:r>
+        <w:t xml:space="preserve">fractional delta is rejected. It cannot remove the divergence that depends on</w:t>
+      </w:r>
+      <w:r>
+        <w:t xml:space="preserve"> </w:t>
+      </w:r>
+      <w:r>
+        <w:t xml:space="preserve">the</w:t>
+      </w:r>
+      <w:r>
+        <w:t xml:space="preserve"> </w:t>
+      </w:r>
+      <w:r>
+        <w:rPr>
+          <w:b/>
+          <w:bCs/>
+        </w:rPr>
+        <w:t xml:space="preserve">stored</w:t>
+      </w:r>
+      <w:r>
+        <w:t xml:space="preserve"> </w:t>
+      </w:r>
+      <w:r>
+        <w:t xml:space="preserve">value, because the SDK never reads that value — reading it is</w:t>
+      </w:r>
+      <w:r>
+        <w:t xml:space="preserve"> </w:t>
+      </w:r>
+      <w:r>
+        <w:t xml:space="preserve">exactly what</w:t>
+      </w:r>
+      <w:r>
+        <w:t xml:space="preserve"> </w:t>
+      </w:r>
+      <w:r>
+        <w:rPr>
+          <w:rStyle w:val="VerbatimChar"/>
+        </w:rPr>
+        <w:t xml:space="preserve">INCREMENT</w:t>
+      </w:r>
+      <w:r>
+        <w:t xml:space="preserve"> </w:t>
+      </w:r>
+      <w:r>
+        <w:t xml:space="preserve">exists to avoid.</w:t>
+      </w:r>
+    </w:p>
+    <w:p>
+      <w:pPr>
+        <w:pStyle w:val="BodyText"/>
+      </w:pPr>
+      <w:r>
+        <w:t xml:space="preserve">So one case remains. If a field already holds a fractional number and you add a</w:t>
+      </w:r>
+      <w:r>
+        <w:t xml:space="preserve"> </w:t>
+      </w:r>
+      <w:r>
+        <w:t xml:space="preserve">whole-number delta, the two providers can still land one ulp apart:</w:t>
+      </w:r>
+    </w:p>
+    <w:p>
+      <w:pPr>
+        <w:pStyle w:val="SourceCode"/>
+      </w:pPr>
+      <w:r>
+        <w:rPr>
+          <w:rStyle w:val="NormalTok"/>
+        </w:rPr>
+        <w:t xml:space="preserve">client</w:t>
+      </w:r>
+      <w:r>
+        <w:rPr>
+          <w:rStyle w:val="OperatorTok"/>
+        </w:rPr>
         <w:t xml:space="preserve">.</w:t>
       </w:r>
-    </w:p>
-    <w:p>
-      <w:pPr>
-        <w:pStyle w:val="FirstParagraph"/>
-      </w:pPr>
-      <w:r>
-        <w:t xml:space="preserve">The predicate checks:</w:t>
+      <w:r>
+        <w:rPr>
+          <w:rStyle w:val="FunctionTok"/>
+        </w:rPr>
+        <w:t xml:space="preserve">upsert</w:t>
+      </w:r>
+      <w:r>
+        <w:rPr>
+          <w:rStyle w:val="OperatorTok"/>
+        </w:rPr>
+        <w:t xml:space="preserve">(</w:t>
+      </w:r>
+      <w:r>
+        <w:rPr>
+          <w:rStyle w:val="NormalTok"/>
+        </w:rPr>
+        <w:t xml:space="preserve">address</w:t>
+      </w:r>
+      <w:r>
+        <w:rPr>
+          <w:rStyle w:val="OperatorTok"/>
+        </w:rPr>
+        <w:t xml:space="preserve">,</w:t>
+      </w:r>
+      <w:r>
+        <w:rPr>
+          <w:rStyle w:val="NormalTok"/>
+        </w:rPr>
+        <w:t xml:space="preserve"> </w:t>
+      </w:r>
+      <w:r>
+        <w:rPr>
+          <w:rStyle w:val="BuiltInTok"/>
+        </w:rPr>
+        <w:t xml:space="preserve">Map</w:t>
+      </w:r>
+      <w:r>
+        <w:rPr>
+          <w:rStyle w:val="OperatorTok"/>
+        </w:rPr>
+        <w:t xml:space="preserve">.</w:t>
+      </w:r>
+      <w:r>
+        <w:rPr>
+          <w:rStyle w:val="FunctionTok"/>
+        </w:rPr>
+        <w:t xml:space="preserve">of</w:t>
+      </w:r>
+      <w:r>
+        <w:rPr>
+          <w:rStyle w:val="OperatorTok"/>
+        </w:rPr>
+        <w:t xml:space="preserve">(</w:t>
+      </w:r>
+      <w:r>
+        <w:rPr>
+          <w:rStyle w:val="StringTok"/>
+        </w:rPr>
+        <w:t xml:space="preserve">"v"</w:t>
+      </w:r>
+      <w:r>
+        <w:rPr>
+          <w:rStyle w:val="OperatorTok"/>
+        </w:rPr>
+        <w:t xml:space="preserve">,</w:t>
+      </w:r>
+      <w:r>
+        <w:rPr>
+          <w:rStyle w:val="NormalTok"/>
+        </w:rPr>
+        <w:t xml:space="preserve"> </w:t>
+      </w:r>
+      <w:r>
+        <w:rPr>
+          <w:rStyle w:val="FloatTok"/>
+        </w:rPr>
+        <w:t xml:space="preserve">0.7383633795947941</w:t>
+      </w:r>
+      <w:r>
+        <w:rPr>
+          <w:rStyle w:val="OperatorTok"/>
+        </w:rPr>
+        <w:t xml:space="preserve">,</w:t>
+      </w:r>
+      <w:r>
+        <w:rPr>
+          <w:rStyle w:val="NormalTok"/>
+        </w:rPr>
+        <w:t xml:space="preserve"> </w:t>
+      </w:r>
+      <w:r>
+        <w:rPr>
+          <w:rStyle w:val="KeywordTok"/>
+        </w:rPr>
+        <w:t xml:space="preserve">...</w:t>
+      </w:r>
+      <w:r>
+        <w:rPr>
+          <w:rStyle w:val="OperatorTok"/>
+        </w:rPr>
+        <w:t xml:space="preserve">));</w:t>
+      </w:r>
+      <w:r>
+        <w:br/>
+      </w:r>
+      <w:r>
+        <w:rPr>
+          <w:rStyle w:val="NormalTok"/>
+        </w:rPr>
+        <w:t xml:space="preserve">client</w:t>
+      </w:r>
+      <w:r>
+        <w:rPr>
+          <w:rStyle w:val="OperatorTok"/>
+        </w:rPr>
+        <w:t xml:space="preserve">.</w:t>
+      </w:r>
+      <w:r>
+        <w:rPr>
+          <w:rStyle w:val="FunctionTok"/>
+        </w:rPr>
+        <w:t xml:space="preserve">patch</w:t>
+      </w:r>
+      <w:r>
+        <w:rPr>
+          <w:rStyle w:val="OperatorTok"/>
+        </w:rPr>
+        <w:t xml:space="preserve">(</w:t>
+      </w:r>
+      <w:r>
+        <w:rPr>
+          <w:rStyle w:val="NormalTok"/>
+        </w:rPr>
+        <w:t xml:space="preserve">address</w:t>
+      </w:r>
+      <w:r>
+        <w:rPr>
+          <w:rStyle w:val="OperatorTok"/>
+        </w:rPr>
+        <w:t xml:space="preserve">,</w:t>
+      </w:r>
+      <w:r>
+        <w:rPr>
+          <w:rStyle w:val="NormalTok"/>
+        </w:rPr>
+        <w:t xml:space="preserve"> key</w:t>
+      </w:r>
+      <w:r>
+        <w:rPr>
+          <w:rStyle w:val="OperatorTok"/>
+        </w:rPr>
+        <w:t xml:space="preserve">,</w:t>
+      </w:r>
+      <w:r>
+        <w:rPr>
+          <w:rStyle w:val="NormalTok"/>
+        </w:rPr>
+        <w:t xml:space="preserve"> </w:t>
+      </w:r>
+      <w:r>
+        <w:rPr>
+          <w:rStyle w:val="BuiltInTok"/>
+        </w:rPr>
+        <w:t xml:space="preserve">List</w:t>
+      </w:r>
+      <w:r>
+        <w:rPr>
+          <w:rStyle w:val="OperatorTok"/>
+        </w:rPr>
+        <w:t xml:space="preserve">.</w:t>
+      </w:r>
+      <w:r>
+        <w:rPr>
+          <w:rStyle w:val="FunctionTok"/>
+        </w:rPr>
+        <w:t xml:space="preserve">of</w:t>
+      </w:r>
+      <w:r>
+        <w:rPr>
+          <w:rStyle w:val="OperatorTok"/>
+        </w:rPr>
+        <w:t xml:space="preserve">(</w:t>
+      </w:r>
+      <w:r>
+        <w:rPr>
+          <w:rStyle w:val="NormalTok"/>
+        </w:rPr>
+        <w:t xml:space="preserve">PatchOperation</w:t>
+      </w:r>
+      <w:r>
+        <w:rPr>
+          <w:rStyle w:val="OperatorTok"/>
+        </w:rPr>
+        <w:t xml:space="preserve">.</w:t>
+      </w:r>
+      <w:r>
+        <w:rPr>
+          <w:rStyle w:val="FunctionTok"/>
+        </w:rPr>
+        <w:t xml:space="preserve">increment</w:t>
+      </w:r>
+      <w:r>
+        <w:rPr>
+          <w:rStyle w:val="OperatorTok"/>
+        </w:rPr>
+        <w:t xml:space="preserve">(</w:t>
+      </w:r>
+      <w:r>
+        <w:rPr>
+          <w:rStyle w:val="StringTok"/>
+        </w:rPr>
+        <w:t xml:space="preserve">"/v"</w:t>
+      </w:r>
+      <w:r>
+        <w:rPr>
+          <w:rStyle w:val="OperatorTok"/>
+        </w:rPr>
+        <w:t xml:space="preserve">,</w:t>
+      </w:r>
+      <w:r>
+        <w:rPr>
+          <w:rStyle w:val="NormalTok"/>
+        </w:rPr>
+        <w:t xml:space="preserve"> </w:t>
+      </w:r>
+      <w:r>
+        <w:rPr>
+          <w:rStyle w:val="DecValTok"/>
+        </w:rPr>
+        <w:t xml:space="preserve">3</w:t>
+      </w:r>
+      <w:r>
+        <w:rPr>
+          <w:rStyle w:val="OperatorTok"/>
+        </w:rPr>
+        <w:t xml:space="preserve">)));</w:t>
+      </w:r>
+    </w:p>
+    <w:tbl>
+      <w:tblPr>
+        <w:tblStyle w:val="Table"/>
+        <w:tblW w:type="auto" w:w="0"/>
+        <w:tblLook w:firstRow="1" w:lastRow="0" w:firstColumn="0" w:lastColumn="0" w:noHBand="0" w:noVBand="0" w:val="0020"/>
+      </w:tblPr>
+      <w:tblGrid>
+        <w:gridCol w:w="2640"/>
+        <w:gridCol w:w="2640"/>
+        <w:gridCol w:w="2640"/>
+      </w:tblGrid>
+      <w:tr>
+        <w:trPr>
+          <w:tblHeader w:val="on"/>
+        </w:trPr>
+        <w:tc>
+          <w:tcPr/>
+          <w:p>
+            <w:pPr>
+              <w:pStyle w:val="Compact"/>
+            </w:pPr>
+            <w:r>
+              <w:t xml:space="preserve">Provider</w:t>
+            </w:r>
+          </w:p>
+        </w:tc>
+        <w:tc>
+          <w:tcPr/>
+          <w:p>
+            <w:pPr>
+              <w:pStyle w:val="Compact"/>
+            </w:pPr>
+            <w:r>
+              <w:t xml:space="preserve">Arithmetic</w:t>
+            </w:r>
+          </w:p>
+        </w:tc>
+        <w:tc>
+          <w:tcPr/>
+          <w:p>
+            <w:pPr>
+              <w:pStyle w:val="Compact"/>
+            </w:pPr>
+            <w:r>
+              <w:t xml:space="preserve">Result read back</w:t>
+            </w:r>
+          </w:p>
+        </w:tc>
+      </w:tr>
+      <w:tr>
+        <w:tc>
+          <w:tcPr/>
+          <w:p>
+            <w:pPr>
+              <w:pStyle w:val="Compact"/>
+            </w:pPr>
+            <w:r>
+              <w:t xml:space="preserve">DynamoDB</w:t>
+            </w:r>
+          </w:p>
+        </w:tc>
+        <w:tc>
+          <w:tcPr/>
+          <w:p>
+            <w:pPr>
+              <w:pStyle w:val="Compact"/>
+            </w:pPr>
+            <w:r>
+              <w:t xml:space="preserve">exact decimal (</w:t>
+            </w:r>
+            <w:r>
+              <w:rPr>
+                <w:b/>
+                <w:bCs/>
+              </w:rPr>
+              <w:t xml:space="preserve">F3</w:t>
+            </w:r>
+            <w:r>
+              <w:t xml:space="preserve">):</w:t>
+            </w:r>
+            <w:r>
+              <w:t xml:space="preserve"> </w:t>
+            </w:r>
+            <w:r>
+              <w:rPr>
+                <w:rStyle w:val="VerbatimChar"/>
+              </w:rPr>
+              <w:t xml:space="preserve">0.7383633795947941 + 3</w:t>
+            </w:r>
+            <w:r>
+              <w:t xml:space="preserve"> </w:t>
+            </w:r>
+            <w:r>
+              <w:t xml:space="preserve">=</w:t>
+            </w:r>
+            <w:r>
+              <w:t xml:space="preserve"> </w:t>
+            </w:r>
+            <w:r>
+              <w:rPr>
+                <w:rStyle w:val="VerbatimChar"/>
+              </w:rPr>
+              <w:t xml:space="preserve">3.7383633795947941</w:t>
+            </w:r>
+            <w:r>
+              <w:t xml:space="preserve">, parsed back into a</w:t>
+            </w:r>
+            <w:r>
+              <w:t xml:space="preserve"> </w:t>
+            </w:r>
+            <w:r>
+              <w:rPr>
+                <w:rStyle w:val="VerbatimChar"/>
+              </w:rPr>
+              <w:t xml:space="preserve">double</w:t>
+            </w:r>
+          </w:p>
+        </w:tc>
+        <w:tc>
+          <w:tcPr/>
+          <w:p>
+            <w:pPr>
+              <w:pStyle w:val="Compact"/>
+            </w:pPr>
+            <w:r>
+              <w:rPr>
+                <w:rStyle w:val="VerbatimChar"/>
+              </w:rPr>
+              <w:t xml:space="preserve">3.738363379594794</w:t>
+            </w:r>
+          </w:p>
+        </w:tc>
+      </w:tr>
+      <w:tr>
+        <w:tc>
+          <w:tcPr/>
+          <w:p>
+            <w:pPr>
+              <w:pStyle w:val="Compact"/>
+            </w:pPr>
+            <w:r>
+              <w:t xml:space="preserve">Cosmos DB</w:t>
+            </w:r>
+          </w:p>
+        </w:tc>
+        <w:tc>
+          <w:tcPr/>
+          <w:p>
+            <w:pPr>
+              <w:pStyle w:val="Compact"/>
+            </w:pPr>
+            <w:r>
+              <w:t xml:space="preserve">binary64 (</w:t>
+            </w:r>
+            <w:r>
+              <w:rPr>
+                <w:b/>
+                <w:bCs/>
+              </w:rPr>
+              <w:t xml:space="preserve">F2</w:t>
+            </w:r>
+            <w:r>
+              <w:t xml:space="preserve">):</w:t>
+            </w:r>
+            <w:r>
+              <w:t xml:space="preserve"> </w:t>
+            </w:r>
+            <w:r>
+              <w:rPr>
+                <w:rStyle w:val="VerbatimChar"/>
+              </w:rPr>
+              <w:t xml:space="preserve">double(0.7383633795947941) + 3</w:t>
+            </w:r>
+            <w:r>
+              <w:t xml:space="preserve">, rounded once</w:t>
+            </w:r>
+          </w:p>
+        </w:tc>
+        <w:tc>
+          <w:tcPr/>
+          <w:p>
+            <w:pPr>
+              <w:pStyle w:val="Compact"/>
+            </w:pPr>
+            <w:r>
+              <w:rPr>
+                <w:rStyle w:val="VerbatimChar"/>
+              </w:rPr>
+              <w:t xml:space="preserve">3.7383633795947944</w:t>
+            </w:r>
+          </w:p>
+        </w:tc>
+      </w:tr>
+    </w:tbl>
+    <w:p>
+      <w:pPr>
+        <w:pStyle w:val="BodyText"/>
+      </w:pPr>
+      <w:r>
+        <w:t xml:space="preserve">The value needs enough significant digits to use most of the</w:t>
+      </w:r>
+      <w:r>
+        <w:t xml:space="preserve"> </w:t>
+      </w:r>
+      <w:r>
+        <w:rPr>
+          <w:rStyle w:val="VerbatimChar"/>
+        </w:rPr>
+        <w:t xml:space="preserve">double</w:t>
+      </w:r>
+      <w:r>
+        <w:t xml:space="preserve"> </w:t>
+      </w:r>
+      <w:r>
+        <w:t xml:space="preserve">mantissa</w:t>
+      </w:r>
+      <w:r>
+        <w:t xml:space="preserve"> </w:t>
+      </w:r>
+      <w:r>
+        <w:t xml:space="preserve">before this shows up —</w:t>
+      </w:r>
+      <w:r>
+        <w:t xml:space="preserve"> </w:t>
+      </w:r>
+      <w:r>
+        <w:rPr>
+          <w:rStyle w:val="VerbatimChar"/>
+        </w:rPr>
+        <w:t xml:space="preserve">0.1 + 3</w:t>
+      </w:r>
+      <w:r>
+        <w:t xml:space="preserve"> </w:t>
+      </w:r>
+      <w:r>
+        <w:t xml:space="preserve">is identical on both. Closing it would require</w:t>
+      </w:r>
+      <w:r>
+        <w:t xml:space="preserve"> </w:t>
+      </w:r>
+      <w:r>
+        <w:t xml:space="preserve">reading the current value and computing the sum client-side, which forfeits</w:t>
+      </w:r>
+      <w:r>
+        <w:t xml:space="preserve"> </w:t>
+      </w:r>
+      <w:r>
+        <w:t xml:space="preserve">atomicity and reintroduces the lost-update race that rule 10's own justification</w:t>
+      </w:r>
+      <w:r>
+        <w:t xml:space="preserve"> </w:t>
+      </w:r>
+      <w:r>
+        <w:t xml:space="preserve">rules out. Trading a guaranteed correctness property for a last-digit</w:t>
+      </w:r>
+      <w:r>
+        <w:t xml:space="preserve"> </w:t>
+      </w:r>
+      <w:r>
+        <w:t xml:space="preserve">representation detail is the wrong trade, so the SDK keeps atomicity.</w:t>
+      </w:r>
+    </w:p>
+    <w:p>
+      <w:pPr>
+        <w:pStyle w:val="BodyText"/>
+      </w:pPr>
+      <w:r>
+        <w:t xml:space="preserve">The portable guidance is the same as for rule 10:</w:t>
+      </w:r>
+      <w:r>
+        <w:t xml:space="preserve"> </w:t>
+      </w:r>
+      <w:r>
+        <w:rPr>
+          <w:b/>
+          <w:bCs/>
+        </w:rPr>
+        <w:t xml:space="preserve">if the exact digits matter,</w:t>
+      </w:r>
+      <w:r>
+        <w:rPr>
+          <w:b/>
+          <w:bCs/>
+        </w:rPr>
+        <w:t xml:space="preserve"> </w:t>
+      </w:r>
+      <w:r>
+        <w:rPr>
+          <w:b/>
+          <w:bCs/>
+        </w:rPr>
+        <w:t xml:space="preserve">do not store the quantity as a fraction.</w:t>
+      </w:r>
+      <w:r>
+        <w:t xml:space="preserve"> </w:t>
+      </w:r>
+      <w:r>
+        <w:t xml:space="preserve">Use integral minor units — hold</w:t>
+      </w:r>
+      <w:r>
+        <w:t xml:space="preserve"> </w:t>
+      </w:r>
+      <w:r>
+        <w:rPr>
+          <w:rStyle w:val="VerbatimChar"/>
+        </w:rPr>
+        <w:t xml:space="preserve">/balanceCents</w:t>
+      </w:r>
+      <w:r>
+        <w:t xml:space="preserve"> </w:t>
+      </w:r>
+      <w:r>
+        <w:t xml:space="preserve">and increment by</w:t>
+      </w:r>
+      <w:r>
+        <w:t xml:space="preserve"> </w:t>
+      </w:r>
+      <w:r>
+        <w:rPr>
+          <w:rStyle w:val="VerbatimChar"/>
+        </w:rPr>
+        <w:t xml:space="preserve">20</w:t>
+      </w:r>
+      <w:r>
+        <w:t xml:space="preserve">, not</w:t>
+      </w:r>
+      <w:r>
+        <w:t xml:space="preserve"> </w:t>
+      </w:r>
+      <w:r>
+        <w:rPr>
+          <w:rStyle w:val="VerbatimChar"/>
+        </w:rPr>
+        <w:t xml:space="preserve">/balance</w:t>
+      </w:r>
+      <w:r>
+        <w:t xml:space="preserve"> </w:t>
+      </w:r>
+      <w:r>
+        <w:t xml:space="preserve">by</w:t>
+      </w:r>
+      <w:r>
+        <w:t xml:space="preserve"> </w:t>
+      </w:r>
+      <w:r>
+        <w:rPr>
+          <w:rStyle w:val="VerbatimChar"/>
+        </w:rPr>
+        <w:t xml:space="preserve">0.20</w:t>
+      </w:r>
+      <w:r>
+        <w:t xml:space="preserve"> </w:t>
+      </w:r>
+      <w:r>
+        <w:t xml:space="preserve">— and rules 7</w:t>
+      </w:r>
+      <w:r>
+        <w:t xml:space="preserve"> </w:t>
+      </w:r>
+      <w:r>
+        <w:t xml:space="preserve">and 10 then guarantee an identical result on every provider.</w:t>
+      </w:r>
+    </w:p>
+    <w:p>
+      <w:pPr>
+        <w:pStyle w:val="BodyText"/>
+      </w:pPr>
+      <w:r>
+        <w:rPr>
+          <w:rStyle w:val="VerbatimChar"/>
+        </w:rPr>
+        <w:t xml:space="preserve">OperationOptions.ttlSeconds()</w:t>
+      </w:r>
+      <w:r>
+        <w:t xml:space="preserve"> </w:t>
+      </w:r>
+      <w:r>
+        <w:t xml:space="preserve">is ignored. PATCH never creates or resets an</w:t>
+      </w:r>
+      <w:r>
+        <w:t xml:space="preserve"> </w:t>
+      </w:r>
+      <w:r>
+        <w:t xml:space="preserve">expiry, and by rule 11 it refuses to touch a document that already has one.</w:t>
+      </w:r>
+    </w:p>
+    <w:bookmarkEnd w:id="21"/>
+    <w:bookmarkEnd w:id="22"/>
+    <w:bookmarkEnd w:id="23"/>
+    <w:bookmarkStart w:id="27" w:name="Xeaab99806607a97d642bde240371a0769f49f2b"/>
+    <w:p>
+      <w:pPr>
+        <w:pStyle w:val="Heading2"/>
+      </w:pPr>
+      <w:r>
+        <w:t xml:space="preserve">3. Cosmos DB</w:t>
+      </w:r>
+    </w:p>
+    <w:bookmarkStart w:id="24" w:name="request-flow"/>
+    <w:p>
+      <w:pPr>
+        <w:pStyle w:val="Heading3"/>
+      </w:pPr>
+      <w:r>
+        <w:t xml:space="preserve">Request flow</w:t>
       </w:r>
     </w:p>
     <w:p>
@@ -1344,7 +4605,7 @@
         </w:numPr>
       </w:pPr>
       <w:r>
-        <w:t xml:space="preserve">required paths and nested parents exist;</w:t>
+        <w:t xml:space="preserve">Validate the portable request.</w:t>
       </w:r>
     </w:p>
     <w:p>
@@ -1356,7 +4617,19 @@
         </w:numPr>
       </w:pPr>
       <w:r>
-        <w:t xml:space="preserve">increment targets are numeric;</w:t>
+        <w:t xml:space="preserve">Translate operations into</w:t>
+      </w:r>
+      <w:r>
+        <w:t xml:space="preserve"> </w:t>
+      </w:r>
+      <w:r>
+        <w:rPr>
+          <w:rStyle w:val="VerbatimChar"/>
+        </w:rPr>
+        <w:t xml:space="preserve">CosmosPatchOperations</w:t>
+      </w:r>
+      <w:r>
+        <w:t xml:space="preserve">.</w:t>
       </w:r>
     </w:p>
     <w:p>
@@ -1368,7 +4641,7 @@
         </w:numPr>
       </w:pPr>
       <w:r>
-        <w:t xml:space="preserve">integral increment results stay within signed 64-bit range;</w:t>
+        <w:t xml:space="preserve">Add one server-side filter predicate.</w:t>
       </w:r>
     </w:p>
     <w:p>
@@ -1380,6 +4653,74 @@
         </w:numPr>
       </w:pPr>
       <w:r>
+        <w:t xml:space="preserve">Execute one</w:t>
+      </w:r>
+      <w:r>
+        <w:t xml:space="preserve"> </w:t>
+      </w:r>
+      <w:r>
+        <w:rPr>
+          <w:rStyle w:val="VerbatimChar"/>
+        </w:rPr>
+        <w:t xml:space="preserve">patchItem</w:t>
+      </w:r>
+      <w:r>
+        <w:t xml:space="preserve">.</w:t>
+      </w:r>
+    </w:p>
+    <w:p>
+      <w:pPr>
+        <w:pStyle w:val="FirstParagraph"/>
+      </w:pPr>
+      <w:r>
+        <w:t xml:space="preserve">The predicate checks:</w:t>
+      </w:r>
+    </w:p>
+    <w:p>
+      <w:pPr>
+        <w:pStyle w:val="Compact"/>
+        <w:numPr>
+          <w:ilvl w:val="0"/>
+          <w:numId w:val="1004"/>
+        </w:numPr>
+      </w:pPr>
+      <w:r>
+        <w:t xml:space="preserve">required paths and nested parents exist;</w:t>
+      </w:r>
+    </w:p>
+    <w:p>
+      <w:pPr>
+        <w:pStyle w:val="Compact"/>
+        <w:numPr>
+          <w:ilvl w:val="0"/>
+          <w:numId w:val="1004"/>
+        </w:numPr>
+      </w:pPr>
+      <w:r>
+        <w:t xml:space="preserve">increment targets are numeric;</w:t>
+      </w:r>
+    </w:p>
+    <w:p>
+      <w:pPr>
+        <w:pStyle w:val="Compact"/>
+        <w:numPr>
+          <w:ilvl w:val="0"/>
+          <w:numId w:val="1004"/>
+        </w:numPr>
+      </w:pPr>
+      <w:r>
+        <w:t xml:space="preserve">integral increment results stay within signed 64-bit range;</w:t>
+      </w:r>
+    </w:p>
+    <w:p>
+      <w:pPr>
+        <w:pStyle w:val="Compact"/>
+        <w:numPr>
+          <w:ilvl w:val="0"/>
+          <w:numId w:val="1004"/>
+        </w:numPr>
+      </w:pPr>
+      <w:r>
         <w:t xml:space="preserve">the item does not contain SDK-managed</w:t>
       </w:r>
       <w:r>
@@ -1424,8 +4765,8 @@
         <w:t xml:space="preserve">predicate allows concurrent updates to unrelated fields.</w:t>
       </w:r>
     </w:p>
-    <w:bookmarkEnd w:id="15"/>
-    <w:bookmarkStart w:id="16" w:name="failure-classification"/>
+    <w:bookmarkEnd w:id="24"/>
+    <w:bookmarkStart w:id="25" w:name="failure-classification"/>
     <w:p>
       <w:pPr>
         <w:pStyle w:val="Heading3"/>
@@ -1615,106 +4956,14 @@
         </w:tc>
       </w:tr>
     </w:tbl>
-    <w:bookmarkEnd w:id="16"/>
-    <w:bookmarkStart w:id="17" w:name="provider-differences"/>
+    <w:bookmarkEnd w:id="25"/>
+    <w:bookmarkStart w:id="26" w:name="provider-differences"/>
     <w:p>
       <w:pPr>
         <w:pStyle w:val="Heading3"/>
       </w:pPr>
       <w:r>
         <w:t xml:space="preserve">Provider differences</w:t>
-      </w:r>
-    </w:p>
-    <w:p>
-      <w:pPr>
-        <w:pStyle w:val="Compact"/>
-        <w:numPr>
-          <w:ilvl w:val="0"/>
-          <w:numId w:val="1004"/>
-        </w:numPr>
-      </w:pPr>
-      <w:r>
-        <w:t xml:space="preserve">Fractional increments use IEEE-754 binary64, so</w:t>
-      </w:r>
-      <w:r>
-        <w:t xml:space="preserve"> </w:t>
-      </w:r>
-      <w:r>
-        <w:rPr>
-          <w:rStyle w:val="VerbatimChar"/>
-        </w:rPr>
-        <w:t xml:space="preserve">EXACT_FRACTIONAL_INCREMENT</w:t>
-      </w:r>
-      <w:r>
-        <w:t xml:space="preserve"> </w:t>
-      </w:r>
-      <w:r>
-        <w:t xml:space="preserve">is unsupported.</w:t>
-      </w:r>
-    </w:p>
-    <w:p>
-      <w:pPr>
-        <w:pStyle w:val="Compact"/>
-        <w:numPr>
-          <w:ilvl w:val="0"/>
-          <w:numId w:val="1004"/>
-        </w:numPr>
-      </w:pPr>
-      <w:r>
-        <w:t xml:space="preserve">Native patch advances</w:t>
-      </w:r>
-      <w:r>
-        <w:t xml:space="preserve"> </w:t>
-      </w:r>
-      <w:r>
-        <w:rPr>
-          <w:rStyle w:val="VerbatimChar"/>
-        </w:rPr>
-        <w:t xml:space="preserve">_ts</w:t>
-      </w:r>
-      <w:r>
-        <w:t xml:space="preserve">; an item with SDK-managed relative</w:t>
-      </w:r>
-      <w:r>
-        <w:t xml:space="preserve"> </w:t>
-      </w:r>
-      <w:r>
-        <w:rPr>
-          <w:rStyle w:val="VerbatimChar"/>
-        </w:rPr>
-        <w:t xml:space="preserve">ttl</w:t>
-      </w:r>
-      <w:r>
-        <w:t xml:space="preserve"> </w:t>
-      </w:r>
-      <w:r>
-        <w:t xml:space="preserve">is</w:t>
-      </w:r>
-      <w:r>
-        <w:t xml:space="preserve"> </w:t>
-      </w:r>
-      <w:r>
-        <w:t xml:space="preserve">rejected because its expiry cannot be preserved.</w:t>
-      </w:r>
-    </w:p>
-    <w:bookmarkEnd w:id="17"/>
-    <w:bookmarkEnd w:id="18"/>
-    <w:bookmarkStart w:id="25" w:name="X7d156430085ff97f949c5e680a14873a24536fe"/>
-    <w:p>
-      <w:pPr>
-        <w:pStyle w:val="Heading2"/>
-      </w:pPr>
-      <w:r>
-        <w:t xml:space="preserve">4. DynamoDB</w:t>
-      </w:r>
-    </w:p>
-    <w:bookmarkStart w:id="19" w:name="request-flow-1"/>
-    <w:p>
-      <w:pPr>
-        <w:pStyle w:val="Heading3"/>
-      </w:pPr>
-      <w:r>
-        <w:t xml:space="preserve">Request flow</w:t>
       </w:r>
     </w:p>
     <w:p>
@@ -1726,7 +4975,23 @@
         </w:numPr>
       </w:pPr>
       <w:r>
-        <w:t xml:space="preserve">Validate the portable request.</w:t>
+        <w:t xml:space="preserve">Cosmos DB would evaluate a fractional increment in IEEE-754 binary64</w:t>
+      </w:r>
+      <w:r>
+        <w:t xml:space="preserve"> </w:t>
+      </w:r>
+      <w:r>
+        <w:t xml:space="preserve">(</w:t>
+      </w:r>
+      <w:r>
+        <w:rPr>
+          <w:b/>
+          <w:bCs/>
+        </w:rPr>
+        <w:t xml:space="preserve">F2</w:t>
+      </w:r>
+      <w:r>
+        <w:t xml:space="preserve">), which is why rule 10 rejects fractional deltas before dispatch.</w:t>
       </w:r>
     </w:p>
     <w:p>
@@ -1738,7 +5003,7 @@
         </w:numPr>
       </w:pPr>
       <w:r>
-        <w:t xml:space="preserve">Compile one</w:t>
+        <w:t xml:space="preserve">Native patch advances</w:t>
       </w:r>
       <w:r>
         <w:t xml:space="preserve"> </w:t>
@@ -1747,22 +5012,23 @@
         <w:rPr>
           <w:rStyle w:val="VerbatimChar"/>
         </w:rPr>
-        <w:t xml:space="preserve">UpdateExpression</w:t>
-      </w:r>
-      <w:r>
-        <w:t xml:space="preserve">.</w:t>
-      </w:r>
-    </w:p>
-    <w:p>
-      <w:pPr>
-        <w:pStyle w:val="Compact"/>
-        <w:numPr>
-          <w:ilvl w:val="0"/>
-          <w:numId w:val="1005"/>
-        </w:numPr>
-      </w:pPr>
-      <w:r>
-        <w:t xml:space="preserve">Add one</w:t>
+        <w:t xml:space="preserve">_ts</w:t>
+      </w:r>
+      <w:r>
+        <w:t xml:space="preserve"> </w:t>
+      </w:r>
+      <w:r>
+        <w:t xml:space="preserve">(</w:t>
+      </w:r>
+      <w:r>
+        <w:rPr>
+          <w:b/>
+          <w:bCs/>
+        </w:rPr>
+        <w:t xml:space="preserve">F7</w:t>
+      </w:r>
+      <w:r>
+        <w:t xml:space="preserve">), so an item with SDK-managed relative</w:t>
       </w:r>
       <w:r>
         <w:t xml:space="preserve"> </w:t>
@@ -1771,42 +5037,39 @@
         <w:rPr>
           <w:rStyle w:val="VerbatimChar"/>
         </w:rPr>
-        <w:t xml:space="preserve">ConditionExpression</w:t>
-      </w:r>
-      <w:r>
-        <w:t xml:space="preserve">.</w:t>
-      </w:r>
-    </w:p>
-    <w:p>
-      <w:pPr>
-        <w:pStyle w:val="Compact"/>
-        <w:numPr>
-          <w:ilvl w:val="0"/>
-          <w:numId w:val="1005"/>
-        </w:numPr>
-      </w:pPr>
-      <w:r>
-        <w:t xml:space="preserve">Execute one</w:t>
-      </w:r>
-      <w:r>
-        <w:t xml:space="preserve"> </w:t>
-      </w:r>
-      <w:r>
-        <w:rPr>
-          <w:rStyle w:val="VerbatimChar"/>
-        </w:rPr>
-        <w:t xml:space="preserve">UpdateItem</w:t>
-      </w:r>
-      <w:r>
-        <w:t xml:space="preserve">.</w:t>
-      </w:r>
-    </w:p>
-    <w:p>
-      <w:pPr>
-        <w:pStyle w:val="FirstParagraph"/>
-      </w:pPr>
-      <w:r>
-        <w:t xml:space="preserve">The condition checks:</w:t>
+        <w:t xml:space="preserve">ttl</w:t>
+      </w:r>
+      <w:r>
+        <w:t xml:space="preserve"> </w:t>
+      </w:r>
+      <w:r>
+        <w:t xml:space="preserve">is rejected by the atomic filter predicate — its expiry cannot be</w:t>
+      </w:r>
+      <w:r>
+        <w:t xml:space="preserve"> </w:t>
+      </w:r>
+      <w:r>
+        <w:t xml:space="preserve">preserved.</w:t>
+      </w:r>
+    </w:p>
+    <w:bookmarkEnd w:id="26"/>
+    <w:bookmarkEnd w:id="27"/>
+    <w:bookmarkStart w:id="34" w:name="X7d156430085ff97f949c5e680a14873a24536fe"/>
+    <w:p>
+      <w:pPr>
+        <w:pStyle w:val="Heading2"/>
+      </w:pPr>
+      <w:r>
+        <w:t xml:space="preserve">4. DynamoDB</w:t>
+      </w:r>
+    </w:p>
+    <w:bookmarkStart w:id="28" w:name="request-flow-1"/>
+    <w:p>
+      <w:pPr>
+        <w:pStyle w:val="Heading3"/>
+      </w:pPr>
+      <w:r>
+        <w:t xml:space="preserve">Request flow</w:t>
       </w:r>
     </w:p>
     <w:p>
@@ -1818,7 +5081,7 @@
         </w:numPr>
       </w:pPr>
       <w:r>
-        <w:t xml:space="preserve">the document exists;</w:t>
+        <w:t xml:space="preserve">Validate the portable request.</w:t>
       </w:r>
     </w:p>
     <w:p>
@@ -1830,7 +5093,19 @@
         </w:numPr>
       </w:pPr>
       <w:r>
-        <w:t xml:space="preserve">required paths and nested parents exist;</w:t>
+        <w:t xml:space="preserve">Compile one</w:t>
+      </w:r>
+      <w:r>
+        <w:t xml:space="preserve"> </w:t>
+      </w:r>
+      <w:r>
+        <w:rPr>
+          <w:rStyle w:val="VerbatimChar"/>
+        </w:rPr>
+        <w:t xml:space="preserve">UpdateExpression</w:t>
+      </w:r>
+      <w:r>
+        <w:t xml:space="preserve">.</w:t>
       </w:r>
     </w:p>
     <w:p>
@@ -1842,6 +5117,86 @@
         </w:numPr>
       </w:pPr>
       <w:r>
+        <w:t xml:space="preserve">Add one</w:t>
+      </w:r>
+      <w:r>
+        <w:t xml:space="preserve"> </w:t>
+      </w:r>
+      <w:r>
+        <w:rPr>
+          <w:rStyle w:val="VerbatimChar"/>
+        </w:rPr>
+        <w:t xml:space="preserve">ConditionExpression</w:t>
+      </w:r>
+      <w:r>
+        <w:t xml:space="preserve">.</w:t>
+      </w:r>
+    </w:p>
+    <w:p>
+      <w:pPr>
+        <w:pStyle w:val="Compact"/>
+        <w:numPr>
+          <w:ilvl w:val="0"/>
+          <w:numId w:val="1006"/>
+        </w:numPr>
+      </w:pPr>
+      <w:r>
+        <w:t xml:space="preserve">Execute one</w:t>
+      </w:r>
+      <w:r>
+        <w:t xml:space="preserve"> </w:t>
+      </w:r>
+      <w:r>
+        <w:rPr>
+          <w:rStyle w:val="VerbatimChar"/>
+        </w:rPr>
+        <w:t xml:space="preserve">UpdateItem</w:t>
+      </w:r>
+      <w:r>
+        <w:t xml:space="preserve">.</w:t>
+      </w:r>
+    </w:p>
+    <w:p>
+      <w:pPr>
+        <w:pStyle w:val="FirstParagraph"/>
+      </w:pPr>
+      <w:r>
+        <w:t xml:space="preserve">The condition checks:</w:t>
+      </w:r>
+    </w:p>
+    <w:p>
+      <w:pPr>
+        <w:pStyle w:val="Compact"/>
+        <w:numPr>
+          <w:ilvl w:val="0"/>
+          <w:numId w:val="1007"/>
+        </w:numPr>
+      </w:pPr>
+      <w:r>
+        <w:t xml:space="preserve">the document exists;</w:t>
+      </w:r>
+    </w:p>
+    <w:p>
+      <w:pPr>
+        <w:pStyle w:val="Compact"/>
+        <w:numPr>
+          <w:ilvl w:val="0"/>
+          <w:numId w:val="1007"/>
+        </w:numPr>
+      </w:pPr>
+      <w:r>
+        <w:t xml:space="preserve">required paths and nested parents exist;</w:t>
+      </w:r>
+    </w:p>
+    <w:p>
+      <w:pPr>
+        <w:pStyle w:val="Compact"/>
+        <w:numPr>
+          <w:ilvl w:val="0"/>
+          <w:numId w:val="1007"/>
+        </w:numPr>
+      </w:pPr>
+      <w:r>
         <w:t xml:space="preserve">integral increment results stay within signed 64-bit range.</w:t>
       </w:r>
     </w:p>
@@ -1859,8 +5214,8 @@
         <w:t xml:space="preserve">special characters remain safe.</w:t>
       </w:r>
     </w:p>
-    <w:bookmarkEnd w:id="19"/>
-    <w:bookmarkStart w:id="20" w:name="failure-classification-1"/>
+    <w:bookmarkEnd w:id="28"/>
+    <w:bookmarkStart w:id="29" w:name="failure-classification-1"/>
     <w:p>
       <w:pPr>
         <w:pStyle w:val="Heading3"/>
@@ -2164,8 +5519,8 @@
         <w:t xml:space="preserve">fallback. A successful PATCH never performs this read.</w:t>
       </w:r>
     </w:p>
-    <w:bookmarkEnd w:id="20"/>
-    <w:bookmarkStart w:id="24" w:name="provider-differences-1"/>
+    <w:bookmarkEnd w:id="29"/>
+    <w:bookmarkStart w:id="33" w:name="provider-differences-1"/>
     <w:p>
       <w:pPr>
         <w:pStyle w:val="Heading3"/>
@@ -2179,11 +5534,11 @@
         <w:pStyle w:val="Compact"/>
         <w:numPr>
           <w:ilvl w:val="0"/>
-          <w:numId w:val="1007"/>
+          <w:numId w:val="1008"/>
         </w:numPr>
       </w:pPr>
       <w:r>
-        <w:t xml:space="preserve">DynamoDB uses exact decimal</w:t>
+        <w:t xml:space="preserve">DynamoDB would evaluate a fractional increment in exact decimal</w:t>
       </w:r>
       <w:r>
         <w:t xml:space="preserve"> </w:t>
@@ -2198,22 +5553,23 @@
         <w:t xml:space="preserve"> </w:t>
       </w:r>
       <w:r>
-        <w:t xml:space="preserve">arithmetic, so</w:t>
-      </w:r>
-      <w:r>
-        <w:t xml:space="preserve"> </w:t>
-      </w:r>
-      <w:r>
-        <w:rPr>
-          <w:rStyle w:val="VerbatimChar"/>
-        </w:rPr>
-        <w:t xml:space="preserve">EXACT_FRACTIONAL_INCREMENT</w:t>
-      </w:r>
-      <w:r>
-        <w:t xml:space="preserve"> </w:t>
-      </w:r>
-      <w:r>
-        <w:t xml:space="preserve">is supported.</w:t>
+        <w:t xml:space="preserve">(</w:t>
+      </w:r>
+      <w:r>
+        <w:rPr>
+          <w:b/>
+          <w:bCs/>
+        </w:rPr>
+        <w:t xml:space="preserve">F3</w:t>
+      </w:r>
+      <w:r>
+        <w:t xml:space="preserve">) — a different result from Cosmos DB for the same call, which is why</w:t>
+      </w:r>
+      <w:r>
+        <w:t xml:space="preserve"> </w:t>
+      </w:r>
+      <w:r>
+        <w:t xml:space="preserve">rule 10 rejects the delta on both.</w:t>
       </w:r>
     </w:p>
     <w:p>
@@ -2221,29 +5577,94 @@
         <w:pStyle w:val="Compact"/>
         <w:numPr>
           <w:ilvl w:val="0"/>
-          <w:numId w:val="1007"/>
+          <w:numId w:val="1008"/>
         </w:numPr>
       </w:pPr>
       <w:r>
-        <w:t xml:space="preserve">PATCH does not write</w:t>
-      </w:r>
-      <w:r>
-        <w:t xml:space="preserve"> </w:t>
-      </w:r>
-      <w:r>
         <w:rPr>
           <w:rStyle w:val="VerbatimChar"/>
         </w:rPr>
+        <w:t xml:space="preserve">UpdateItem</w:t>
+      </w:r>
+      <w:r>
+        <w:t xml:space="preserve"> </w:t>
+      </w:r>
+      <w:r>
+        <w:t xml:space="preserve">never writes</w:t>
+      </w:r>
+      <w:r>
+        <w:t xml:space="preserve"> </w:t>
+      </w:r>
+      <w:r>
+        <w:rPr>
+          <w:rStyle w:val="VerbatimChar"/>
+        </w:rPr>
         <w:t xml:space="preserve">ttlExpiry</w:t>
       </w:r>
       <w:r>
-        <w:t xml:space="preserve">, so the existing absolute expiry is</w:t>
-      </w:r>
-      <w:r>
-        <w:t xml:space="preserve"> </w:t>
-      </w:r>
-      <w:r>
-        <w:t xml:space="preserve">preserved.</w:t>
+        <w:t xml:space="preserve">, so DynamoDB alone</w:t>
+      </w:r>
+      <w:r>
+        <w:t xml:space="preserve"> </w:t>
+      </w:r>
+      <w:r>
+        <w:rPr>
+          <w:i/>
+          <w:iCs/>
+        </w:rPr>
+        <w:t xml:space="preserve">could</w:t>
+      </w:r>
+      <w:r>
+        <w:t xml:space="preserve"> </w:t>
+      </w:r>
+      <w:r>
+        <w:t xml:space="preserve">preserve an</w:t>
+      </w:r>
+      <w:r>
+        <w:t xml:space="preserve"> </w:t>
+      </w:r>
+      <w:r>
+        <w:t xml:space="preserve">existing absolute expiry (</w:t>
+      </w:r>
+      <w:r>
+        <w:rPr>
+          <w:b/>
+          <w:bCs/>
+        </w:rPr>
+        <w:t xml:space="preserve">F8</w:t>
+      </w:r>
+      <w:r>
+        <w:t xml:space="preserve">). The</w:t>
+      </w:r>
+      <w:r>
+        <w:t xml:space="preserve"> </w:t>
+      </w:r>
+      <w:r>
+        <w:rPr>
+          <w:rStyle w:val="VerbatimChar"/>
+        </w:rPr>
+        <w:t xml:space="preserve">ConditionExpression</w:t>
+      </w:r>
+      <w:r>
+        <w:t xml:space="preserve"> </w:t>
+      </w:r>
+      <w:r>
+        <w:t xml:space="preserve">adds</w:t>
+      </w:r>
+      <w:r>
+        <w:t xml:space="preserve"> </w:t>
+      </w:r>
+      <w:r>
+        <w:rPr>
+          <w:rStyle w:val="VerbatimChar"/>
+        </w:rPr>
+        <w:t xml:space="preserve">attribute_not_exists(ttlExpiry)</w:t>
+      </w:r>
+      <w:r>
+        <w:t xml:space="preserve"> </w:t>
+      </w:r>
+      <w:r>
+        <w:t xml:space="preserve">anyway, so rule 11 holds identically here.</w:t>
       </w:r>
     </w:p>
     <w:p>
@@ -2255,18 +5676,18 @@
           <wp:inline>
             <wp:extent cx="5334000" cy="3547110"/>
             <wp:effectExtent b="0" l="0" r="0" t="0"/>
-            <wp:docPr descr="Rejected PATCH classification workflow" title="" id="22" name="Picture"/>
+            <wp:docPr descr="Rejected PATCH classification workflow" title="" id="31" name="Picture"/>
             <a:graphic>
               <a:graphicData uri="http://schemas.openxmlformats.org/drawingml/2006/picture">
                 <pic:pic>
                   <pic:nvPicPr>
-                    <pic:cNvPr descr="images/patch-rejection-workflow.png" id="23" name="Picture"/>
+                    <pic:cNvPr descr="images/patch-rejection-workflow.png" id="32" name="Picture"/>
                     <pic:cNvPicPr>
                       <a:picLocks noChangeArrowheads="1" noChangeAspect="1"/>
                     </pic:cNvPicPr>
                   </pic:nvPicPr>
                   <pic:blipFill>
-                    <a:blip r:embed="rId21"/>
+                    <a:blip r:embed="rId30"/>
                     <a:stretch>
                       <a:fillRect/>
                     </a:stretch>
@@ -2362,9 +5783,9 @@
         <w:t xml:space="preserve">the pre-write item attached to the failed conditional request.</w:t>
       </w:r>
     </w:p>
-    <w:bookmarkEnd w:id="24"/>
-    <w:bookmarkEnd w:id="25"/>
-    <w:bookmarkStart w:id="26" w:name="Xf0edd262fb3c9fa90096829ed7a722f066d5cdd"/>
+    <w:bookmarkEnd w:id="33"/>
+    <w:bookmarkEnd w:id="34"/>
+    <w:bookmarkStart w:id="35" w:name="Xf0edd262fb3c9fa90096829ed7a722f066d5cdd"/>
     <w:p>
       <w:pPr>
         <w:pStyle w:val="Heading2"/>
@@ -2532,127 +5953,106 @@
           </w:p>
         </w:tc>
       </w:tr>
-      <w:tr>
-        <w:tc>
-          <w:tcPr/>
-          <w:p>
-            <w:pPr>
-              <w:pStyle w:val="Compact"/>
-            </w:pPr>
-            <w:r>
-              <w:rPr>
-                <w:rStyle w:val="VerbatimChar"/>
-              </w:rPr>
-              <w:t xml:space="preserve">EXACT_FRACTIONAL_INCREMENT</w:t>
-            </w:r>
-          </w:p>
-        </w:tc>
-        <w:tc>
-          <w:tcPr/>
-          <w:p>
-            <w:pPr>
-              <w:pStyle w:val="Compact"/>
-            </w:pPr>
-            <w:r>
-              <w:t xml:space="preserve">Unsupported</w:t>
-            </w:r>
-          </w:p>
-        </w:tc>
-        <w:tc>
-          <w:tcPr/>
-          <w:p>
-            <w:pPr>
-              <w:pStyle w:val="Compact"/>
-            </w:pPr>
-            <w:r>
-              <w:t xml:space="preserve">Supported</w:t>
-            </w:r>
-          </w:p>
-        </w:tc>
-        <w:tc>
-          <w:tcPr/>
-          <w:p>
-            <w:pPr>
-              <w:pStyle w:val="Compact"/>
-            </w:pPr>
-            <w:r>
-              <w:t xml:space="preserve">Unsupported</w:t>
-            </w:r>
-          </w:p>
-        </w:tc>
-      </w:tr>
-      <w:tr>
-        <w:tc>
-          <w:tcPr/>
-          <w:p>
-            <w:pPr>
-              <w:pStyle w:val="Compact"/>
-            </w:pPr>
-            <w:r>
-              <w:rPr>
-                <w:rStyle w:val="VerbatimChar"/>
-              </w:rPr>
-              <w:t xml:space="preserve">PATCH_PRESERVES_TTL</w:t>
-            </w:r>
-          </w:p>
-        </w:tc>
-        <w:tc>
-          <w:tcPr/>
-          <w:p>
-            <w:pPr>
-              <w:pStyle w:val="Compact"/>
-            </w:pPr>
-            <w:r>
-              <w:t xml:space="preserve">Unsupported</w:t>
-            </w:r>
-          </w:p>
-        </w:tc>
-        <w:tc>
-          <w:tcPr/>
-          <w:p>
-            <w:pPr>
-              <w:pStyle w:val="Compact"/>
-            </w:pPr>
-            <w:r>
-              <w:t xml:space="preserve">Supported</w:t>
-            </w:r>
-          </w:p>
-        </w:tc>
-        <w:tc>
-          <w:tcPr/>
-          <w:p>
-            <w:pPr>
-              <w:pStyle w:val="Compact"/>
-            </w:pPr>
-            <w:r>
-              <w:t xml:space="preserve">Unsupported</w:t>
-            </w:r>
-          </w:p>
-        </w:tc>
-      </w:tr>
     </w:tbl>
     <w:p>
       <w:pPr>
         <w:pStyle w:val="BodyText"/>
       </w:pPr>
       <w:r>
-        <w:t xml:space="preserve">The arithmetic capability is informational: both supported providers accept</w:t>
-      </w:r>
-      <w:r>
-        <w:t xml:space="preserve"> </w:t>
-      </w:r>
-      <w:r>
-        <w:t xml:space="preserve">portable fractional deltas, but accumulated fractional results may differ.</w:t>
-      </w:r>
-      <w:r>
-        <w:t xml:space="preserve"> </w:t>
-      </w:r>
-      <w:r>
-        <w:t xml:space="preserve">Applications requiring identical totals should use integral minor units.</w:t>
-      </w:r>
-    </w:p>
-    <w:bookmarkEnd w:id="26"/>
-    <w:bookmarkStart w:id="27" w:name="X7fa60c0b7a0a2443da1753ade75710691be70b4"/>
+        <w:t xml:space="preserve">Only two capabilities gate PATCH. Everything else in the contract is the lowest</w:t>
+      </w:r>
+      <w:r>
+        <w:t xml:space="preserve"> </w:t>
+      </w:r>
+      <w:r>
+        <w:t xml:space="preserve">common denominator of the implementing providers, enforced uniformly before</w:t>
+      </w:r>
+      <w:r>
+        <w:t xml:space="preserve"> </w:t>
+      </w:r>
+      <w:r>
+        <w:t xml:space="preserve">dispatch.</w:t>
+      </w:r>
+    </w:p>
+    <w:p>
+      <w:pPr>
+        <w:pStyle w:val="BodyText"/>
+      </w:pPr>
+      <w:r>
+        <w:t xml:space="preserve">That is a deliberate choice. A capability flag is the right tool when a</w:t>
+      </w:r>
+      <w:r>
+        <w:t xml:space="preserve"> </w:t>
+      </w:r>
+      <w:r>
+        <w:t xml:space="preserve">provider genuinely cannot do something — Spanner has no PATCH at all. It is the</w:t>
+      </w:r>
+      <w:r>
+        <w:t xml:space="preserve"> </w:t>
+      </w:r>
+      <w:r>
+        <w:t xml:space="preserve">wrong tool when providers all</w:t>
+      </w:r>
+      <w:r>
+        <w:t xml:space="preserve"> </w:t>
+      </w:r>
+      <w:r>
+        <w:rPr>
+          <w:i/>
+          <w:iCs/>
+        </w:rPr>
+        <w:t xml:space="preserve">can</w:t>
+      </w:r>
+      <w:r>
+        <w:t xml:space="preserve"> </w:t>
+      </w:r>
+      <w:r>
+        <w:t xml:space="preserve">act but would act differently, because the</w:t>
+      </w:r>
+      <w:r>
+        <w:t xml:space="preserve"> </w:t>
+      </w:r>
+      <w:r>
+        <w:t xml:space="preserve">flag would license one portable call to store different data depending on where</w:t>
+      </w:r>
+      <w:r>
+        <w:t xml:space="preserve"> </w:t>
+      </w:r>
+      <w:r>
+        <w:t xml:space="preserve">it ran. Rules 10 and 11 cover exactly those two cases, so they are uniform</w:t>
+      </w:r>
+      <w:r>
+        <w:t xml:space="preserve"> </w:t>
+      </w:r>
+      <w:r>
+        <w:t xml:space="preserve">rejections rather than capabilities.</w:t>
+      </w:r>
+    </w:p>
+    <w:p>
+      <w:pPr>
+        <w:pStyle w:val="BodyText"/>
+      </w:pPr>
+      <w:r>
+        <w:t xml:space="preserve">Applications needing fractional accumulation should use integral minor units</w:t>
+      </w:r>
+      <w:r>
+        <w:t xml:space="preserve"> </w:t>
+      </w:r>
+      <w:r>
+        <w:t xml:space="preserve">(</w:t>
+      </w:r>
+      <w:r>
+        <w:rPr>
+          <w:rStyle w:val="VerbatimChar"/>
+        </w:rPr>
+        <w:t xml:space="preserve">increment("/balanceCents", 20)</w:t>
+      </w:r>
+      <w:r>
+        <w:t xml:space="preserve">), which is exact on both providers.</w:t>
+      </w:r>
+    </w:p>
+    <w:bookmarkEnd w:id="35"/>
+    <w:bookmarkStart w:id="36" w:name="X7fa60c0b7a0a2443da1753ade75710691be70b4"/>
     <w:p>
       <w:pPr>
         <w:pStyle w:val="Heading2"/>
@@ -2739,8 +6139,8 @@
         <w:t xml:space="preserve">request may already have committed.</w:t>
       </w:r>
     </w:p>
-    <w:bookmarkEnd w:id="27"/>
-    <w:bookmarkStart w:id="28" w:name="X1896927e7b0964513706709279d4ccdd404dd70"/>
+    <w:bookmarkEnd w:id="36"/>
+    <w:bookmarkStart w:id="37" w:name="X1896927e7b0964513706709279d4ccdd404dd70"/>
     <w:p>
       <w:pPr>
         <w:pStyle w:val="Heading2"/>
@@ -2959,8 +6359,8 @@
         <w:t xml:space="preserve">and pricing.</w:t>
       </w:r>
     </w:p>
-    <w:bookmarkEnd w:id="28"/>
-    <w:bookmarkStart w:id="29" w:name="X0eee2407343aa6ccf244b2e08470f59cec59b7f"/>
+    <w:bookmarkEnd w:id="37"/>
+    <w:bookmarkStart w:id="38" w:name="X0eee2407343aa6ccf244b2e08470f59cec59b7f"/>
     <w:p>
       <w:pPr>
         <w:pStyle w:val="Heading2"/>
@@ -2981,99 +6381,6 @@
       </w:r>
       <w:r>
         <w:t xml:space="preserve">implementation only needs to:</w:t>
-      </w:r>
-    </w:p>
-    <w:p>
-      <w:pPr>
-        <w:pStyle w:val="Compact"/>
-        <w:numPr>
-          <w:ilvl w:val="0"/>
-          <w:numId w:val="1008"/>
-        </w:numPr>
-      </w:pPr>
-      <w:r>
-        <w:t xml:space="preserve">implement the same SPI method;</w:t>
-      </w:r>
-    </w:p>
-    <w:p>
-      <w:pPr>
-        <w:pStyle w:val="Compact"/>
-        <w:numPr>
-          <w:ilvl w:val="0"/>
-          <w:numId w:val="1008"/>
-        </w:numPr>
-      </w:pPr>
-      <w:r>
-        <w:t xml:space="preserve">satisfy the same error and atomicity contract;</w:t>
-      </w:r>
-    </w:p>
-    <w:p>
-      <w:pPr>
-        <w:pStyle w:val="Compact"/>
-        <w:numPr>
-          <w:ilvl w:val="0"/>
-          <w:numId w:val="1008"/>
-        </w:numPr>
-      </w:pPr>
-      <w:r>
-        <w:t xml:space="preserve">pass the shared conformance suite;</w:t>
-      </w:r>
-    </w:p>
-    <w:p>
-      <w:pPr>
-        <w:pStyle w:val="Compact"/>
-        <w:numPr>
-          <w:ilvl w:val="0"/>
-          <w:numId w:val="1008"/>
-        </w:numPr>
-      </w:pPr>
-      <w:r>
-        <w:t xml:space="preserve">update its capability declarations.</w:t>
-      </w:r>
-    </w:p>
-    <w:p>
-      <w:pPr>
-        <w:pStyle w:val="FirstParagraph"/>
-      </w:pPr>
-      <w:r>
-        <w:t xml:space="preserve">The detailed Spanner proposal is maintained separately on</w:t>
-      </w:r>
-      <w:r>
-        <w:t xml:space="preserve"> </w:t>
-      </w:r>
-      <w:r>
-        <w:rPr>
-          <w:rStyle w:val="VerbatimChar"/>
-        </w:rPr>
-        <w:t xml:space="preserve">spanner/patch</w:t>
-      </w:r>
-      <w:r>
-        <w:t xml:space="preserve"> </w:t>
-      </w:r>
-      <w:r>
-        <w:t xml:space="preserve">in</w:t>
-      </w:r>
-      <w:r>
-        <w:t xml:space="preserve"> </w:t>
-      </w:r>
-      <w:r>
-        <w:rPr>
-          <w:rStyle w:val="VerbatimChar"/>
-        </w:rPr>
-        <w:t xml:space="preserve">specs/002-patch-api/spanner-design.md</w:t>
-      </w:r>
-      <w:r>
-        <w:t xml:space="preserve">.</w:t>
-      </w:r>
-    </w:p>
-    <w:bookmarkEnd w:id="29"/>
-    <w:bookmarkStart w:id="30" w:name="X44053ebe33c720621d75098c1084c63186c80a6"/>
-    <w:p>
-      <w:pPr>
-        <w:pStyle w:val="Heading2"/>
-      </w:pPr>
-      <w:r>
-        <w:t xml:space="preserve">9. References</w:t>
       </w:r>
     </w:p>
     <w:p>
@@ -3085,19 +6392,7 @@
         </w:numPr>
       </w:pPr>
       <w:r>
-        <w:t xml:space="preserve">Requirements:</w:t>
-      </w:r>
-      <w:r>
-        <w:t xml:space="preserve"> </w:t>
-      </w:r>
-      <w:r>
-        <w:rPr>
-          <w:rStyle w:val="VerbatimChar"/>
-        </w:rPr>
-        <w:t xml:space="preserve">specs/001-clouddb-sdk/spec.md</w:t>
-      </w:r>
-      <w:r>
-        <w:t xml:space="preserve">, FR-181 through FR-192</w:t>
+        <w:t xml:space="preserve">implement the same SPI method;</w:t>
       </w:r>
     </w:p>
     <w:p>
@@ -3109,16 +6404,7 @@
         </w:numPr>
       </w:pPr>
       <w:r>
-        <w:t xml:space="preserve">Planning decisions:</w:t>
-      </w:r>
-      <w:r>
-        <w:t xml:space="preserve"> </w:t>
-      </w:r>
-      <w:r>
-        <w:rPr>
-          <w:rStyle w:val="VerbatimChar"/>
-        </w:rPr>
-        <w:t xml:space="preserve">specs/001-clouddb-sdk/plan.md</w:t>
+        <w:t xml:space="preserve">satisfy the same error and atomicity contract;</w:t>
       </w:r>
     </w:p>
     <w:p>
@@ -3130,16 +6416,7 @@
         </w:numPr>
       </w:pPr>
       <w:r>
-        <w:t xml:space="preserve">User guidance:</w:t>
-      </w:r>
-      <w:r>
-        <w:t xml:space="preserve"> </w:t>
-      </w:r>
-      <w:r>
-        <w:rPr>
-          <w:rStyle w:val="VerbatimChar"/>
-        </w:rPr>
-        <w:t xml:space="preserve">docs/guide.md</w:t>
+        <w:t xml:space="preserve">pass the shared conformance suite;</w:t>
       </w:r>
     </w:p>
     <w:p>
@@ -3151,7 +6428,15 @@
         </w:numPr>
       </w:pPr>
       <w:r>
-        <w:t xml:space="preserve">Compatibility matrix:</w:t>
+        <w:t xml:space="preserve">update its capability declarations.</w:t>
+      </w:r>
+    </w:p>
+    <w:p>
+      <w:pPr>
+        <w:pStyle w:val="FirstParagraph"/>
+      </w:pPr>
+      <w:r>
+        <w:t xml:space="preserve">The detailed Spanner proposal is maintained separately on</w:t>
       </w:r>
       <w:r>
         <w:t xml:space="preserve"> </w:t>
@@ -3160,7 +6445,35 @@
         <w:rPr>
           <w:rStyle w:val="VerbatimChar"/>
         </w:rPr>
-        <w:t xml:space="preserve">docs/compatibility.md</w:t>
+        <w:t xml:space="preserve">spanner/patch</w:t>
+      </w:r>
+      <w:r>
+        <w:t xml:space="preserve"> </w:t>
+      </w:r>
+      <w:r>
+        <w:t xml:space="preserve">in</w:t>
+      </w:r>
+      <w:r>
+        <w:t xml:space="preserve"> </w:t>
+      </w:r>
+      <w:r>
+        <w:rPr>
+          <w:rStyle w:val="VerbatimChar"/>
+        </w:rPr>
+        <w:t xml:space="preserve">specs/002-patch-api/spanner-design.md</w:t>
+      </w:r>
+      <w:r>
+        <w:t xml:space="preserve">.</w:t>
+      </w:r>
+    </w:p>
+    <w:bookmarkEnd w:id="38"/>
+    <w:bookmarkStart w:id="39" w:name="X44053ebe33c720621d75098c1084c63186c80a6"/>
+    <w:p>
+      <w:pPr>
+        <w:pStyle w:val="Heading2"/>
+      </w:pPr>
+      <w:r>
+        <w:t xml:space="preserve">9. References</w:t>
       </w:r>
     </w:p>
     <w:p>
@@ -3168,11 +6481,11 @@
         <w:pStyle w:val="Compact"/>
         <w:numPr>
           <w:ilvl w:val="0"/>
-          <w:numId w:val="1009"/>
+          <w:numId w:val="1010"/>
         </w:numPr>
       </w:pPr>
       <w:r>
-        <w:t xml:space="preserve">Shared tests:</w:t>
+        <w:t xml:space="preserve">Requirements:</w:t>
       </w:r>
       <w:r>
         <w:t xml:space="preserve"> </w:t>
@@ -3181,7 +6494,10 @@
         <w:rPr>
           <w:rStyle w:val="VerbatimChar"/>
         </w:rPr>
-        <w:t xml:space="preserve">multiclouddb-conformance/.../us28/PatchConformanceTest.java</w:t>
+        <w:t xml:space="preserve">specs/001-clouddb-sdk/spec.md</w:t>
+      </w:r>
+      <w:r>
+        <w:t xml:space="preserve">, FR-181 through FR-192</w:t>
       </w:r>
     </w:p>
     <w:p>
@@ -3189,11 +6505,11 @@
         <w:pStyle w:val="Compact"/>
         <w:numPr>
           <w:ilvl w:val="0"/>
-          <w:numId w:val="1009"/>
+          <w:numId w:val="1010"/>
         </w:numPr>
       </w:pPr>
       <w:r>
-        <w:t xml:space="preserve">Cosmos implementation:</w:t>
+        <w:t xml:space="preserve">Planning decisions:</w:t>
       </w:r>
       <w:r>
         <w:t xml:space="preserve"> </w:t>
@@ -3202,7 +6518,7 @@
         <w:rPr>
           <w:rStyle w:val="VerbatimChar"/>
         </w:rPr>
-        <w:t xml:space="preserve">multiclouddb-provider-cosmos/.../CosmosProviderClient.java</w:t>
+        <w:t xml:space="preserve">specs/001-clouddb-sdk/plan.md</w:t>
       </w:r>
     </w:p>
     <w:p>
@@ -3210,10 +6526,94 @@
         <w:pStyle w:val="Compact"/>
         <w:numPr>
           <w:ilvl w:val="0"/>
-          <w:numId w:val="1009"/>
+          <w:numId w:val="1010"/>
         </w:numPr>
       </w:pPr>
       <w:r>
+        <w:t xml:space="preserve">User guidance:</w:t>
+      </w:r>
+      <w:r>
+        <w:t xml:space="preserve"> </w:t>
+      </w:r>
+      <w:r>
+        <w:rPr>
+          <w:rStyle w:val="VerbatimChar"/>
+        </w:rPr>
+        <w:t xml:space="preserve">docs/guide.md</w:t>
+      </w:r>
+    </w:p>
+    <w:p>
+      <w:pPr>
+        <w:pStyle w:val="Compact"/>
+        <w:numPr>
+          <w:ilvl w:val="0"/>
+          <w:numId w:val="1010"/>
+        </w:numPr>
+      </w:pPr>
+      <w:r>
+        <w:t xml:space="preserve">Compatibility matrix:</w:t>
+      </w:r>
+      <w:r>
+        <w:t xml:space="preserve"> </w:t>
+      </w:r>
+      <w:r>
+        <w:rPr>
+          <w:rStyle w:val="VerbatimChar"/>
+        </w:rPr>
+        <w:t xml:space="preserve">docs/compatibility.md</w:t>
+      </w:r>
+    </w:p>
+    <w:p>
+      <w:pPr>
+        <w:pStyle w:val="Compact"/>
+        <w:numPr>
+          <w:ilvl w:val="0"/>
+          <w:numId w:val="1010"/>
+        </w:numPr>
+      </w:pPr>
+      <w:r>
+        <w:t xml:space="preserve">Shared tests:</w:t>
+      </w:r>
+      <w:r>
+        <w:t xml:space="preserve"> </w:t>
+      </w:r>
+      <w:r>
+        <w:rPr>
+          <w:rStyle w:val="VerbatimChar"/>
+        </w:rPr>
+        <w:t xml:space="preserve">multiclouddb-conformance/.../us28/PatchConformanceTest.java</w:t>
+      </w:r>
+    </w:p>
+    <w:p>
+      <w:pPr>
+        <w:pStyle w:val="Compact"/>
+        <w:numPr>
+          <w:ilvl w:val="0"/>
+          <w:numId w:val="1010"/>
+        </w:numPr>
+      </w:pPr>
+      <w:r>
+        <w:t xml:space="preserve">Cosmos implementation:</w:t>
+      </w:r>
+      <w:r>
+        <w:t xml:space="preserve"> </w:t>
+      </w:r>
+      <w:r>
+        <w:rPr>
+          <w:rStyle w:val="VerbatimChar"/>
+        </w:rPr>
+        <w:t xml:space="preserve">multiclouddb-provider-cosmos/.../CosmosProviderClient.java</w:t>
+      </w:r>
+    </w:p>
+    <w:p>
+      <w:pPr>
+        <w:pStyle w:val="Compact"/>
+        <w:numPr>
+          <w:ilvl w:val="0"/>
+          <w:numId w:val="1010"/>
+        </w:numPr>
+      </w:pPr>
+      <w:r>
         <w:t xml:space="preserve">DynamoDB implementation:</w:t>
       </w:r>
       <w:r>
@@ -3226,8 +6626,8 @@
         <w:t xml:space="preserve">multiclouddb-provider-dynamo/.../DynamoProviderClient.java</w:t>
       </w:r>
     </w:p>
-    <w:bookmarkEnd w:id="30"/>
-    <w:bookmarkEnd w:id="31"/>
+    <w:bookmarkEnd w:id="39"/>
+    <w:bookmarkEnd w:id="40"/>
     <w:sectPr>
       <w:footnotePr>
         <w:numRestart w:val="eachSect"/>
@@ -3338,6 +6738,91 @@
       </w:pPr>
     </w:lvl>
   </w:abstractNum>
+  <w:abstractNum w:abstractNumId="99411">
+    <w:nsid w:val="00A99411"/>
+    <w:multiLevelType w:val="multilevel"/>
+    <w:lvl w:ilvl="0">
+      <w:start w:val="1"/>
+      <w:numFmt w:val="decimal"/>
+      <w:lvlText w:val="%1."/>
+      <w:lvlJc w:val="left"/>
+      <w:pPr>
+        <w:ind w:left="720" w:hanging="360"/>
+      </w:pPr>
+    </w:lvl>
+    <w:lvl w:ilvl="1">
+      <w:start w:val="1"/>
+      <w:numFmt w:val="decimal"/>
+      <w:lvlText w:val="%2."/>
+      <w:lvlJc w:val="left"/>
+      <w:pPr>
+        <w:ind w:left="1440" w:hanging="360"/>
+      </w:pPr>
+    </w:lvl>
+    <w:lvl w:ilvl="2">
+      <w:start w:val="1"/>
+      <w:numFmt w:val="decimal"/>
+      <w:lvlText w:val="%3."/>
+      <w:lvlJc w:val="left"/>
+      <w:pPr>
+        <w:ind w:left="2160" w:hanging="360"/>
+      </w:pPr>
+    </w:lvl>
+    <w:lvl w:ilvl="3">
+      <w:start w:val="1"/>
+      <w:numFmt w:val="decimal"/>
+      <w:lvlText w:val="%4."/>
+      <w:lvlJc w:val="left"/>
+      <w:pPr>
+        <w:ind w:left="2880" w:hanging="360"/>
+      </w:pPr>
+    </w:lvl>
+    <w:lvl w:ilvl="4">
+      <w:start w:val="1"/>
+      <w:numFmt w:val="decimal"/>
+      <w:lvlText w:val="%5."/>
+      <w:lvlJc w:val="left"/>
+      <w:pPr>
+        <w:ind w:left="3600" w:hanging="360"/>
+      </w:pPr>
+    </w:lvl>
+    <w:lvl w:ilvl="5">
+      <w:start w:val="1"/>
+      <w:numFmt w:val="decimal"/>
+      <w:lvlText w:val="%6."/>
+      <w:lvlJc w:val="left"/>
+      <w:pPr>
+        <w:ind w:left="4320" w:hanging="360"/>
+      </w:pPr>
+    </w:lvl>
+    <w:lvl w:ilvl="6">
+      <w:start w:val="1"/>
+      <w:numFmt w:val="decimal"/>
+      <w:lvlText w:val="%7."/>
+      <w:lvlJc w:val="left"/>
+      <w:pPr>
+        <w:ind w:left="5040" w:hanging="360"/>
+      </w:pPr>
+    </w:lvl>
+    <w:lvl w:ilvl="7">
+      <w:start w:val="1"/>
+      <w:numFmt w:val="decimal"/>
+      <w:lvlText w:val="%8."/>
+      <w:lvlJc w:val="left"/>
+      <w:pPr>
+        <w:ind w:left="5760" w:hanging="360"/>
+      </w:pPr>
+    </w:lvl>
+    <w:lvl w:ilvl="8">
+      <w:start w:val="1"/>
+      <w:numFmt w:val="decimal"/>
+      <w:lvlText w:val="%9."/>
+      <w:lvlJc w:val="left"/>
+      <w:pPr>
+        <w:ind w:left="6480" w:hanging="360"/>
+      </w:pPr>
+    </w:lvl>
+  </w:abstractNum>
   <w:abstractNum w:abstractNumId="991">
     <w:nsid w:val="0000A991"/>
     <w:multiLevelType w:val="multilevel"/>
@@ -3441,98 +6926,10 @@
       </w:rPr>
     </w:lvl>
   </w:abstractNum>
-  <w:abstractNum w:abstractNumId="99411">
-    <w:nsid w:val="00A99411"/>
-    <w:multiLevelType w:val="multilevel"/>
-    <w:lvl w:ilvl="0">
-      <w:start w:val="1"/>
-      <w:numFmt w:val="decimal"/>
-      <w:lvlText w:val="%1."/>
-      <w:lvlJc w:val="left"/>
-      <w:pPr>
-        <w:ind w:left="720" w:hanging="360"/>
-      </w:pPr>
-    </w:lvl>
-    <w:lvl w:ilvl="1">
-      <w:start w:val="1"/>
-      <w:numFmt w:val="decimal"/>
-      <w:lvlText w:val="%2."/>
-      <w:lvlJc w:val="left"/>
-      <w:pPr>
-        <w:ind w:left="1440" w:hanging="360"/>
-      </w:pPr>
-    </w:lvl>
-    <w:lvl w:ilvl="2">
-      <w:start w:val="1"/>
-      <w:numFmt w:val="decimal"/>
-      <w:lvlText w:val="%3."/>
-      <w:lvlJc w:val="left"/>
-      <w:pPr>
-        <w:ind w:left="2160" w:hanging="360"/>
-      </w:pPr>
-    </w:lvl>
-    <w:lvl w:ilvl="3">
-      <w:start w:val="1"/>
-      <w:numFmt w:val="decimal"/>
-      <w:lvlText w:val="%4."/>
-      <w:lvlJc w:val="left"/>
-      <w:pPr>
-        <w:ind w:left="2880" w:hanging="360"/>
-      </w:pPr>
-    </w:lvl>
-    <w:lvl w:ilvl="4">
-      <w:start w:val="1"/>
-      <w:numFmt w:val="decimal"/>
-      <w:lvlText w:val="%5."/>
-      <w:lvlJc w:val="left"/>
-      <w:pPr>
-        <w:ind w:left="3600" w:hanging="360"/>
-      </w:pPr>
-    </w:lvl>
-    <w:lvl w:ilvl="5">
-      <w:start w:val="1"/>
-      <w:numFmt w:val="decimal"/>
-      <w:lvlText w:val="%6."/>
-      <w:lvlJc w:val="left"/>
-      <w:pPr>
-        <w:ind w:left="4320" w:hanging="360"/>
-      </w:pPr>
-    </w:lvl>
-    <w:lvl w:ilvl="6">
-      <w:start w:val="1"/>
-      <w:numFmt w:val="decimal"/>
-      <w:lvlText w:val="%7."/>
-      <w:lvlJc w:val="left"/>
-      <w:pPr>
-        <w:ind w:left="5040" w:hanging="360"/>
-      </w:pPr>
-    </w:lvl>
-    <w:lvl w:ilvl="7">
-      <w:start w:val="1"/>
-      <w:numFmt w:val="decimal"/>
-      <w:lvlText w:val="%8."/>
-      <w:lvlJc w:val="left"/>
-      <w:pPr>
-        <w:ind w:left="5760" w:hanging="360"/>
-      </w:pPr>
-    </w:lvl>
-    <w:lvl w:ilvl="8">
-      <w:start w:val="1"/>
-      <w:numFmt w:val="decimal"/>
-      <w:lvlText w:val="%9."/>
-      <w:lvlJc w:val="left"/>
-      <w:pPr>
-        <w:ind w:left="6480" w:hanging="360"/>
-      </w:pPr>
-    </w:lvl>
-  </w:abstractNum>
   <w:num w:numId="1000">
     <w:abstractNumId w:val="990"/>
   </w:num>
   <w:num w:numId="1001">
-    <w:abstractNumId w:val="991"/>
-  </w:num>
-  <w:num w:numId="1002">
     <w:abstractNumId w:val="99411"/>
     <w:lvlOverride w:ilvl="0">
       <w:startOverride w:val="1"/>
@@ -3562,13 +6959,10 @@
       <w:startOverride w:val="1"/>
     </w:lvlOverride>
   </w:num>
-  <w:num w:numId="1003">
+  <w:num w:numId="1002">
     <w:abstractNumId w:val="991"/>
   </w:num>
-  <w:num w:numId="1004">
-    <w:abstractNumId w:val="991"/>
-  </w:num>
-  <w:num w:numId="1005">
+  <w:num w:numId="1003">
     <w:abstractNumId w:val="99411"/>
     <w:lvlOverride w:ilvl="0">
       <w:startOverride w:val="1"/>
@@ -3598,13 +6992,13 @@
       <w:startOverride w:val="1"/>
     </w:lvlOverride>
   </w:num>
-  <w:num w:numId="1006">
+  <w:num w:numId="1004">
     <w:abstractNumId w:val="991"/>
   </w:num>
-  <w:num w:numId="1007">
+  <w:num w:numId="1005">
     <w:abstractNumId w:val="991"/>
   </w:num>
-  <w:num w:numId="1008">
+  <w:num w:numId="1006">
     <w:abstractNumId w:val="99411"/>
     <w:lvlOverride w:ilvl="0">
       <w:startOverride w:val="1"/>
@@ -3634,7 +7028,43 @@
       <w:startOverride w:val="1"/>
     </w:lvlOverride>
   </w:num>
+  <w:num w:numId="1007">
+    <w:abstractNumId w:val="991"/>
+  </w:num>
+  <w:num w:numId="1008">
+    <w:abstractNumId w:val="991"/>
+  </w:num>
   <w:num w:numId="1009">
+    <w:abstractNumId w:val="99411"/>
+    <w:lvlOverride w:ilvl="0">
+      <w:startOverride w:val="1"/>
+    </w:lvlOverride>
+    <w:lvlOverride w:ilvl="1">
+      <w:startOverride w:val="1"/>
+    </w:lvlOverride>
+    <w:lvlOverride w:ilvl="2">
+      <w:startOverride w:val="1"/>
+    </w:lvlOverride>
+    <w:lvlOverride w:ilvl="3">
+      <w:startOverride w:val="1"/>
+    </w:lvlOverride>
+    <w:lvlOverride w:ilvl="4">
+      <w:startOverride w:val="1"/>
+    </w:lvlOverride>
+    <w:lvlOverride w:ilvl="5">
+      <w:startOverride w:val="1"/>
+    </w:lvlOverride>
+    <w:lvlOverride w:ilvl="6">
+      <w:startOverride w:val="1"/>
+    </w:lvlOverride>
+    <w:lvlOverride w:ilvl="7">
+      <w:startOverride w:val="1"/>
+    </w:lvlOverride>
+    <w:lvlOverride w:ilvl="8">
+      <w:startOverride w:val="1"/>
+    </w:lvlOverride>
+  </w:num>
+  <w:num w:numId="1010">
     <w:abstractNumId w:val="991"/>
   </w:num>
 </w:numbering>
